--- a/downloads/teacher/bridge-week-06.docx
+++ b/downloads/teacher/bridge-week-06.docx
@@ -2246,6 +2246,396 @@
         <w:t>For Python readiness before the Responsible Plant Classifier, retain a trace of the values, the predicted outputs and the changed-case explanation. Use actual Python 3 results to check the prediction after reasoning first.</w:t>
       </w:r>
     </w:p>
+    <w:p>
+      <w:pPr>
+        <w:pStyle w:val="Heading1"/>
+      </w:pPr>
+      <w:r>
+        <w:t>07. Prepare, teach and assess</w:t>
+      </w:r>
+    </w:p>
+    <w:p>
+      <w:r>
+        <w:t>Teaching target: Trace variable values before and after each loop iteration</w:t>
+      </w:r>
+    </w:p>
+    <w:p>
+      <w:r>
+        <w:t>Prepare the labelled worked-case picture, the matching workbook, fictional input cards and a place for individual responses. Check a local Python 3 environment before class; have a paper-trace version ready.</w:t>
+      </w:r>
+    </w:p>
+    <w:tbl>
+      <w:tblPr>
+        <w:tblStyle w:val="LightShading-Accent1"/>
+        <w:tblW w:type="auto" w:w="0"/>
+        <w:tblLook w:firstColumn="1" w:firstRow="1" w:lastColumn="0" w:lastRow="0" w:noHBand="0" w:noVBand="1" w:val="04A0"/>
+      </w:tblPr>
+      <w:tblGrid>
+        <w:gridCol w:w="3408"/>
+        <w:gridCol w:w="3408"/>
+        <w:gridCol w:w="3408"/>
+      </w:tblGrid>
+      <w:tr>
+        <w:trPr>
+          <w:tblHeader/>
+        </w:trPr>
+        <w:tc>
+          <w:tcPr>
+            <w:tcW w:type="dxa" w:w="3408"/>
+          </w:tcPr>
+          <w:p>
+            <w:r>
+              <w:t>Session</w:t>
+            </w:r>
+          </w:p>
+        </w:tc>
+        <w:tc>
+          <w:tcPr>
+            <w:tcW w:type="dxa" w:w="3408"/>
+          </w:tcPr>
+          <w:p>
+            <w:r>
+              <w:t>Plan</w:t>
+            </w:r>
+          </w:p>
+        </w:tc>
+        <w:tc>
+          <w:tcPr>
+            <w:tcW w:type="dxa" w:w="3408"/>
+          </w:tcPr>
+          <w:p>
+            <w:r>
+              <w:t>Resources</w:t>
+            </w:r>
+          </w:p>
+        </w:tc>
+      </w:tr>
+      <w:tr>
+        <w:tc>
+          <w:tcPr>
+            <w:tcW w:type="dxa" w:w="3408"/>
+          </w:tcPr>
+          <w:p>
+            <w:r>
+              <w:t>Session 1 · Understand · 45 min</w:t>
+            </w:r>
+          </w:p>
+        </w:tc>
+        <w:tc>
+          <w:tcPr>
+            <w:tcW w:type="dxa" w:w="3408"/>
+          </w:tcPr>
+          <w:p>
+            <w:r>
+              <w:t>0–7: recall and prerequisite; 7–15: inspect the concrete case and predict; 15–30: teacher models the worked trace; 30–40: learners explain a step using the text and visual; 40–45: check the core idea.</w:t>
+            </w:r>
+          </w:p>
+        </w:tc>
+        <w:tc>
+          <w:tcPr>
+            <w:tcW w:type="dxa" w:w="3408"/>
+          </w:tcPr>
+          <w:p>
+            <w:r>
+              <w:t>Sections 1–6; record the brief recall in the workbook.</w:t>
+            </w:r>
+          </w:p>
+        </w:tc>
+      </w:tr>
+      <w:tr>
+        <w:tc>
+          <w:tcPr>
+            <w:tcW w:type="dxa" w:w="3408"/>
+          </w:tcPr>
+          <w:p>
+            <w:r>
+              <w:t>Session 2 · Practise · 45 min</w:t>
+            </w:r>
+          </w:p>
+        </w:tc>
+        <w:tc>
+          <w:tcPr>
+            <w:tcW w:type="dxa" w:w="3408"/>
+          </w:tcPr>
+          <w:p>
+            <w:r>
+              <w:t>0–5: retrieve the procedure; 5–15: W2 completion practice; 15–23: explain and check with a partner; 23–30: each learner answers the misconception check; 30–40: targeted reteaching or a harder variation; 40–45: prepare the investigation.</w:t>
+            </w:r>
+          </w:p>
+        </w:tc>
+        <w:tc>
+          <w:tcPr>
+            <w:tcW w:type="dxa" w:w="3408"/>
+          </w:tcPr>
+          <w:p>
+            <w:r>
+              <w:t>Sections 7–10; use the matching workbook W2 and misconception check.</w:t>
+            </w:r>
+          </w:p>
+        </w:tc>
+      </w:tr>
+      <w:tr>
+        <w:tc>
+          <w:tcPr>
+            <w:tcW w:type="dxa" w:w="3408"/>
+          </w:tcPr>
+          <w:p>
+            <w:r>
+              <w:t>Session 3 · Investigate and transfer · 45 min</w:t>
+            </w:r>
+          </w:p>
+        </w:tc>
+        <w:tc>
+          <w:tcPr>
+            <w:tcW w:type="dxa" w:w="3408"/>
+          </w:tcPr>
+          <w:p>
+            <w:r>
+              <w:t>0–5: retrieve the decision rule; 5–20: investigate or trace; 20–30: start the independent case; 30–38: connect the project; 38–43: act on feedback; 43–45: plan the return check.</w:t>
+            </w:r>
+          </w:p>
+        </w:tc>
+        <w:tc>
+          <w:tcPr>
+            <w:tcW w:type="dxa" w:w="3408"/>
+          </w:tcPr>
+          <w:p>
+            <w:r>
+              <w:t>Sections 9 and 11–14. Give extra time to finish the full task set; use Section 15 when the week includes a coding lab.</w:t>
+            </w:r>
+          </w:p>
+        </w:tc>
+      </w:tr>
+    </w:tbl>
+    <w:p>
+      <w:r>
+        <w:t>Before class, solve the supported practice: Copy the worked script. Change the range to range(2, 5). Record turn, total before and total after each iteration. Predict the single output, then run and compare.</w:t>
+      </w:r>
+    </w:p>
+    <w:p>
+      <w:r>
+        <w:t>Reasoned practice answer: Rows are 2 / 0 / 2, 3 / 2 / 5, 4 / 5 / 9. Final output 9. Keep the observed result distinct from the prediction.</w:t>
+      </w:r>
+    </w:p>
+    <w:p>
+      <w:r>
+        <w:t>Check every learner before discussion: Use the worked case for Loops and trace tables. Proposed explanation: “The stop value is included”. Decide whether this explanation is supported. Point to the step or supplied fact that decides; explain your repair if needed.</w:t>
+      </w:r>
+    </w:p>
+    <w:p>
+      <w:r>
+        <w:t>Misconception repair: List the supplied values before tracing; range(1, 4) excludes 4.</w:t>
+      </w:r>
+    </w:p>
+    <w:p>
+      <w:r>
+        <w:t>Support: read the exact case aloud, enlarge the labelled picture, supply input cards and model only the first deciding step. Accept a spoken explanation or drawing; retain the reasoning goal.</w:t>
+      </w:r>
+    </w:p>
+    <w:p>
+      <w:r>
+        <w:t>Extension: Replace range(1,5) with range(1,1). Require a prediction and a reason before comparing. Expected result: No values are visited and the final output is 0. Reason: The accumulator starts at zero and an empty loop never changes it.</w:t>
+      </w:r>
+    </w:p>
+    <w:p>
+      <w:r>
+        <w:t>Independent assessment: withhold the reserved answer until the learner has attempted the new case. Record support separately from correctness.</w:t>
+      </w:r>
+    </w:p>
+    <w:tbl>
+      <w:tblPr>
+        <w:tblStyle w:val="LightShading-Accent1"/>
+        <w:tblW w:type="auto" w:w="0"/>
+        <w:tblLook w:firstColumn="1" w:firstRow="1" w:lastColumn="0" w:lastRow="0" w:noHBand="0" w:noVBand="1" w:val="04A0"/>
+      </w:tblPr>
+      <w:tblGrid>
+        <w:gridCol w:w="2556"/>
+        <w:gridCol w:w="2556"/>
+        <w:gridCol w:w="2556"/>
+        <w:gridCol w:w="2556"/>
+      </w:tblGrid>
+      <w:tr>
+        <w:trPr>
+          <w:tblHeader/>
+        </w:trPr>
+        <w:tc>
+          <w:tcPr>
+            <w:tcW w:type="dxa" w:w="2556"/>
+          </w:tcPr>
+          <w:p>
+            <w:r>
+              <w:t>Criterion</w:t>
+            </w:r>
+          </w:p>
+        </w:tc>
+        <w:tc>
+          <w:tcPr>
+            <w:tcW w:type="dxa" w:w="2556"/>
+          </w:tcPr>
+          <w:p>
+            <w:r>
+              <w:t>Not yet</w:t>
+            </w:r>
+          </w:p>
+        </w:tc>
+        <w:tc>
+          <w:tcPr>
+            <w:tcW w:type="dxa" w:w="2556"/>
+          </w:tcPr>
+          <w:p>
+            <w:r>
+              <w:t>With support</w:t>
+            </w:r>
+          </w:p>
+        </w:tc>
+        <w:tc>
+          <w:tcPr>
+            <w:tcW w:type="dxa" w:w="2556"/>
+          </w:tcPr>
+          <w:p>
+            <w:r>
+              <w:t>Independent</w:t>
+            </w:r>
+          </w:p>
+        </w:tc>
+      </w:tr>
+      <w:tr>
+        <w:tc>
+          <w:tcPr>
+            <w:tcW w:type="dxa" w:w="2556"/>
+          </w:tcPr>
+          <w:p>
+            <w:r>
+              <w:t>Explanation</w:t>
+            </w:r>
+          </w:p>
+        </w:tc>
+        <w:tc>
+          <w:tcPr>
+            <w:tcW w:type="dxa" w:w="2556"/>
+          </w:tcPr>
+          <w:p>
+            <w:r>
+              <w:t>Names an answer without a deciding fact</w:t>
+            </w:r>
+          </w:p>
+        </w:tc>
+        <w:tc>
+          <w:tcPr>
+            <w:tcW w:type="dxa" w:w="2556"/>
+          </w:tcPr>
+          <w:p>
+            <w:r>
+              <w:t>Uses a hint to link fact and decision</w:t>
+            </w:r>
+          </w:p>
+        </w:tc>
+        <w:tc>
+          <w:tcPr>
+            <w:tcW w:type="dxa" w:w="2556"/>
+          </w:tcPr>
+          <w:p>
+            <w:r>
+              <w:t>Explains the deciding fact in own words</w:t>
+            </w:r>
+          </w:p>
+        </w:tc>
+      </w:tr>
+      <w:tr>
+        <w:tc>
+          <w:tcPr>
+            <w:tcW w:type="dxa" w:w="2556"/>
+          </w:tcPr>
+          <w:p>
+            <w:r>
+              <w:t>Trace or test</w:t>
+            </w:r>
+          </w:p>
+        </w:tc>
+        <w:tc>
+          <w:tcPr>
+            <w:tcW w:type="dxa" w:w="2556"/>
+          </w:tcPr>
+          <w:p>
+            <w:r>
+              <w:t>Cannot connect input and result</w:t>
+            </w:r>
+          </w:p>
+        </w:tc>
+        <w:tc>
+          <w:tcPr>
+            <w:tcW w:type="dxa" w:w="2556"/>
+          </w:tcPr>
+          <w:p>
+            <w:r>
+              <w:t>Completes steps with prompts</w:t>
+            </w:r>
+          </w:p>
+        </w:tc>
+        <w:tc>
+          <w:tcPr>
+            <w:tcW w:type="dxa" w:w="2556"/>
+          </w:tcPr>
+          <w:p>
+            <w:r>
+              <w:t>Traces or tests a changed case accurately</w:t>
+            </w:r>
+          </w:p>
+        </w:tc>
+      </w:tr>
+      <w:tr>
+        <w:tc>
+          <w:tcPr>
+            <w:tcW w:type="dxa" w:w="2556"/>
+          </w:tcPr>
+          <w:p>
+            <w:r>
+              <w:t>Limits and revision</w:t>
+            </w:r>
+          </w:p>
+        </w:tc>
+        <w:tc>
+          <w:tcPr>
+            <w:tcW w:type="dxa" w:w="2556"/>
+          </w:tcPr>
+          <w:p>
+            <w:r>
+              <w:t>Claims more than evidence supports</w:t>
+            </w:r>
+          </w:p>
+        </w:tc>
+        <w:tc>
+          <w:tcPr>
+            <w:tcW w:type="dxa" w:w="2556"/>
+          </w:tcPr>
+          <w:p>
+            <w:r>
+              <w:t>Names a limit after a prompt</w:t>
+            </w:r>
+          </w:p>
+        </w:tc>
+        <w:tc>
+          <w:tcPr>
+            <w:tcW w:type="dxa" w:w="2556"/>
+          </w:tcPr>
+          <w:p>
+            <w:r>
+              <w:t>States a defensible limit and useful next test</w:t>
+            </w:r>
+          </w:p>
+        </w:tc>
+      </w:tr>
+    </w:tbl>
+    <w:p>
+      <w:r>
+        <w:t>Project checkpoint: Python readiness portfolio. Keep runnable code, predictions, actual outputs, one repaired error and an explanation of a function on changed inputs.</w:t>
+      </w:r>
+    </w:p>
+    <w:p>
+      <w:r>
+        <w:t>Use the weekly teacher answer for topic-specific reasoning. A saved progress tick is an activity record; judge mastery from the learner’s explanation and evidence.</w:t>
+      </w:r>
+    </w:p>
     <w:sectPr>
       <w:pgSz w:w="12240" w:h="15840"/>
       <w:pgMar w:top="936" w:right="1008" w:bottom="936" w:left="1008" w:header="720" w:footer="720" w:gutter="0"/>

--- a/downloads/teacher/bridge-week-06.docx
+++ b/downloads/teacher/bridge-week-06.docx
@@ -2636,6 +2636,39 @@
         <w:t>Use the weekly teacher answer for topic-specific reasoning. A saved progress tick is an activity record; judge mastery from the learner’s explanation and evidence.</w:t>
       </w:r>
     </w:p>
+    <w:p>
+      <w:pPr>
+        <w:pStyle w:val="Heading1"/>
+      </w:pPr>
+      <w:r>
+        <w:t>08. Use feedback, labs and repair paths</w:t>
+      </w:r>
+    </w:p>
+    <w:p>
+      <w:r>
+        <w:t>Use the two formative questions as supported practice, not as independent mastery scores. Discuss the deciding evidence rather than accepting a guessed selection.</w:t>
+      </w:r>
+    </w:p>
+    <w:p>
+      <w:r>
+        <w:t>The feedback comes from the reviewed public worked case. Do not reveal the separately reserved independent teacher answer until the learner has attempted that case.</w:t>
+      </w:r>
+    </w:p>
+    <w:p>
+      <w:r>
+        <w:t>Ask students to predict before running code. Preserve errors and actual outputs; collect a changed test and an explanation. The branch-boundary and indexing lessons deliberately include failure cases.</w:t>
+      </w:r>
+    </w:p>
+    <w:p>
+      <w:r>
+        <w:t>Use the earlier worked-explanation links to address a specific missing building block, then return to the current question. Adapt this suggestion after observing the learner; it is not an automatic diagnosis.</w:t>
+      </w:r>
+    </w:p>
+    <w:p>
+      <w:r>
+        <w:t>Collect the completed-work portfolio as evidence. Record support separately from correctness, and assess explanation, trace/test and limitations. Progress ticks and quiz selections alone do not establish mastery.</w:t>
+      </w:r>
+    </w:p>
     <w:sectPr>
       <w:pgSz w:w="12240" w:h="15840"/>
       <w:pgMar w:top="936" w:right="1008" w:bottom="936" w:left="1008" w:header="720" w:footer="720" w:gutter="0"/>

--- a/downloads/teacher/bridge-week-06.docx
+++ b/downloads/teacher/bridge-week-06.docx
@@ -29,16 +29,45 @@
       </w:r>
     </w:p>
     <w:p>
-      <w:pPr>
-        <w:pStyle w:val="Heading3"/>
-      </w:pPr>
-      <w:r>
-        <w:t>Teach the learning cycle</w:t>
+      <w:r>
+        <w:t>Prepare Loops and trace tables: check the target, prerequisites, resources and adaptable teaching schedule.</w:t>
       </w:r>
     </w:p>
     <w:p>
-      <w:r>
-        <w:t>Primary target: Trace variable values before and after each loop iteration</w:t>
+      <w:pPr>
+        <w:pStyle w:val="Heading3"/>
+      </w:pPr>
+      <w:r>
+        <w:t>Teach the learning cycle</w:t>
+      </w:r>
+    </w:p>
+    <w:p>
+      <w:pPr>
+        <w:spacing w:line="336" w:lineRule="auto" w:after="180"/>
+      </w:pPr>
+      <w:r>
+        <w:rPr>
+          <w:b w:val="0"/>
+        </w:rPr>
+        <w:t xml:space="preserve">Primary target: Trace variable values before and after each </w:t>
+      </w:r>
+      <w:r>
+        <w:rPr>
+          <w:b/>
+        </w:rPr>
+        <w:t>loop</w:t>
+      </w:r>
+      <w:r>
+        <w:rPr>
+          <w:b w:val="0"/>
+        </w:rPr>
+        <w:t xml:space="preserve"> </w:t>
+      </w:r>
+      <w:r>
+        <w:rPr>
+          <w:b/>
+        </w:rPr>
+        <w:t>iteration</w:t>
       </w:r>
     </w:p>
     <w:tbl>
@@ -185,21 +214,48 @@
       </w:tr>
     </w:tbl>
     <w:p>
-      <w:r>
-        <w:t>This is a starting allocation of 135 minutes, not a validated duration. Preserve all named topics. Schedule extra time for connected examples, the full investigation, independent cases and project building. Repeated copies of a case share one recorded attempt; they are not new evidence.</w:t>
+      <w:pPr>
+        <w:spacing w:line="336" w:lineRule="auto" w:after="180"/>
+      </w:pPr>
+      <w:r>
+        <w:rPr>
+          <w:b w:val="0"/>
+        </w:rPr>
+        <w:t>This is a starting allocation of 135 minutes, not a validated duration. Preserve all named topics. Schedule extra time for connected examples, the full investigation, independent cases and project building.</w:t>
       </w:r>
     </w:p>
     <w:p>
-      <w:r>
-        <w:t>Case exposure check: this source example appears in ai-2/4, ai-2/5, python-bridge/6. Reuse a familiar case for recall or modelling; verify that the case used to assess transfer has not already received feedback.</w:t>
+      <w:pPr>
+        <w:spacing w:line="336" w:lineRule="auto" w:after="180"/>
+      </w:pPr>
+      <w:r>
+        <w:rPr>
+          <w:b w:val="0"/>
+        </w:rPr>
+        <w:t xml:space="preserve">Repeated copies of a case share one recorded attempt; they are not new </w:t>
+      </w:r>
+      <w:r>
+        <w:rPr>
+          <w:b/>
+        </w:rPr>
+        <w:t>evidence</w:t>
+      </w:r>
+      <w:r>
+        <w:rPr>
+          <w:b w:val="0"/>
+        </w:rPr>
+        <w:t>.</w:t>
       </w:r>
     </w:p>
     <w:p>
       <w:pPr>
-        <w:pStyle w:val="Heading3"/>
-      </w:pPr>
-      <w:r>
-        <w:t>Retrieval answer guidance</w:t>
+        <w:spacing w:line="336" w:lineRule="auto" w:after="180"/>
+      </w:pPr>
+      <w:r>
+        <w:rPr>
+          <w:b w:val="0"/>
+        </w:rPr>
+        <w:t>Case exposure check: this source example appears in ai-2/4, ai-2/5, python-bridge/6. Reuse a familiar case for recall or modelling; verify that the case used to assess transfer has not already received feedback.</w:t>
       </w:r>
     </w:p>
     <w:p>
@@ -207,150 +263,546 @@
         <w:pStyle w:val="Heading3"/>
       </w:pPr>
       <w:r>
-        <w:t>Branching and boundary tests</w:t>
+        <w:t>Retrieval answer guidance</w:t>
       </w:r>
     </w:p>
     <w:p>
-      <w:r>
-        <w:t>Without opening the old lesson, explain one key idea from Branching and boundary tests. Give an example and a mistake that the idea helps you avoid.</w:t>
+      <w:pPr>
+        <w:pStyle w:val="Heading3"/>
+      </w:pPr>
+      <w:r>
+        <w:t>Branching and boundary tests</w:t>
       </w:r>
     </w:p>
     <w:p>
-      <w:r>
-        <w:t>Look for: Trace the selected branch in an if elif else chain</w:t>
+      <w:pPr>
+        <w:spacing w:line="336" w:lineRule="auto" w:after="180"/>
+      </w:pPr>
+      <w:r>
+        <w:rPr>
+          <w:b w:val="0"/>
+        </w:rPr>
+        <w:t>Without opening the old lesson, explain one key idea from Branching and boundary tests. Give an example and a mistake that the idea helps you avoid.</w:t>
       </w:r>
     </w:p>
     <w:p>
-      <w:r>
-        <w:t>Reference example, not the only acceptable wording: if tests negative first; elif checks &lt;= 12 only after that fails; else handles the rest. Unindented print runs after any selected branch, whose assignment gives label a value.</w:t>
+      <w:pPr>
+        <w:spacing w:line="336" w:lineRule="auto" w:after="180"/>
+      </w:pPr>
+      <w:r>
+        <w:rPr>
+          <w:b w:val="0"/>
+        </w:rPr>
+        <w:t>Look for: Trace the selected branch in an if elif else chain</w:t>
       </w:r>
     </w:p>
     <w:p>
       <w:pPr>
-        <w:pStyle w:val="Heading3"/>
-      </w:pPr>
-      <w:r>
-        <w:t>Expressions and operator order</w:t>
+        <w:spacing w:line="336" w:lineRule="auto" w:after="180"/>
+      </w:pPr>
+      <w:r>
+        <w:rPr>
+          <w:b w:val="0"/>
+        </w:rPr>
+        <w:t>Reference example, not the only acceptable wording: if tests negative first; elif checks &lt;= 12 only after that fails; else handles the rest.</w:t>
       </w:r>
     </w:p>
     <w:p>
-      <w:r>
-        <w:t>Without opening the old lesson, explain one key idea from Expressions and operator order. Give an example and a mistake that the idea helps you avoid.</w:t>
+      <w:pPr>
+        <w:spacing w:line="336" w:lineRule="auto" w:after="180"/>
+      </w:pPr>
+      <w:r>
+        <w:rPr>
+          <w:b w:val="0"/>
+        </w:rPr>
+        <w:t>Unindented print runs after any selected branch, whose assignment gives label a value.</w:t>
       </w:r>
     </w:p>
     <w:p>
-      <w:r>
-        <w:t>Look for: Evaluate numeric expressions using Python’s grouping rules</w:t>
+      <w:pPr>
+        <w:pStyle w:val="Heading3"/>
+      </w:pPr>
+      <w:r>
+        <w:t>Expressions and operator order</w:t>
       </w:r>
     </w:p>
     <w:p>
-      <w:r>
-        <w:t>Reference example, not the only acceptable wording: 3 * 8 + 2 or (3 * 8) + 2 gives 26. 3 * (8 + 2) gives 30 and adds two to each of three packs, not two once.</w:t>
+      <w:pPr>
+        <w:spacing w:line="336" w:lineRule="auto" w:after="180"/>
+      </w:pPr>
+      <w:r>
+        <w:rPr>
+          <w:b w:val="0"/>
+        </w:rPr>
+        <w:t>Without opening the old lesson, explain one key idea from Expressions and operator order. Give an example and a mistake that the idea helps you avoid.</w:t>
       </w:r>
     </w:p>
     <w:p>
-      <w:r>
-        <w:t>Teach for loops with finite integer ranges before adding more loop forms. Keep range values, body executions and output events separate. Reference: https://docs.python.org/3/tutorial/controlflow.html#the-range-function. The examples use a positive default step and do not require lists or while loops.</w:t>
+      <w:pPr>
+        <w:spacing w:line="336" w:lineRule="auto" w:after="180"/>
+      </w:pPr>
+      <w:r>
+        <w:rPr>
+          <w:b w:val="0"/>
+        </w:rPr>
+        <w:t>Look for: Evaluate numeric expressions using Python’s grouping rules</w:t>
       </w:r>
     </w:p>
     <w:p>
       <w:pPr>
-        <w:pStyle w:val="Heading3"/>
-      </w:pPr>
-      <w:r>
-        <w:t>Outcomes</w:t>
+        <w:spacing w:line="336" w:lineRule="auto" w:after="180"/>
+      </w:pPr>
+      <w:r>
+        <w:rPr>
+          <w:b w:val="0"/>
+        </w:rPr>
+        <w:t>Reference example, not the only acceptable wording: 3 * 8 + 2 or (3 * 8) + 2 gives 26. 3 * (8 + 2) gives 30 and adds two to each of three packs, not two once.</w:t>
       </w:r>
     </w:p>
     <w:p>
-      <w:r>
-        <w:t>Trace variable values before and after each loop iteration</w:t>
+      <w:pPr>
+        <w:spacing w:line="336" w:lineRule="auto" w:after="180"/>
+      </w:pPr>
+      <w:r>
+        <w:rPr>
+          <w:b w:val="0"/>
+        </w:rPr>
+        <w:t xml:space="preserve">Teach for </w:t>
+      </w:r>
+      <w:r>
+        <w:rPr>
+          <w:b/>
+        </w:rPr>
+        <w:t>loop</w:t>
+      </w:r>
+      <w:r>
+        <w:rPr>
+          <w:b w:val="0"/>
+        </w:rPr>
+        <w:t xml:space="preserve">s with finite integer ranges before adding more </w:t>
+      </w:r>
+      <w:r>
+        <w:rPr>
+          <w:b/>
+        </w:rPr>
+        <w:t>loop</w:t>
+      </w:r>
+      <w:r>
+        <w:rPr>
+          <w:b w:val="0"/>
+        </w:rPr>
+        <w:t xml:space="preserve"> forms. Keep range values, body executions and </w:t>
+      </w:r>
+      <w:r>
+        <w:rPr>
+          <w:b/>
+        </w:rPr>
+        <w:t>output</w:t>
+      </w:r>
+      <w:r>
+        <w:rPr>
+          <w:b w:val="0"/>
+        </w:rPr>
+        <w:t xml:space="preserve"> events separate. Reference: https://docs.python.org/3/tutorial/controlflow.html#the-range-function.</w:t>
       </w:r>
     </w:p>
     <w:p>
-      <w:r>
-        <w:t>Use the excluded stop value in range correctly</w:t>
+      <w:pPr>
+        <w:spacing w:line="336" w:lineRule="auto" w:after="180"/>
+      </w:pPr>
+      <w:r>
+        <w:rPr>
+          <w:b w:val="0"/>
+        </w:rPr>
+        <w:t xml:space="preserve">The examples use a positive default step and do not require lists or while </w:t>
+      </w:r>
+      <w:r>
+        <w:rPr>
+          <w:b/>
+        </w:rPr>
+        <w:t>loop</w:t>
+      </w:r>
+      <w:r>
+        <w:rPr>
+          <w:b w:val="0"/>
+        </w:rPr>
+        <w:t>s.</w:t>
       </w:r>
     </w:p>
     <w:p>
-      <w:r>
-        <w:t>Explain initialization and test zero one and several iterations</w:t>
+      <w:pPr>
+        <w:pStyle w:val="Heading3"/>
+      </w:pPr>
+      <w:r>
+        <w:t>Outcomes</w:t>
       </w:r>
     </w:p>
     <w:p>
       <w:pPr>
-        <w:pStyle w:val="Heading3"/>
-      </w:pPr>
-      <w:r>
-        <w:t>Preparation</w:t>
+        <w:spacing w:line="336" w:lineRule="auto" w:after="180"/>
+      </w:pPr>
+      <w:r>
+        <w:rPr>
+          <w:b w:val="0"/>
+        </w:rPr>
+        <w:t xml:space="preserve">Trace variable values before and after each </w:t>
+      </w:r>
+      <w:r>
+        <w:rPr>
+          <w:b/>
+        </w:rPr>
+        <w:t>loop</w:t>
+      </w:r>
+      <w:r>
+        <w:rPr>
+          <w:b w:val="0"/>
+        </w:rPr>
+        <w:t xml:space="preserve"> </w:t>
+      </w:r>
+      <w:r>
+        <w:rPr>
+          <w:b/>
+        </w:rPr>
+        <w:t>iteration</w:t>
       </w:r>
     </w:p>
     <w:p>
-      <w:r>
-        <w:t>Python 3 editor and loops.py</w:t>
+      <w:pPr>
+        <w:spacing w:line="336" w:lineRule="auto" w:after="180"/>
+      </w:pPr>
+      <w:r>
+        <w:rPr>
+          <w:b w:val="0"/>
+        </w:rPr>
+        <w:t>Use the excluded stop value in range correctly</w:t>
       </w:r>
     </w:p>
     <w:p>
-      <w:r>
-        <w:t>Counters or numbered paper cards</w:t>
+      <w:pPr>
+        <w:spacing w:line="336" w:lineRule="auto" w:after="180"/>
+      </w:pPr>
+      <w:r>
+        <w:rPr>
+          <w:b w:val="0"/>
+        </w:rPr>
+        <w:t xml:space="preserve">Explain </w:t>
+      </w:r>
+      <w:r>
+        <w:rPr>
+          <w:b/>
+        </w:rPr>
+        <w:t>initialization</w:t>
+      </w:r>
+      <w:r>
+        <w:rPr>
+          <w:b w:val="0"/>
+        </w:rPr>
+        <w:t xml:space="preserve"> and test zero one and several </w:t>
+      </w:r>
+      <w:r>
+        <w:rPr>
+          <w:b/>
+        </w:rPr>
+        <w:t>iteration</w:t>
+      </w:r>
+      <w:r>
+        <w:rPr>
+          <w:b w:val="0"/>
+        </w:rPr>
+        <w:t>s</w:t>
       </w:r>
     </w:p>
     <w:p>
-      <w:r>
-        <w:t>Blank trace table with turn total before and total after columns</w:t>
+      <w:pPr>
+        <w:pStyle w:val="Heading3"/>
+      </w:pPr>
+      <w:r>
+        <w:t>Preparation</w:t>
       </w:r>
     </w:p>
     <w:p>
       <w:pPr>
-        <w:pStyle w:val="Heading3"/>
-      </w:pPr>
-      <w:r>
-        <w:t>Prerequisite answer</w:t>
+        <w:spacing w:line="336" w:lineRule="auto" w:after="180"/>
+      </w:pPr>
+      <w:r>
+        <w:rPr>
+          <w:b w:val="0"/>
+        </w:rPr>
+        <w:t xml:space="preserve">Python 3 editor and </w:t>
+      </w:r>
+      <w:r>
+        <w:rPr>
+          <w:b/>
+        </w:rPr>
+        <w:t>loop</w:t>
+      </w:r>
+      <w:r>
+        <w:rPr>
+          <w:b w:val="0"/>
+        </w:rPr>
+        <w:t>s.py</w:t>
       </w:r>
     </w:p>
     <w:p>
-      <w:r>
-        <w:t>It reads the old 2, adds 3 and stores 5. Assignment updates a value; it is not an algebraic equality.</w:t>
+      <w:pPr>
+        <w:spacing w:line="336" w:lineRule="auto" w:after="180"/>
+      </w:pPr>
+      <w:r>
+        <w:rPr>
+          <w:b w:val="0"/>
+        </w:rPr>
+        <w:t>Counters or numbered paper cards</w:t>
       </w:r>
     </w:p>
     <w:p>
       <w:pPr>
-        <w:pStyle w:val="Heading3"/>
-      </w:pPr>
-      <w:r>
-        <w:t>End goal for the pictorial case</w:t>
+        <w:spacing w:line="336" w:lineRule="auto" w:after="180"/>
+      </w:pPr>
+      <w:r>
+        <w:rPr>
+          <w:b w:val="0"/>
+        </w:rPr>
+        <w:t xml:space="preserve">Blank </w:t>
+      </w:r>
+      <w:r>
+        <w:rPr>
+          <w:b/>
+        </w:rPr>
+        <w:t>trace table</w:t>
+      </w:r>
+      <w:r>
+        <w:rPr>
+          <w:b w:val="0"/>
+        </w:rPr>
+        <w:t xml:space="preserve"> with turn total before and total after columns</w:t>
       </w:r>
     </w:p>
     <w:p>
-      <w:r>
-        <w:t>Trace loops and trace tables and explain the changed program before running it.</w:t>
+      <w:pPr>
+        <w:pStyle w:val="Heading3"/>
+      </w:pPr>
+      <w:r>
+        <w:t>Prerequisite answer</w:t>
       </w:r>
     </w:p>
     <w:p>
-      <w:r>
-        <w:t>This added worked case illustrates the week’s main idea. Retain all original and connected topics; schedule its practice within the teaching cycle.</w:t>
+      <w:pPr>
+        <w:spacing w:line="336" w:lineRule="auto" w:after="180"/>
+      </w:pPr>
+      <w:r>
+        <w:rPr>
+          <w:b w:val="0"/>
+        </w:rPr>
+        <w:t>It reads the old 2, adds 3 and stores 5. Assignment updates a value; it is not an algebraic equality.</w:t>
       </w:r>
     </w:p>
     <w:p>
       <w:pPr>
-        <w:pStyle w:val="Heading1"/>
-      </w:pPr>
-      <w:r>
-        <w:t>02. Explain and model the mechanism</w:t>
+        <w:pStyle w:val="Heading3"/>
+      </w:pPr>
+      <w:r>
+        <w:t>End goal for the pictorial case</w:t>
       </w:r>
     </w:p>
     <w:p>
-      <w:r>
-        <w:t>Imagine adding numbered counters: first 1, then 2, then 3. A loop can repeat the same addition with a different number each time. This week you will predict each change before running a short Python script. Tracing repeated calculations prepares you to inspect the data processing used in larger AI applications.</w:t>
+      <w:pPr>
+        <w:spacing w:line="336" w:lineRule="auto" w:after="180"/>
+      </w:pPr>
+      <w:r>
+        <w:rPr>
+          <w:b w:val="0"/>
+        </w:rPr>
+        <w:t xml:space="preserve">Trace </w:t>
+      </w:r>
+      <w:r>
+        <w:rPr>
+          <w:b/>
+        </w:rPr>
+        <w:t>loop</w:t>
+      </w:r>
+      <w:r>
+        <w:rPr>
+          <w:b w:val="0"/>
+        </w:rPr>
+        <w:t xml:space="preserve">s and </w:t>
+      </w:r>
+      <w:r>
+        <w:rPr>
+          <w:b/>
+        </w:rPr>
+        <w:t>trace table</w:t>
+      </w:r>
+      <w:r>
+        <w:rPr>
+          <w:b w:val="0"/>
+        </w:rPr>
+        <w:t>s and explain the changed program before running it.</w:t>
       </w:r>
     </w:p>
     <w:p>
-      <w:r>
-        <w:t>In for turn in range(1, 4), Python supplies 1, 2 and 3 in order. The start is included and the stop is excluded. The indented body runs once for each supplied value. The colon and four-space indentation mark that body. This lesson uses integer range values with the default positive step of 1.</w:t>
+      <w:pPr>
+        <w:spacing w:line="336" w:lineRule="auto" w:after="180"/>
+      </w:pPr>
+      <w:r>
+        <w:rPr>
+          <w:b w:val="0"/>
+        </w:rPr>
+        <w:t>This added worked case illustrates the week’s main idea. Retain all original and connected topics; schedule its practice within the teaching cycle.</w:t>
       </w:r>
     </w:p>
     <w:p>
-      <w:r>
-        <w:t>The output is 6. Before the first iteration, total is 0. Each assignment reads the previous total and adds the current turn. After turn 3, the range is exhausted, so execution continues after the loop. The table records state; it does not create extra instructions.</w:t>
+      <w:pPr>
+        <w:pStyle w:val="Heading1"/>
+      </w:pPr>
+      <w:r>
+        <w:t>02. Explain and model the mechanism</w:t>
+      </w:r>
+    </w:p>
+    <w:p>
+      <w:r>
+        <w:t>Model Loops and trace tables using the supplied case, labelled mechanism and reasoning. Make the scope of each conclusion explicit.</w:t>
+      </w:r>
+    </w:p>
+    <w:p>
+      <w:pPr>
+        <w:pStyle w:val="Heading3"/>
+      </w:pPr>
+      <w:r>
+        <w:t>Explain Loops and trace tables · 1</w:t>
+      </w:r>
+    </w:p>
+    <w:p>
+      <w:pPr>
+        <w:spacing w:line="336" w:lineRule="auto" w:after="180"/>
+      </w:pPr>
+      <w:r>
+        <w:rPr>
+          <w:b w:val="0"/>
+        </w:rPr>
+        <w:t xml:space="preserve">Imagine adding numbered counters: first 1, then 2, then 3. A </w:t>
+      </w:r>
+      <w:r>
+        <w:rPr>
+          <w:b/>
+        </w:rPr>
+        <w:t>loop</w:t>
+      </w:r>
+      <w:r>
+        <w:rPr>
+          <w:b w:val="0"/>
+        </w:rPr>
+        <w:t xml:space="preserve"> can repeat the same addition with a different number each time. This week you will predict each change before running a short Python script.</w:t>
+      </w:r>
+    </w:p>
+    <w:p>
+      <w:pPr>
+        <w:spacing w:line="336" w:lineRule="auto" w:after="180"/>
+      </w:pPr>
+      <w:r>
+        <w:rPr>
+          <w:b w:val="0"/>
+        </w:rPr>
+        <w:t xml:space="preserve">Tracing repeated calculations prepares you to inspect the data </w:t>
+      </w:r>
+      <w:r>
+        <w:rPr>
+          <w:b/>
+        </w:rPr>
+        <w:t>process</w:t>
+      </w:r>
+      <w:r>
+        <w:rPr>
+          <w:b w:val="0"/>
+        </w:rPr>
+        <w:t>ing used in larger AI applications.</w:t>
+      </w:r>
+    </w:p>
+    <w:p>
+      <w:pPr>
+        <w:pStyle w:val="Heading3"/>
+      </w:pPr>
+      <w:r>
+        <w:t>Explain Loops and trace tables · 2</w:t>
+      </w:r>
+    </w:p>
+    <w:p>
+      <w:pPr>
+        <w:spacing w:line="336" w:lineRule="auto" w:after="180"/>
+      </w:pPr>
+      <w:r>
+        <w:rPr>
+          <w:b w:val="0"/>
+        </w:rPr>
+        <w:t>In for turn in range(1, 4), Python supplies 1, 2 and 3 in order. The start is included and the stop is excluded. The indented body runs once for each supplied value. The colon and four-space indentation mark that body.</w:t>
+      </w:r>
+    </w:p>
+    <w:p>
+      <w:pPr>
+        <w:spacing w:line="336" w:lineRule="auto" w:after="180"/>
+      </w:pPr>
+      <w:r>
+        <w:rPr>
+          <w:b w:val="0"/>
+        </w:rPr>
+        <w:t>This lesson uses integer range values with the default positive step of 1.</w:t>
+      </w:r>
+    </w:p>
+    <w:p>
+      <w:pPr>
+        <w:spacing w:line="336" w:lineRule="auto" w:after="180"/>
+      </w:pPr>
+      <w:r>
+        <w:rPr>
+          <w:b w:val="0"/>
+        </w:rPr>
+        <w:t xml:space="preserve">The </w:t>
+      </w:r>
+      <w:r>
+        <w:rPr>
+          <w:b/>
+        </w:rPr>
+        <w:t>output</w:t>
+      </w:r>
+      <w:r>
+        <w:rPr>
+          <w:b w:val="0"/>
+        </w:rPr>
+        <w:t xml:space="preserve"> is 6. Before the first </w:t>
+      </w:r>
+      <w:r>
+        <w:rPr>
+          <w:b/>
+        </w:rPr>
+        <w:t>iteration</w:t>
+      </w:r>
+      <w:r>
+        <w:rPr>
+          <w:b w:val="0"/>
+        </w:rPr>
+        <w:t xml:space="preserve">, total is 0. Each assignment reads the previous total and adds the current turn. After turn 3, the range is exhausted, so execution continues after the </w:t>
+      </w:r>
+      <w:r>
+        <w:rPr>
+          <w:b/>
+        </w:rPr>
+        <w:t>loop</w:t>
+      </w:r>
+      <w:r>
+        <w:rPr>
+          <w:b w:val="0"/>
+        </w:rPr>
+        <w:t>.</w:t>
+      </w:r>
+    </w:p>
+    <w:p>
+      <w:pPr>
+        <w:spacing w:line="336" w:lineRule="auto" w:after="180"/>
+      </w:pPr>
+      <w:r>
+        <w:rPr>
+          <w:b w:val="0"/>
+        </w:rPr>
+        <w:t>The table records state; it does not create extra instructions.</w:t>
       </w:r>
     </w:p>
     <w:tbl>
@@ -656,8 +1108,26 @@
       </w:r>
     </w:p>
     <w:p>
-      <w:r>
-        <w:t>range(1, 3) supplies 1 and 2, giving total 3. Stop 4 includes 3. Exit: the reset bug agrees for one iteration because there are no earlier additions to lose. range(1, 4) should give 6; the faulty version gives 3.</w:t>
+      <w:pPr>
+        <w:spacing w:line="336" w:lineRule="auto" w:after="180"/>
+      </w:pPr>
+      <w:r>
+        <w:rPr>
+          <w:b w:val="0"/>
+        </w:rPr>
+        <w:t xml:space="preserve">range(1, 3) supplies 1 and 2, giving total 3. Stop 4 includes 3. Exit: the reset bug agrees for one </w:t>
+      </w:r>
+      <w:r>
+        <w:rPr>
+          <w:b/>
+        </w:rPr>
+        <w:t>iteration</w:t>
+      </w:r>
+      <w:r>
+        <w:rPr>
+          <w:b w:val="0"/>
+        </w:rPr>
+        <w:t xml:space="preserve"> because there are no earlier additions to lose. range(1, 4) should give 6; the faulty version gives 3.</w:t>
       </w:r>
     </w:p>
     <w:p>
@@ -669,8 +1139,37 @@
       </w:r>
     </w:p>
     <w:p>
-      <w:r>
-        <w:t>Use the complete worked example below before asking learners to complete W2. Reveal a small part, invite a prediction, then explain the deciding step. These teacher notes contain solutions; do not reveal the independent case answer during modelling.</w:t>
+      <w:pPr>
+        <w:spacing w:line="336" w:lineRule="auto" w:after="180"/>
+      </w:pPr>
+      <w:r>
+        <w:rPr>
+          <w:b w:val="0"/>
+        </w:rPr>
+        <w:t xml:space="preserve">Use the complete worked example below before asking learners to complete W2. Reveal a small part, invite a </w:t>
+      </w:r>
+      <w:r>
+        <w:rPr>
+          <w:b/>
+        </w:rPr>
+        <w:t>prediction</w:t>
+      </w:r>
+      <w:r>
+        <w:rPr>
+          <w:b w:val="0"/>
+        </w:rPr>
+        <w:t>, then explain the deciding step.</w:t>
+      </w:r>
+    </w:p>
+    <w:p>
+      <w:pPr>
+        <w:spacing w:line="336" w:lineRule="auto" w:after="180"/>
+      </w:pPr>
+      <w:r>
+        <w:rPr>
+          <w:b w:val="0"/>
+        </w:rPr>
+        <w:t>These teacher notes contain solutions; do not reveal the independent case answer during modelling.</w:t>
       </w:r>
     </w:p>
     <w:tbl>
@@ -688,6 +1187,38 @@
         <w:trPr>
           <w:tblHeader/>
         </w:trPr>
+        <w:tc>
+          <w:tcPr>
+            <w:tcW w:type="dxa" w:w="3408"/>
+          </w:tcPr>
+          <w:p>
+            <w:r>
+              <w:t>Range expression</w:t>
+            </w:r>
+          </w:p>
+        </w:tc>
+        <w:tc>
+          <w:tcPr>
+            <w:tcW w:type="dxa" w:w="3408"/>
+          </w:tcPr>
+          <w:p>
+            <w:r>
+              <w:t>Values supplied</w:t>
+            </w:r>
+          </w:p>
+        </w:tc>
+        <w:tc>
+          <w:tcPr>
+            <w:tcW w:type="dxa" w:w="3408"/>
+          </w:tcPr>
+          <w:p>
+            <w:r>
+              <w:t>Number of iterations</w:t>
+            </w:r>
+          </w:p>
+        </w:tc>
+      </w:tr>
+      <w:tr>
         <w:tc>
           <w:tcPr>
             <w:tcW w:type="dxa" w:w="3408"/>
@@ -817,8 +1348,57 @@
       </w:tr>
     </w:tbl>
     <w:p>
-      <w:r>
-        <w:t>With one argument, range starts at zero. range(4) supplies four values but none is 4. If the worked script uses range(1, 1), the body never runs and the initialized total remains 0. Do not rely on a variable first assigned inside a loop: a zero-iteration run might never assign it.</w:t>
+      <w:pPr>
+        <w:pStyle w:val="Heading3"/>
+      </w:pPr>
+      <w:r>
+        <w:t>Model the reasoning aloud · 3</w:t>
+      </w:r>
+    </w:p>
+    <w:p>
+      <w:pPr>
+        <w:spacing w:line="336" w:lineRule="auto" w:after="180"/>
+      </w:pPr>
+      <w:r>
+        <w:rPr>
+          <w:b w:val="0"/>
+        </w:rPr>
+        <w:t>With one argument, range starts at zero. range(4) supplies four values but none is 4. If the worked script uses range(1, 1), the body never runs and the initialized total remains 0.</w:t>
+      </w:r>
+    </w:p>
+    <w:p>
+      <w:pPr>
+        <w:spacing w:line="336" w:lineRule="auto" w:after="180"/>
+      </w:pPr>
+      <w:r>
+        <w:rPr>
+          <w:b w:val="0"/>
+        </w:rPr>
+        <w:t xml:space="preserve">Do not rely on a variable first assigned inside a </w:t>
+      </w:r>
+      <w:r>
+        <w:rPr>
+          <w:b/>
+        </w:rPr>
+        <w:t>loop</w:t>
+      </w:r>
+      <w:r>
+        <w:rPr>
+          <w:b w:val="0"/>
+        </w:rPr>
+        <w:t>: a zero-</w:t>
+      </w:r>
+      <w:r>
+        <w:rPr>
+          <w:b/>
+        </w:rPr>
+        <w:t>iteration</w:t>
+      </w:r>
+      <w:r>
+        <w:rPr>
+          <w:b w:val="0"/>
+        </w:rPr>
+        <w:t xml:space="preserve"> run might never assign it.</w:t>
       </w:r>
     </w:p>
     <w:p>
@@ -957,7 +1537,13 @@
       </w:tr>
     </w:tbl>
     <w:p>
-      <w:r>
+      <w:pPr>
+        <w:spacing w:line="336" w:lineRule="auto" w:after="180"/>
+      </w:pPr>
+      <w:r>
+        <w:rPr>
+          <w:b w:val="0"/>
+        </w:rPr>
         <w:t>Use the diagram and verbal explanation together. Ask learners to match a sentence to a specific visual step; do not assign learners fixed visual or auditory learning styles.</w:t>
       </w:r>
     </w:p>
@@ -970,7 +1556,13 @@
       </w:r>
     </w:p>
     <w:p>
-      <w:r>
+      <w:pPr>
+        <w:spacing w:line="336" w:lineRule="auto" w:after="180"/>
+      </w:pPr>
+      <w:r>
+        <w:rPr>
+          <w:b w:val="0"/>
+        </w:rPr>
         <w:t>Accumulate a short range. A running total adds the integers visited by range(1,5).</w:t>
       </w:r>
     </w:p>
@@ -983,8 +1575,35 @@
       </w:r>
     </w:p>
     <w:p>
-      <w:r>
-        <w:t>Python 3: total=0; for value in range(1,5): total+=value; print(total). The print is after the loop.</w:t>
+      <w:pPr>
+        <w:pStyle w:val="Heading3"/>
+      </w:pPr>
+      <w:r>
+        <w:t>Supplied facts</w:t>
+      </w:r>
+    </w:p>
+    <w:p>
+      <w:pPr>
+        <w:spacing w:line="336" w:lineRule="auto" w:after="180"/>
+        <w:shd w:fill="F1F6FC"/>
+      </w:pPr>
+      <w:r>
+        <w:rPr>
+          <w:b w:val="0"/>
+        </w:rPr>
+        <w:t xml:space="preserve">Python 3: total=0; for value in range(1,5): total+=value; print(total). The print is after the </w:t>
+      </w:r>
+      <w:r>
+        <w:rPr>
+          <w:b/>
+        </w:rPr>
+        <w:t>loop</w:t>
+      </w:r>
+      <w:r>
+        <w:rPr>
+          <w:b w:val="0"/>
+        </w:rPr>
+        <w:t>.</w:t>
       </w:r>
     </w:p>
     <w:p>
@@ -1183,21 +1802,67 @@
       </w:r>
     </w:p>
     <w:p>
-      <w:r>
-        <w:t>A loop repeats an operation for each visited value. A trace table distinguishes the current value from the accumulator; the range stop is not included.</w:t>
+      <w:pPr>
+        <w:pStyle w:val="Heading3"/>
+      </w:pPr>
+      <w:r>
+        <w:t>Why the result follows</w:t>
       </w:r>
     </w:p>
     <w:p>
       <w:pPr>
-        <w:pStyle w:val="Heading3"/>
-      </w:pPr>
-      <w:r>
-        <w:t>What this example does not establish</w:t>
+        <w:spacing w:line="336" w:lineRule="auto" w:after="180"/>
+        <w:shd w:fill="F1F6FC"/>
+      </w:pPr>
+      <w:r>
+        <w:rPr>
+          <w:b w:val="0"/>
+        </w:rPr>
+        <w:t xml:space="preserve">A </w:t>
+      </w:r>
+      <w:r>
+        <w:rPr>
+          <w:b/>
+        </w:rPr>
+        <w:t>loop</w:t>
+      </w:r>
+      <w:r>
+        <w:rPr>
+          <w:b w:val="0"/>
+        </w:rPr>
+        <w:t xml:space="preserve"> repeats an operation for each visited value. A </w:t>
+      </w:r>
+      <w:r>
+        <w:rPr>
+          <w:b/>
+        </w:rPr>
+        <w:t>trace table</w:t>
+      </w:r>
+      <w:r>
+        <w:rPr>
+          <w:b w:val="0"/>
+        </w:rPr>
+        <w:t xml:space="preserve"> distinguishes the current value from the </w:t>
+      </w:r>
+      <w:r>
+        <w:rPr>
+          <w:b/>
+        </w:rPr>
+        <w:t>accumulator</w:t>
+      </w:r>
+      <w:r>
+        <w:rPr>
+          <w:b w:val="0"/>
+        </w:rPr>
+        <w:t>; the range stop is not included.</w:t>
       </w:r>
     </w:p>
     <w:p>
-      <w:r>
-        <w:t>This bounded loop does not train an AI model; other loop conditions may require separate termination checks.</w:t>
+      <w:pPr>
+        <w:pStyle w:val="Heading3"/>
+      </w:pPr>
+      <w:r>
+        <w:t>What this example does not establish</w:t>
       </w:r>
     </w:p>
     <w:p>
@@ -1205,43 +1870,228 @@
         <w:pStyle w:val="Heading3"/>
       </w:pPr>
       <w:r>
-        <w:t>Change one thing in the pictured case</w:t>
+        <w:t>Keep the stated limit</w:t>
       </w:r>
     </w:p>
     <w:p>
-      <w:r>
-        <w:t>Change: Replace range(1,5) with range(1,1).</w:t>
+      <w:pPr>
+        <w:spacing w:line="336" w:lineRule="auto" w:after="180"/>
+        <w:shd w:fill="FFF5E6"/>
+      </w:pPr>
+      <w:r>
+        <w:rPr>
+          <w:b w:val="0"/>
+        </w:rPr>
+        <w:t xml:space="preserve">This bounded </w:t>
+      </w:r>
+      <w:r>
+        <w:rPr>
+          <w:b/>
+        </w:rPr>
+        <w:t>loop</w:t>
+      </w:r>
+      <w:r>
+        <w:rPr>
+          <w:b w:val="0"/>
+        </w:rPr>
+        <w:t xml:space="preserve"> does not train an AI model; other </w:t>
+      </w:r>
+      <w:r>
+        <w:rPr>
+          <w:b/>
+        </w:rPr>
+        <w:t>loop</w:t>
+      </w:r>
+      <w:r>
+        <w:rPr>
+          <w:b w:val="0"/>
+        </w:rPr>
+        <w:t xml:space="preserve"> conditions may require separate termination checks.</w:t>
       </w:r>
     </w:p>
     <w:p>
-      <w:r>
-        <w:t>Prediction: No values are visited and the final output is 0.</w:t>
+      <w:pPr>
+        <w:pStyle w:val="Heading3"/>
+      </w:pPr>
+      <w:r>
+        <w:t>Change one thing in the pictured case</w:t>
       </w:r>
     </w:p>
     <w:p>
-      <w:r>
-        <w:t>Reason: The accumulator starts at zero and an empty loop never changes it.</w:t>
+      <w:pPr>
+        <w:pStyle w:val="Heading3"/>
+      </w:pPr>
+      <w:r>
+        <w:t>Change one thing</w:t>
       </w:r>
     </w:p>
     <w:p>
       <w:pPr>
-        <w:pStyle w:val="Heading3"/>
-      </w:pPr>
-      <w:r>
-        <w:t>Ask while showing the picture</w:t>
+        <w:spacing w:line="336" w:lineRule="auto" w:after="180"/>
+        <w:shd w:fill="F5F1FB"/>
+      </w:pPr>
+      <w:r>
+        <w:rPr>
+          <w:b w:val="0"/>
+        </w:rPr>
+        <w:t>Change: Replace range(1,5) with range(1,1).</w:t>
       </w:r>
     </w:p>
     <w:p>
-      <w:r>
-        <w:t>Cover the result. Ask learners to name the inputs and predict the next step. Uncover one step, connect the icon to the actual procedure, and explain its evidence. Then change the supplied condition and compare. The picture is a representation; it does not document execution of a real AI model.</w:t>
+      <w:pPr>
+        <w:pStyle w:val="Heading3"/>
+      </w:pPr>
+      <w:r>
+        <w:t>Predicted result</w:t>
       </w:r>
     </w:p>
     <w:p>
       <w:pPr>
+        <w:spacing w:line="336" w:lineRule="auto" w:after="180"/>
+        <w:shd w:fill="F1F6FC"/>
+      </w:pPr>
+      <w:r>
+        <w:rPr>
+          <w:b/>
+        </w:rPr>
+        <w:t>Prediction</w:t>
+      </w:r>
+      <w:r>
+        <w:rPr>
+          <w:b w:val="0"/>
+        </w:rPr>
+        <w:t xml:space="preserve">: No values are visited and the final </w:t>
+      </w:r>
+      <w:r>
+        <w:rPr>
+          <w:b/>
+        </w:rPr>
+        <w:t>output</w:t>
+      </w:r>
+      <w:r>
+        <w:rPr>
+          <w:b w:val="0"/>
+        </w:rPr>
+        <w:t xml:space="preserve"> is 0.</w:t>
+      </w:r>
+    </w:p>
+    <w:p>
+      <w:pPr>
+        <w:pStyle w:val="Heading3"/>
+      </w:pPr>
+      <w:r>
+        <w:t>Why the result follows</w:t>
+      </w:r>
+    </w:p>
+    <w:p>
+      <w:pPr>
+        <w:spacing w:line="336" w:lineRule="auto" w:after="180"/>
+        <w:shd w:fill="F1F6FC"/>
+      </w:pPr>
+      <w:r>
+        <w:rPr>
+          <w:b w:val="0"/>
+        </w:rPr>
+        <w:t xml:space="preserve">Reason: The </w:t>
+      </w:r>
+      <w:r>
+        <w:rPr>
+          <w:b/>
+        </w:rPr>
+        <w:t>accumulator</w:t>
+      </w:r>
+      <w:r>
+        <w:rPr>
+          <w:b w:val="0"/>
+        </w:rPr>
+        <w:t xml:space="preserve"> starts at zero and an empty </w:t>
+      </w:r>
+      <w:r>
+        <w:rPr>
+          <w:b/>
+        </w:rPr>
+        <w:t>loop</w:t>
+      </w:r>
+      <w:r>
+        <w:rPr>
+          <w:b w:val="0"/>
+        </w:rPr>
+        <w:t xml:space="preserve"> never changes it.</w:t>
+      </w:r>
+    </w:p>
+    <w:p>
+      <w:pPr>
+        <w:pStyle w:val="Heading3"/>
+      </w:pPr>
+      <w:r>
+        <w:t>Ask while showing the picture</w:t>
+      </w:r>
+    </w:p>
+    <w:p>
+      <w:pPr>
+        <w:pStyle w:val="Heading3"/>
+      </w:pPr>
+      <w:r>
+        <w:t>Ask while showing the picture · 4</w:t>
+      </w:r>
+    </w:p>
+    <w:p>
+      <w:pPr>
+        <w:spacing w:line="336" w:lineRule="auto" w:after="180"/>
+      </w:pPr>
+      <w:r>
+        <w:rPr>
+          <w:b w:val="0"/>
+        </w:rPr>
+        <w:t xml:space="preserve">Cover the result. Ask learners to name the </w:t>
+      </w:r>
+      <w:r>
+        <w:rPr>
+          <w:b/>
+        </w:rPr>
+        <w:t>input</w:t>
+      </w:r>
+      <w:r>
+        <w:rPr>
+          <w:b w:val="0"/>
+        </w:rPr>
+        <w:t xml:space="preserve">s and predict the next step. Uncover one step, connect the icon to the actual procedure, and explain its </w:t>
+      </w:r>
+      <w:r>
+        <w:rPr>
+          <w:b/>
+        </w:rPr>
+        <w:t>evidence</w:t>
+      </w:r>
+      <w:r>
+        <w:rPr>
+          <w:b w:val="0"/>
+        </w:rPr>
+        <w:t>. Then change the supplied condition and compare.</w:t>
+      </w:r>
+    </w:p>
+    <w:p>
+      <w:pPr>
+        <w:spacing w:line="336" w:lineRule="auto" w:after="180"/>
+      </w:pPr>
+      <w:r>
+        <w:rPr>
+          <w:b w:val="0"/>
+        </w:rPr>
+        <w:t>The picture is a representation; it does not document execution of a real AI model.</w:t>
+      </w:r>
+    </w:p>
+    <w:p>
+      <w:pPr>
         <w:pStyle w:val="Heading1"/>
       </w:pPr>
       <w:r>
         <w:t>03. Demonstrate and guide practice</w:t>
+      </w:r>
+    </w:p>
+    <w:p>
+      <w:r>
+        <w:t>Demonstrate Loops and trace tables, reduce support deliberately and check individual reasoning before discussing answers.</w:t>
       </w:r>
     </w:p>
     <w:tbl>
@@ -1457,36 +2307,124 @@
       </w:tr>
     </w:tbl>
     <w:p>
-      <w:r>
-        <w:t>Use the worked example in Sections 3 and 6. Collect a prediction before revealing its result; ask the learner to point to each intermediate fact.</w:t>
+      <w:pPr>
+        <w:spacing w:line="336" w:lineRule="auto" w:after="180"/>
+      </w:pPr>
+      <w:r>
+        <w:rPr>
+          <w:b w:val="0"/>
+        </w:rPr>
+        <w:t xml:space="preserve">Use the worked example in Sections 3 and 6. Collect a </w:t>
+      </w:r>
+      <w:r>
+        <w:rPr>
+          <w:b/>
+        </w:rPr>
+        <w:t>prediction</w:t>
+      </w:r>
+      <w:r>
+        <w:rPr>
+          <w:b w:val="0"/>
+        </w:rPr>
+        <w:t xml:space="preserve"> before revealing its result; ask the learner to point to each intermediate fact.</w:t>
       </w:r>
     </w:p>
     <w:p>
-      <w:r>
-        <w:t>Use counters and let the learner move a pointer through one instruction at a time. Offer a blank trace grid and permit oral explanation. Extension: put print inside the correct loop and explain why zero rounds produces no output while an outside print still does.</w:t>
+      <w:pPr>
+        <w:spacing w:line="336" w:lineRule="auto" w:after="180"/>
+      </w:pPr>
+      <w:r>
+        <w:rPr>
+          <w:b w:val="0"/>
+        </w:rPr>
+        <w:t>Use counters and let the learner move a pointer through one instruction at a time. Offer a blank trace grid and permit oral explanation.</w:t>
       </w:r>
     </w:p>
     <w:p>
       <w:pPr>
-        <w:pStyle w:val="Heading3"/>
-      </w:pPr>
-      <w:r>
-        <w:t>Reduce help deliberately</w:t>
+        <w:spacing w:line="336" w:lineRule="auto" w:after="180"/>
+      </w:pPr>
+      <w:r>
+        <w:rPr>
+          <w:b w:val="0"/>
+        </w:rPr>
+        <w:t xml:space="preserve">Extension: put print inside the correct </w:t>
+      </w:r>
+      <w:r>
+        <w:rPr>
+          <w:b/>
+        </w:rPr>
+        <w:t>loop</w:t>
+      </w:r>
+      <w:r>
+        <w:rPr>
+          <w:b w:val="0"/>
+        </w:rPr>
+        <w:t xml:space="preserve"> and explain why zero rounds produces no </w:t>
+      </w:r>
+      <w:r>
+        <w:rPr>
+          <w:b/>
+        </w:rPr>
+        <w:t>output</w:t>
+      </w:r>
+      <w:r>
+        <w:rPr>
+          <w:b w:val="0"/>
+        </w:rPr>
+        <w:t xml:space="preserve"> while an outside print still does.</w:t>
       </w:r>
     </w:p>
     <w:p>
-      <w:r>
-        <w:t>Completion task: Copy the worked script. Change the range to range(2, 5). Record turn, total before and total after each iteration. Predict the single output, then run and compare.</w:t>
+      <w:pPr>
+        <w:pStyle w:val="Heading3"/>
+      </w:pPr>
+      <w:r>
+        <w:t>Reduce help deliberately</w:t>
       </w:r>
     </w:p>
     <w:p>
-      <w:r>
-        <w:t>Teacher check: Rows are 2 / 0 / 2, 3 / 2 / 5, 4 / 5 / 9. Final output 9. Keep the observed result distinct from the prediction.</w:t>
+      <w:pPr>
+        <w:pStyle w:val="Heading3"/>
+      </w:pPr>
+      <w:r>
+        <w:t>Completion practice</w:t>
       </w:r>
     </w:p>
     <w:p>
-      <w:r>
-        <w:t>Start by identifying the given inputs together. Leave the intermediate steps blank. If needed, model one step, then withdraw that help on the next step. Move to a full trace only when the partial trace is understood. For partners, alternate explainer and checker; collect a response from every learner before discussion.</w:t>
+      <w:pPr>
+        <w:spacing w:line="336" w:lineRule="auto" w:after="180"/>
+        <w:shd w:fill="F5F1FB"/>
+      </w:pPr>
+      <w:r>
+        <w:rPr>
+          <w:b w:val="0"/>
+        </w:rPr>
+        <w:t xml:space="preserve">Completion task: Copy the worked script. Change the range to range(2, 5). Record turn, total before and total after each </w:t>
+      </w:r>
+      <w:r>
+        <w:rPr>
+          <w:b/>
+        </w:rPr>
+        <w:t>iteration</w:t>
+      </w:r>
+      <w:r>
+        <w:rPr>
+          <w:b w:val="0"/>
+        </w:rPr>
+        <w:t xml:space="preserve">. Predict the single </w:t>
+      </w:r>
+      <w:r>
+        <w:rPr>
+          <w:b/>
+        </w:rPr>
+        <w:t>output</w:t>
+      </w:r>
+      <w:r>
+        <w:rPr>
+          <w:b w:val="0"/>
+        </w:rPr>
+        <w:t>, then run and compare.</w:t>
       </w:r>
     </w:p>
     <w:p>
@@ -1494,22 +2432,77 @@
         <w:pStyle w:val="Heading3"/>
       </w:pPr>
       <w:r>
-        <w:t>Individual reasoning check</w:t>
+        <w:t>Reasoning to listen for</w:t>
       </w:r>
     </w:p>
     <w:p>
-      <w:r>
-        <w:t>Use the worked case for Loops and trace tables. Proposed explanation: “The stop value is included”. Decide whether this explanation is supported. Point to the step or supplied fact that decides; explain your repair if needed.</w:t>
+      <w:pPr>
+        <w:spacing w:line="336" w:lineRule="auto" w:after="180"/>
+        <w:shd w:fill="F1F6FC"/>
+      </w:pPr>
+      <w:r>
+        <w:rPr>
+          <w:b w:val="0"/>
+        </w:rPr>
+        <w:t xml:space="preserve">Teacher check: Rows are 2 / 0 / 2, 3 / 2 / 5, 4 / 5 / 9. Final </w:t>
+      </w:r>
+      <w:r>
+        <w:rPr>
+          <w:b/>
+        </w:rPr>
+        <w:t>output</w:t>
+      </w:r>
+      <w:r>
+        <w:rPr>
+          <w:b w:val="0"/>
+        </w:rPr>
+        <w:t xml:space="preserve"> 9. Keep the observed result distinct from the </w:t>
+      </w:r>
+      <w:r>
+        <w:rPr>
+          <w:b/>
+        </w:rPr>
+        <w:t>prediction</w:t>
+      </w:r>
+      <w:r>
+        <w:rPr>
+          <w:b w:val="0"/>
+        </w:rPr>
+        <w:t>.</w:t>
       </w:r>
     </w:p>
     <w:p>
-      <w:r>
-        <w:t>Expected correction: List the supplied values before tracing; range(1, 4) excludes 4.</w:t>
+      <w:pPr>
+        <w:spacing w:line="336" w:lineRule="auto" w:after="180"/>
+      </w:pPr>
+      <w:r>
+        <w:rPr>
+          <w:b w:val="0"/>
+        </w:rPr>
+        <w:t xml:space="preserve">Start by identifying the given </w:t>
+      </w:r>
+      <w:r>
+        <w:rPr>
+          <w:b/>
+        </w:rPr>
+        <w:t>input</w:t>
+      </w:r>
+      <w:r>
+        <w:rPr>
+          <w:b w:val="0"/>
+        </w:rPr>
+        <w:t>s together. Leave the intermediate steps blank. If needed, model one step, then withdraw that help on the next step. Move to a full trace only when the partial trace is understood.</w:t>
       </w:r>
     </w:p>
     <w:p>
-      <w:r>
-        <w:t>Collect explanations, not only yes/no votes. If a misunderstanding is common, re-model the relevant step for the class. If it affects a few learners, give a short targeted group explanation while others solve a more demanding variation.</w:t>
+      <w:pPr>
+        <w:spacing w:line="336" w:lineRule="auto" w:after="180"/>
+      </w:pPr>
+      <w:r>
+        <w:rPr>
+          <w:b w:val="0"/>
+        </w:rPr>
+        <w:t>For partners, alternate explainer and checker; collect a response from every learner before discussion.</w:t>
       </w:r>
     </w:p>
     <w:p>
@@ -1517,12 +2510,42 @@
         <w:pStyle w:val="Heading3"/>
       </w:pPr>
       <w:r>
-        <w:t>Pictorial practice question</w:t>
+        <w:t>Individual reasoning check</w:t>
       </w:r>
     </w:p>
     <w:p>
-      <w:r>
-        <w:t>List the four visited values and their running totals. Explain why 5 is absent and what prints for range(1,1).</w:t>
+      <w:pPr>
+        <w:spacing w:line="336" w:lineRule="auto" w:after="180"/>
+      </w:pPr>
+      <w:r>
+        <w:rPr>
+          <w:b w:val="0"/>
+        </w:rPr>
+        <w:t xml:space="preserve">Use the worked case for </w:t>
+      </w:r>
+      <w:r>
+        <w:rPr>
+          <w:b/>
+        </w:rPr>
+        <w:t>Loop</w:t>
+      </w:r>
+      <w:r>
+        <w:rPr>
+          <w:b w:val="0"/>
+        </w:rPr>
+        <w:t xml:space="preserve">s and </w:t>
+      </w:r>
+      <w:r>
+        <w:rPr>
+          <w:b/>
+        </w:rPr>
+        <w:t>trace table</w:t>
+      </w:r>
+      <w:r>
+        <w:rPr>
+          <w:b w:val="0"/>
+        </w:rPr>
+        <w:t>s. Proposed explanation: “The stop value is included”. Decide whether this explanation is supported. Point to the step or supplied fact that decides; explain your repair if needed.</w:t>
       </w:r>
     </w:p>
     <w:p>
@@ -1530,55 +2553,319 @@
         <w:pStyle w:val="Heading3"/>
       </w:pPr>
       <w:r>
-        <w:t>Reasoned teacher answer</w:t>
+        <w:t>Expected repair</w:t>
       </w:r>
     </w:p>
     <w:p>
-      <w:r>
-        <w:t>The visits are 1,2,3,4 and totals are 1,3,6,10. The stop is exclusive. An empty range leaves total at its initial 0.</w:t>
+      <w:pPr>
+        <w:spacing w:line="336" w:lineRule="auto" w:after="180"/>
+        <w:shd w:fill="F1F6FC"/>
+      </w:pPr>
+      <w:r>
+        <w:rPr>
+          <w:b w:val="0"/>
+        </w:rPr>
+        <w:t>Expected correction: List the supplied values before tracing; range(1, 4) excludes 4.</w:t>
       </w:r>
     </w:p>
     <w:p>
-      <w:r>
-        <w:t>Changed-case reasoning: No values are visited and the final output is 0. The accumulator starts at zero and an empty loop never changes it.</w:t>
+      <w:pPr>
+        <w:spacing w:line="336" w:lineRule="auto" w:after="180"/>
+      </w:pPr>
+      <w:r>
+        <w:rPr>
+          <w:b w:val="0"/>
+        </w:rPr>
+        <w:t>Collect explanations, not only yes/no votes. If a misunderstanding is common, re-model the relevant step for the class.</w:t>
       </w:r>
     </w:p>
     <w:p>
-      <w:r>
-        <w:t>Collect each learner’s explanation before discussion. Use the first missing connection between input, deciding step and result to choose support. This question is worked-case practice, not fresh mastery evidence.</w:t>
+      <w:pPr>
+        <w:spacing w:line="336" w:lineRule="auto" w:after="180"/>
+      </w:pPr>
+      <w:r>
+        <w:rPr>
+          <w:b w:val="0"/>
+        </w:rPr>
+        <w:t>If it affects a few learners, give a short targeted group explanation while others solve a more demanding variation.</w:t>
       </w:r>
     </w:p>
     <w:p>
       <w:pPr>
-        <w:pStyle w:val="Heading1"/>
-      </w:pPr>
-      <w:r>
-        <w:t>04. Run the investigation and diagnose misconceptions</w:t>
+        <w:pStyle w:val="Heading3"/>
+      </w:pPr>
+      <w:r>
+        <w:t>Pictorial practice question</w:t>
       </w:r>
     </w:p>
     <w:p>
-      <w:r>
-        <w:t>The stop value is included: List the supplied values before tracing; range(1, 4) excludes 4.</w:t>
+      <w:pPr>
+        <w:spacing w:line="336" w:lineRule="auto" w:after="180"/>
+      </w:pPr>
+      <w:r>
+        <w:rPr>
+          <w:b w:val="0"/>
+        </w:rPr>
+        <w:t>List the four visited values and their running totals. Explain why 5 is absent and what prints for range(1,1).</w:t>
       </w:r>
     </w:p>
     <w:p>
-      <w:r>
-        <w:t>Initialization belongs inside every iteration: Resetting the accumulator loses earlier work.</w:t>
+      <w:pPr>
+        <w:pStyle w:val="Heading3"/>
+      </w:pPr>
+      <w:r>
+        <w:t>Reasoned teacher answer</w:t>
       </w:r>
     </w:p>
     <w:p>
-      <w:r>
-        <w:t>An unindented print repeats with the body: Indentation determines which statements repeat.</w:t>
+      <w:pPr>
+        <w:spacing w:line="336" w:lineRule="auto" w:after="180"/>
+      </w:pPr>
+      <w:r>
+        <w:rPr>
+          <w:b w:val="0"/>
+        </w:rPr>
+        <w:t>The visits are 1,2,3,4 and totals are 1,3,6,10. The stop is exclusive. An empty range leaves total at its initial 0.</w:t>
       </w:r>
     </w:p>
     <w:p>
-      <w:r>
-        <w:t>Zero iterations mean the entire program does nothing: Initialization and statements after the loop still execute.</w:t>
+      <w:pPr>
+        <w:spacing w:line="336" w:lineRule="auto" w:after="180"/>
+      </w:pPr>
+      <w:r>
+        <w:rPr>
+          <w:b w:val="0"/>
+        </w:rPr>
+        <w:t xml:space="preserve">Changed-case reasoning: No values are visited and the final </w:t>
+      </w:r>
+      <w:r>
+        <w:rPr>
+          <w:b/>
+        </w:rPr>
+        <w:t>output</w:t>
+      </w:r>
+      <w:r>
+        <w:rPr>
+          <w:b w:val="0"/>
+        </w:rPr>
+        <w:t xml:space="preserve"> is 0. The </w:t>
+      </w:r>
+      <w:r>
+        <w:rPr>
+          <w:b/>
+        </w:rPr>
+        <w:t>accumulator</w:t>
+      </w:r>
+      <w:r>
+        <w:rPr>
+          <w:b w:val="0"/>
+        </w:rPr>
+        <w:t xml:space="preserve"> starts at zero and an empty </w:t>
+      </w:r>
+      <w:r>
+        <w:rPr>
+          <w:b/>
+        </w:rPr>
+        <w:t>loop</w:t>
+      </w:r>
+      <w:r>
+        <w:rPr>
+          <w:b w:val="0"/>
+        </w:rPr>
+        <w:t xml:space="preserve"> never changes it.</w:t>
       </w:r>
     </w:p>
     <w:p>
-      <w:r>
-        <w:t>Use Section 9 for the evidence ledger. Add a boundary or missing-input case and record the expected response before checking. More successful repeats of one case do not establish wider coverage.</w:t>
+      <w:pPr>
+        <w:spacing w:line="336" w:lineRule="auto" w:after="180"/>
+      </w:pPr>
+      <w:r>
+        <w:rPr>
+          <w:b w:val="0"/>
+        </w:rPr>
+        <w:t xml:space="preserve">Collect each learner’s explanation before discussion. Use the first missing connection between </w:t>
+      </w:r>
+      <w:r>
+        <w:rPr>
+          <w:b/>
+        </w:rPr>
+        <w:t>input</w:t>
+      </w:r>
+      <w:r>
+        <w:rPr>
+          <w:b w:val="0"/>
+        </w:rPr>
+        <w:t xml:space="preserve">, deciding step and result to choose support. This question is worked-case practice, not fresh mastery </w:t>
+      </w:r>
+      <w:r>
+        <w:rPr>
+          <w:b/>
+        </w:rPr>
+        <w:t>evidence</w:t>
+      </w:r>
+      <w:r>
+        <w:rPr>
+          <w:b w:val="0"/>
+        </w:rPr>
+        <w:t>.</w:t>
+      </w:r>
+    </w:p>
+    <w:p>
+      <w:pPr>
+        <w:pStyle w:val="Heading1"/>
+      </w:pPr>
+      <w:r>
+        <w:t>04. Run the investigation and diagnose misconceptions</w:t>
+      </w:r>
+    </w:p>
+    <w:p>
+      <w:r>
+        <w:t>Run the Loops and trace tables investigation and use the first unsupported step to choose a teaching response.</w:t>
+      </w:r>
+    </w:p>
+    <w:p>
+      <w:pPr>
+        <w:spacing w:line="336" w:lineRule="auto" w:after="180"/>
+      </w:pPr>
+      <w:r>
+        <w:rPr>
+          <w:b w:val="0"/>
+        </w:rPr>
+        <w:t>The stop value is included: List the supplied values before tracing; range(1, 4) excludes 4.</w:t>
+      </w:r>
+    </w:p>
+    <w:p>
+      <w:pPr>
+        <w:spacing w:line="336" w:lineRule="auto" w:after="180"/>
+      </w:pPr>
+      <w:r>
+        <w:rPr>
+          <w:b/>
+        </w:rPr>
+        <w:t>Initialization</w:t>
+      </w:r>
+      <w:r>
+        <w:rPr>
+          <w:b w:val="0"/>
+        </w:rPr>
+        <w:t xml:space="preserve"> belongs inside every </w:t>
+      </w:r>
+      <w:r>
+        <w:rPr>
+          <w:b/>
+        </w:rPr>
+        <w:t>iteration</w:t>
+      </w:r>
+      <w:r>
+        <w:rPr>
+          <w:b w:val="0"/>
+        </w:rPr>
+        <w:t xml:space="preserve">: Resetting the </w:t>
+      </w:r>
+      <w:r>
+        <w:rPr>
+          <w:b/>
+        </w:rPr>
+        <w:t>accumulator</w:t>
+      </w:r>
+      <w:r>
+        <w:rPr>
+          <w:b w:val="0"/>
+        </w:rPr>
+        <w:t xml:space="preserve"> loses earlier work.</w:t>
+      </w:r>
+    </w:p>
+    <w:p>
+      <w:pPr>
+        <w:spacing w:line="336" w:lineRule="auto" w:after="180"/>
+      </w:pPr>
+      <w:r>
+        <w:rPr>
+          <w:b w:val="0"/>
+        </w:rPr>
+        <w:t>An unindented print repeats with the body: Indentation determines which statements repeat.</w:t>
+      </w:r>
+    </w:p>
+    <w:p>
+      <w:pPr>
+        <w:spacing w:line="336" w:lineRule="auto" w:after="180"/>
+      </w:pPr>
+      <w:r>
+        <w:rPr>
+          <w:b w:val="0"/>
+        </w:rPr>
+        <w:t xml:space="preserve">Zero </w:t>
+      </w:r>
+      <w:r>
+        <w:rPr>
+          <w:b/>
+        </w:rPr>
+        <w:t>iteration</w:t>
+      </w:r>
+      <w:r>
+        <w:rPr>
+          <w:b w:val="0"/>
+        </w:rPr>
+        <w:t xml:space="preserve">s mean the entire program does nothing: </w:t>
+      </w:r>
+      <w:r>
+        <w:rPr>
+          <w:b/>
+        </w:rPr>
+        <w:t>Initialization</w:t>
+      </w:r>
+      <w:r>
+        <w:rPr>
+          <w:b w:val="0"/>
+        </w:rPr>
+        <w:t xml:space="preserve"> and statements after the </w:t>
+      </w:r>
+      <w:r>
+        <w:rPr>
+          <w:b/>
+        </w:rPr>
+        <w:t>loop</w:t>
+      </w:r>
+      <w:r>
+        <w:rPr>
+          <w:b w:val="0"/>
+        </w:rPr>
+        <w:t xml:space="preserve"> still execute.</w:t>
+      </w:r>
+    </w:p>
+    <w:p>
+      <w:pPr>
+        <w:spacing w:line="336" w:lineRule="auto" w:after="180"/>
+      </w:pPr>
+      <w:r>
+        <w:rPr>
+          <w:b w:val="0"/>
+        </w:rPr>
+        <w:t xml:space="preserve">Use Section 9 for the </w:t>
+      </w:r>
+      <w:r>
+        <w:rPr>
+          <w:b/>
+        </w:rPr>
+        <w:t>evidence</w:t>
+      </w:r>
+      <w:r>
+        <w:rPr>
+          <w:b w:val="0"/>
+        </w:rPr>
+        <w:t xml:space="preserve"> ledger. Add a boundary or missing-</w:t>
+      </w:r>
+      <w:r>
+        <w:rPr>
+          <w:b/>
+        </w:rPr>
+        <w:t>input</w:t>
+      </w:r>
+      <w:r>
+        <w:rPr>
+          <w:b w:val="0"/>
+        </w:rPr>
+        <w:t xml:space="preserve"> case and record the expected response before checking. More successful repeats of one case do not establish wider coverage.</w:t>
       </w:r>
     </w:p>
     <w:p>
@@ -1736,29 +3023,38 @@
       </w:tr>
     </w:tbl>
     <w:p>
-      <w:r>
-        <w:t>Offer an oral explanation, drawing, enlarged visual or fewer examples when that removes a reading/writing barrier. Keep the same reasoning goal. Stretch secure learners by changing a boundary or assumption and asking them to defend the effect, not simply by assigning more of the same questions.</w:t>
+      <w:pPr>
+        <w:spacing w:line="336" w:lineRule="auto" w:after="180"/>
+      </w:pPr>
+      <w:r>
+        <w:rPr>
+          <w:b w:val="0"/>
+        </w:rPr>
+        <w:t>Offer an oral explanation, drawing, enlarged visual or fewer examples when that removes a reading/writing barrier. Keep the same reasoning goal.</w:t>
       </w:r>
     </w:p>
     <w:p>
       <w:pPr>
-        <w:pStyle w:val="Heading1"/>
-      </w:pPr>
-      <w:r>
-        <w:t>05. Assess and explain the answers</w:t>
+        <w:spacing w:line="336" w:lineRule="auto" w:after="180"/>
+      </w:pPr>
+      <w:r>
+        <w:rPr>
+          <w:b w:val="0"/>
+        </w:rPr>
+        <w:t>Stretch secure learners by changing a boundary or assumption and asking them to defend the effect, not simply by assigning more of the same questions.</w:t>
       </w:r>
     </w:p>
     <w:p>
       <w:pPr>
-        <w:pStyle w:val="Heading3"/>
-      </w:pPr>
-      <w:r>
-        <w:t>Guided and exit questions</w:t>
+        <w:pStyle w:val="Heading1"/>
+      </w:pPr>
+      <w:r>
+        <w:t>05. Assess and explain the answers</w:t>
       </w:r>
     </w:p>
     <w:p>
       <w:r>
-        <w:t>range(1, 3) supplies 1 and 2, giving total 3. Stop 4 includes 3. Exit: the reset bug agrees for one iteration because there are no earlier additions to lose. range(1, 4) should give 6; the faulty version gives 3.</w:t>
+        <w:t>Use the Loops and trace tables questions, teacher keys and criteria after the relevant attempts. Previously discussed cases are practice; protect the separately selected independent task.</w:t>
       </w:r>
     </w:p>
     <w:p>
@@ -1766,17 +3062,38 @@
         <w:pStyle w:val="Heading3"/>
       </w:pPr>
       <w:r>
-        <w:t>W1 Explain the range</w:t>
+        <w:t>Guided and exit questions</w:t>
       </w:r>
     </w:p>
     <w:p>
-      <w:r>
-        <w:t>List the values supplied by range(2, 5) and explain why 5 is absent. How many times does its body run?</w:t>
+      <w:pPr>
+        <w:spacing w:line="336" w:lineRule="auto" w:after="180"/>
+      </w:pPr>
+      <w:r>
+        <w:rPr>
+          <w:b w:val="0"/>
+        </w:rPr>
+        <w:t xml:space="preserve">range(1, 3) supplies 1 and 2, giving total 3. Stop 4 includes 3. Exit: the reset bug agrees for one </w:t>
+      </w:r>
+      <w:r>
+        <w:rPr>
+          <w:b/>
+        </w:rPr>
+        <w:t>iteration</w:t>
+      </w:r>
+      <w:r>
+        <w:rPr>
+          <w:b w:val="0"/>
+        </w:rPr>
+        <w:t xml:space="preserve"> because there are no earlier additions to lose. range(1, 4) should give 6; the faulty version gives 3.</w:t>
       </w:r>
     </w:p>
     <w:p>
-      <w:r>
-        <w:t>2, 3 and 4; the stop value is excluded. The body runs three times.</w:t>
+      <w:pPr>
+        <w:pStyle w:val="Heading3"/>
+      </w:pPr>
+      <w:r>
+        <w:t>W1 Explain the range</w:t>
       </w:r>
     </w:p>
     <w:p>
@@ -1784,53 +3101,135 @@
         <w:pStyle w:val="Heading3"/>
       </w:pPr>
       <w:r>
-        <w:t>W2 Trace before running</w:t>
+        <w:t>Workbook question · W1</w:t>
       </w:r>
     </w:p>
     <w:p>
-      <w:r>
-        <w:t>Copy the worked script. Change the range to range(2, 5). Record turn, total before and total after each iteration. Predict the single output, then run and compare.</w:t>
+      <w:pPr>
+        <w:spacing w:line="336" w:lineRule="auto" w:after="180"/>
+        <w:shd w:fill="F5F1FB"/>
+      </w:pPr>
+      <w:r>
+        <w:rPr>
+          <w:b w:val="0"/>
+        </w:rPr>
+        <w:t>List the values supplied by range(2, 5) and explain why 5 is absent. How many times does its body run?</w:t>
       </w:r>
     </w:p>
     <w:p>
-      <w:r>
-        <w:t>Rows are 2 / 0 / 2, 3 / 2 / 5, 4 / 5 / 9. Final output 9. Keep the observed result distinct from the prediction.</w:t>
+      <w:pPr>
+        <w:pStyle w:val="Heading3"/>
+      </w:pPr>
+      <w:r>
+        <w:t>Teacher reasoning · W1</w:t>
       </w:r>
     </w:p>
     <w:p>
       <w:pPr>
-        <w:pStyle w:val="Heading3"/>
-      </w:pPr>
-      <w:r>
-        <w:t>W3 Repair the reset</w:t>
+        <w:spacing w:line="336" w:lineRule="auto" w:after="180"/>
+        <w:shd w:fill="F1F6FC"/>
+      </w:pPr>
+      <w:r>
+        <w:rPr>
+          <w:b w:val="0"/>
+        </w:rPr>
+        <w:t>2, 3 and 4; the stop value is excluded. The body runs three times.</w:t>
       </w:r>
     </w:p>
     <w:p>
-      <w:r>
-        <w:t>For the faulty script with range(1, 4), record total after each addition. Explain the wrong final output and remove only the faulty reset.</w:t>
+      <w:pPr>
+        <w:pStyle w:val="Heading3"/>
+      </w:pPr>
+      <w:r>
+        <w:t>W2 Trace before running</w:t>
       </w:r>
     </w:p>
     <w:p>
-      <w:r>
-        <w:t>Faulty after-addition values are 1, 2, 3 because each starts from zero. Remove the indented total = 0. Correct after-addition values are 1, 3, 6; final output 6.</w:t>
+      <w:pPr>
+        <w:pStyle w:val="Heading3"/>
+      </w:pPr>
+      <w:r>
+        <w:t>Workbook question · W2</w:t>
       </w:r>
     </w:p>
     <w:p>
       <w:pPr>
-        <w:pStyle w:val="Heading3"/>
-      </w:pPr>
-      <w:r>
-        <w:t>W4 Build a repeated addition independently</w:t>
+        <w:spacing w:line="336" w:lineRule="auto" w:after="180"/>
+        <w:shd w:fill="F5F1FB"/>
+      </w:pPr>
+      <w:r>
+        <w:rPr>
+          <w:b w:val="0"/>
+        </w:rPr>
+        <w:t xml:space="preserve">Copy the worked script. Change the range to range(2, 5). Record turn, total before and total after each </w:t>
+      </w:r>
+      <w:r>
+        <w:rPr>
+          <w:b/>
+        </w:rPr>
+        <w:t>iteration</w:t>
+      </w:r>
+      <w:r>
+        <w:rPr>
+          <w:b w:val="0"/>
+        </w:rPr>
+        <w:t xml:space="preserve">. Predict the single </w:t>
+      </w:r>
+      <w:r>
+        <w:rPr>
+          <w:b/>
+        </w:rPr>
+        <w:t>output</w:t>
+      </w:r>
+      <w:r>
+        <w:rPr>
+          <w:b w:val="0"/>
+        </w:rPr>
+        <w:t>, then run and compare.</w:t>
       </w:r>
     </w:p>
     <w:p>
-      <w:r>
-        <w:t>A box starts with 5 counters. Each round adds 2 counters. Use rounds = 3, an initialized total and for turn in range(rounds). Print the final total once after the loop. Trace the totals and predict fresh runs with rounds 0, 1 and 3. Assume rounds is a nonnegative integer.</w:t>
+      <w:pPr>
+        <w:pStyle w:val="Heading3"/>
+      </w:pPr>
+      <w:r>
+        <w:t>Teacher reasoning · W2</w:t>
       </w:r>
     </w:p>
     <w:p>
-      <w:r>
-        <w:t>Initialize total = 5 before the loop; add 2 inside it. For three rounds, turn values 0, 1, 2 give totals 7, 9, 11. Final outputs for 0, 1, 3 rounds are 5, 7, 11. Print is unindented.</w:t>
+      <w:pPr>
+        <w:spacing w:line="336" w:lineRule="auto" w:after="180"/>
+        <w:shd w:fill="F1F6FC"/>
+      </w:pPr>
+      <w:r>
+        <w:rPr>
+          <w:b w:val="0"/>
+        </w:rPr>
+        <w:t xml:space="preserve">Rows are 2 / 0 / 2, 3 / 2 / 5, 4 / 5 / 9. Final </w:t>
+      </w:r>
+      <w:r>
+        <w:rPr>
+          <w:b/>
+        </w:rPr>
+        <w:t>output</w:t>
+      </w:r>
+      <w:r>
+        <w:rPr>
+          <w:b w:val="0"/>
+        </w:rPr>
+        <w:t xml:space="preserve"> 9. Keep the observed result distinct from the </w:t>
+      </w:r>
+      <w:r>
+        <w:rPr>
+          <w:b/>
+        </w:rPr>
+        <w:t>prediction</w:t>
+      </w:r>
+      <w:r>
+        <w:rPr>
+          <w:b w:val="0"/>
+        </w:rPr>
+        <w:t>.</w:t>
       </w:r>
     </w:p>
     <w:p>
@@ -1838,17 +3237,39 @@
         <w:pStyle w:val="Heading3"/>
       </w:pPr>
       <w:r>
-        <w:t>W5 Check a contract limitation</w:t>
+        <w:t>W3 Repair the reset</w:t>
       </w:r>
     </w:p>
     <w:p>
-      <w:r>
-        <w:t>In your counter script, range(-2) performs no iterations. Does returning the initial 5 make negative rounds valid? Explain what the script checks and what it assumes.</w:t>
+      <w:pPr>
+        <w:pStyle w:val="Heading3"/>
+      </w:pPr>
+      <w:r>
+        <w:t>Workbook question · W3</w:t>
       </w:r>
     </w:p>
     <w:p>
-      <w:r>
-        <w:t>No. The written contract requires a nonnegative integer. The script assumes this and does not reject negative values. Empty range behavior does not validate the input; report the limitation or add an explicit check.</w:t>
+      <w:pPr>
+        <w:spacing w:line="336" w:lineRule="auto" w:after="180"/>
+        <w:shd w:fill="F5F1FB"/>
+      </w:pPr>
+      <w:r>
+        <w:rPr>
+          <w:b w:val="0"/>
+        </w:rPr>
+        <w:t xml:space="preserve">For the faulty script with range(1, 4), record total after each addition. Explain the wrong final </w:t>
+      </w:r>
+      <w:r>
+        <w:rPr>
+          <w:b/>
+        </w:rPr>
+        <w:t>output</w:t>
+      </w:r>
+      <w:r>
+        <w:rPr>
+          <w:b w:val="0"/>
+        </w:rPr>
+        <w:t xml:space="preserve"> and remove only the faulty reset.</w:t>
       </w:r>
     </w:p>
     <w:p>
@@ -1856,12 +3277,31 @@
         <w:pStyle w:val="Heading3"/>
       </w:pPr>
       <w:r>
-        <w:t>Independent assessment and fresh retry</w:t>
+        <w:t>Teacher reasoning · W3</w:t>
       </w:r>
     </w:p>
     <w:p>
-      <w:r>
-        <w:t>W4 must preserve the initial 5, update by 2, trace three iterations and print once. Require outputs 5, 7, 11 for zero one and three rounds. After support, retry with an initial 4 and additions of 3 for zero one and two rounds: outputs 4, 7, 10. Record assistance before judging independence.</w:t>
+      <w:pPr>
+        <w:spacing w:line="336" w:lineRule="auto" w:after="180"/>
+        <w:shd w:fill="F1F6FC"/>
+      </w:pPr>
+      <w:r>
+        <w:rPr>
+          <w:b w:val="0"/>
+        </w:rPr>
+        <w:t xml:space="preserve">Faulty after-addition values are 1, 2, 3 because each starts from zero. Remove the indented total = 0. Correct after-addition values are 1, 3, 6; final </w:t>
+      </w:r>
+      <w:r>
+        <w:rPr>
+          <w:b/>
+        </w:rPr>
+        <w:t>output</w:t>
+      </w:r>
+      <w:r>
+        <w:rPr>
+          <w:b w:val="0"/>
+        </w:rPr>
+        <w:t xml:space="preserve"> 6.</w:t>
       </w:r>
     </w:p>
     <w:p>
@@ -1869,11 +3309,270 @@
         <w:pStyle w:val="Heading3"/>
       </w:pPr>
       <w:r>
-        <w:t>Assess independent transfer</w:t>
+        <w:t>W4 Build a repeated addition independently</w:t>
       </w:r>
     </w:p>
     <w:p>
-      <w:r>
+      <w:pPr>
+        <w:pStyle w:val="Heading3"/>
+      </w:pPr>
+      <w:r>
+        <w:t>Workbook question · W4</w:t>
+      </w:r>
+    </w:p>
+    <w:p>
+      <w:pPr>
+        <w:spacing w:line="336" w:lineRule="auto" w:after="180"/>
+        <w:shd w:fill="F5F1FB"/>
+      </w:pPr>
+      <w:r>
+        <w:rPr>
+          <w:b w:val="0"/>
+        </w:rPr>
+        <w:t xml:space="preserve">A box starts with 5 counters. Each round adds 2 counters. Use rounds = 3, an initialized total and for turn in range(rounds). Print the final total once after the </w:t>
+      </w:r>
+      <w:r>
+        <w:rPr>
+          <w:b/>
+        </w:rPr>
+        <w:t>loop</w:t>
+      </w:r>
+      <w:r>
+        <w:rPr>
+          <w:b w:val="0"/>
+        </w:rPr>
+        <w:t>.</w:t>
+      </w:r>
+    </w:p>
+    <w:p>
+      <w:pPr>
+        <w:spacing w:line="336" w:lineRule="auto" w:after="180"/>
+        <w:shd w:fill="F5F1FB"/>
+      </w:pPr>
+      <w:r>
+        <w:rPr>
+          <w:b w:val="0"/>
+        </w:rPr>
+        <w:t>Trace the totals and predict fresh runs with rounds 0, 1 and 3. Assume rounds is a nonnegative integer.</w:t>
+      </w:r>
+    </w:p>
+    <w:p>
+      <w:pPr>
+        <w:pStyle w:val="Heading3"/>
+      </w:pPr>
+      <w:r>
+        <w:t>Teacher reasoning · W4</w:t>
+      </w:r>
+    </w:p>
+    <w:p>
+      <w:pPr>
+        <w:spacing w:line="336" w:lineRule="auto" w:after="180"/>
+        <w:shd w:fill="F1F6FC"/>
+      </w:pPr>
+      <w:r>
+        <w:rPr>
+          <w:b w:val="0"/>
+        </w:rPr>
+        <w:t xml:space="preserve">Initialize total = 5 before the </w:t>
+      </w:r>
+      <w:r>
+        <w:rPr>
+          <w:b/>
+        </w:rPr>
+        <w:t>loop</w:t>
+      </w:r>
+      <w:r>
+        <w:rPr>
+          <w:b w:val="0"/>
+        </w:rPr>
+        <w:t xml:space="preserve">; add 2 inside it. For three rounds, turn values 0, 1, 2 give totals 7, 9, 11. Final </w:t>
+      </w:r>
+      <w:r>
+        <w:rPr>
+          <w:b/>
+        </w:rPr>
+        <w:t>output</w:t>
+      </w:r>
+      <w:r>
+        <w:rPr>
+          <w:b w:val="0"/>
+        </w:rPr>
+        <w:t>s for 0, 1, 3 rounds are 5, 7, 11. Print is unindented.</w:t>
+      </w:r>
+    </w:p>
+    <w:p>
+      <w:pPr>
+        <w:pStyle w:val="Heading3"/>
+      </w:pPr>
+      <w:r>
+        <w:t>W5 Check a contract limitation</w:t>
+      </w:r>
+    </w:p>
+    <w:p>
+      <w:pPr>
+        <w:pStyle w:val="Heading3"/>
+      </w:pPr>
+      <w:r>
+        <w:t>Workbook question · W5</w:t>
+      </w:r>
+    </w:p>
+    <w:p>
+      <w:pPr>
+        <w:spacing w:line="336" w:lineRule="auto" w:after="180"/>
+        <w:shd w:fill="F5F1FB"/>
+      </w:pPr>
+      <w:r>
+        <w:rPr>
+          <w:b w:val="0"/>
+        </w:rPr>
+        <w:t xml:space="preserve">In your counter script, range(-2) performs no </w:t>
+      </w:r>
+      <w:r>
+        <w:rPr>
+          <w:b/>
+        </w:rPr>
+        <w:t>iteration</w:t>
+      </w:r>
+      <w:r>
+        <w:rPr>
+          <w:b w:val="0"/>
+        </w:rPr>
+        <w:t>s. Does returning the initial 5 make negative rounds valid? Explain what the script checks and what it assumes.</w:t>
+      </w:r>
+    </w:p>
+    <w:p>
+      <w:pPr>
+        <w:pStyle w:val="Heading3"/>
+      </w:pPr>
+      <w:r>
+        <w:t>Teacher reasoning · W5</w:t>
+      </w:r>
+    </w:p>
+    <w:p>
+      <w:pPr>
+        <w:spacing w:line="336" w:lineRule="auto" w:after="180"/>
+        <w:shd w:fill="F1F6FC"/>
+      </w:pPr>
+      <w:r>
+        <w:rPr>
+          <w:b w:val="0"/>
+        </w:rPr>
+        <w:t xml:space="preserve">No. The written contract requires a nonnegative integer. The script assumes this and does not reject negative values. Empty range behavior does not validate the </w:t>
+      </w:r>
+      <w:r>
+        <w:rPr>
+          <w:b/>
+        </w:rPr>
+        <w:t>input</w:t>
+      </w:r>
+      <w:r>
+        <w:rPr>
+          <w:b w:val="0"/>
+        </w:rPr>
+        <w:t>; report the limitation or add an explicit check.</w:t>
+      </w:r>
+    </w:p>
+    <w:p>
+      <w:pPr>
+        <w:pStyle w:val="Heading3"/>
+      </w:pPr>
+      <w:r>
+        <w:t>Independent assessment and fresh retry</w:t>
+      </w:r>
+    </w:p>
+    <w:p>
+      <w:pPr>
+        <w:pStyle w:val="Heading3"/>
+      </w:pPr>
+      <w:r>
+        <w:t>Teacher key · Independent assessment and fresh retry</w:t>
+      </w:r>
+    </w:p>
+    <w:p>
+      <w:pPr>
+        <w:spacing w:line="336" w:lineRule="auto" w:after="180"/>
+        <w:shd w:fill="F1F6FC"/>
+      </w:pPr>
+      <w:r>
+        <w:rPr>
+          <w:b w:val="0"/>
+        </w:rPr>
+        <w:t xml:space="preserve">W4 must preserve the initial 5, update by 2, trace three </w:t>
+      </w:r>
+      <w:r>
+        <w:rPr>
+          <w:b/>
+        </w:rPr>
+        <w:t>iteration</w:t>
+      </w:r>
+      <w:r>
+        <w:rPr>
+          <w:b w:val="0"/>
+        </w:rPr>
+        <w:t xml:space="preserve">s and print once. Require </w:t>
+      </w:r>
+      <w:r>
+        <w:rPr>
+          <w:b/>
+        </w:rPr>
+        <w:t>output</w:t>
+      </w:r>
+      <w:r>
+        <w:rPr>
+          <w:b w:val="0"/>
+        </w:rPr>
+        <w:t>s 5, 7, 11 for zero one and three rounds.</w:t>
+      </w:r>
+    </w:p>
+    <w:p>
+      <w:pPr>
+        <w:spacing w:line="336" w:lineRule="auto" w:after="180"/>
+        <w:shd w:fill="F1F6FC"/>
+      </w:pPr>
+      <w:r>
+        <w:rPr>
+          <w:b w:val="0"/>
+        </w:rPr>
+        <w:t xml:space="preserve">After support, retry with an initial 4 and additions of 3 for zero one and two rounds: </w:t>
+      </w:r>
+      <w:r>
+        <w:rPr>
+          <w:b/>
+        </w:rPr>
+        <w:t>output</w:t>
+      </w:r>
+      <w:r>
+        <w:rPr>
+          <w:b w:val="0"/>
+        </w:rPr>
+        <w:t>s 4, 7, 10. Record assistance before judging independence.</w:t>
+      </w:r>
+    </w:p>
+    <w:p>
+      <w:pPr>
+        <w:pStyle w:val="Heading3"/>
+      </w:pPr>
+      <w:r>
+        <w:t>Assess independent transfer</w:t>
+      </w:r>
+    </w:p>
+    <w:p>
+      <w:pPr>
+        <w:pStyle w:val="Heading3"/>
+      </w:pPr>
+      <w:r>
+        <w:t>Independent question · withhold the key</w:t>
+      </w:r>
+    </w:p>
+    <w:p>
+      <w:pPr>
+        <w:spacing w:line="336" w:lineRule="auto" w:after="180"/>
+        <w:shd w:fill="F5F1FB"/>
+      </w:pPr>
+      <w:r>
+        <w:rPr>
+          <w:b w:val="0"/>
+        </w:rPr>
         <w:t>Selected case: List every value visited and each running total. Then predict the result for range(2,2).</w:t>
       </w:r>
     </w:p>
@@ -1902,7 +3601,22 @@
       </w:r>
     </w:p>
     <w:p>
-      <w:r>
+      <w:pPr>
+        <w:pStyle w:val="Heading3"/>
+      </w:pPr>
+      <w:r>
+        <w:t>Teacher key · Selected case answer</w:t>
+      </w:r>
+    </w:p>
+    <w:p>
+      <w:pPr>
+        <w:spacing w:line="336" w:lineRule="auto" w:after="180"/>
+        <w:shd w:fill="F1F6FC"/>
+      </w:pPr>
+      <w:r>
+        <w:rPr>
+          <w:b w:val="0"/>
+        </w:rPr>
         <w:t>Values 2,3,4,5 give totals 2,5,9,14. Range(2,2) is empty, so total remains 0. The upper endpoint is excluded.</w:t>
       </w:r>
     </w:p>
@@ -2009,67 +3723,316 @@
       </w:tr>
     </w:tbl>
     <w:p>
-      <w:r>
-        <w:t>Record each dimension as not yet, with support, or independent. Accept a valid alternative procedure with a defensible trace. Do not penalise an honestly recorded model failure if the learner correctly explains its evidence and limits.</w:t>
+      <w:pPr>
+        <w:pStyle w:val="Heading3"/>
+      </w:pPr>
+      <w:r>
+        <w:t>Teacher key · Selected case answer</w:t>
       </w:r>
     </w:p>
     <w:p>
       <w:pPr>
-        <w:pStyle w:val="Heading3"/>
-      </w:pPr>
-      <w:r>
-        <w:t>Feedback that the learner uses</w:t>
+        <w:spacing w:line="336" w:lineRule="auto" w:after="180"/>
+        <w:shd w:fill="F1F6FC"/>
+      </w:pPr>
+      <w:r>
+        <w:rPr>
+          <w:b w:val="0"/>
+        </w:rPr>
+        <w:t>Record each dimension as not yet, with support, or independent. Accept a valid alternative procedure with a defensible trace.</w:t>
       </w:r>
     </w:p>
     <w:p>
-      <w:r>
-        <w:t>Name the earliest unsupported step and give one action to repair it. Have the learner make that repair now and explain why. Then assess the relevant skill on a fresh, fully specified case. Confirm it was not previously practised with feedback; solve and check the new case before assigning it. A follow-up design prompt is a starting brief, not automatically an equivalent test.</w:t>
+      <w:pPr>
+        <w:spacing w:line="336" w:lineRule="auto" w:after="180"/>
+        <w:shd w:fill="F1F6FC"/>
+      </w:pPr>
+      <w:r>
+        <w:rPr>
+          <w:b w:val="0"/>
+        </w:rPr>
+        <w:t xml:space="preserve">Do not penalise an honestly recorded model failure if the learner correctly explains its </w:t>
+      </w:r>
+      <w:r>
+        <w:rPr>
+          <w:b/>
+        </w:rPr>
+        <w:t>evidence</w:t>
+      </w:r>
+      <w:r>
+        <w:rPr>
+          <w:b w:val="0"/>
+        </w:rPr>
+        <w:t xml:space="preserve"> and limits.</w:t>
       </w:r>
     </w:p>
     <w:p>
       <w:pPr>
-        <w:pStyle w:val="Heading1"/>
-      </w:pPr>
-      <w:r>
-        <w:t>06. Connect the project, support and next lesson</w:t>
+        <w:pStyle w:val="Heading3"/>
+      </w:pPr>
+      <w:r>
+        <w:t>Feedback that the learner uses</w:t>
       </w:r>
     </w:p>
     <w:p>
-      <w:r>
-        <w:t>Add a labelled loops and trace tables evidence sheet to Python readiness portfolio. Show how you can trace variable values before and after each loop iteration. Use the supplied fictional case and keep its inputs, intermediate steps, calculation or prediction, and limitation. Connect this record to last week’s record; a matching answer without a trace is insufficient.</w:t>
+      <w:pPr>
+        <w:spacing w:line="336" w:lineRule="auto" w:after="180"/>
+      </w:pPr>
+      <w:r>
+        <w:rPr>
+          <w:b w:val="0"/>
+        </w:rPr>
+        <w:t>Name the earliest unsupported step and give one action to repair it. Have the learner make that repair now and explain why. Then assess the relevant skill on a fresh, fully specified case.</w:t>
       </w:r>
     </w:p>
     <w:p>
-      <w:r>
-        <w:t>Use counters and let the learner move a pointer through one instruction at a time. Offer a blank trace grid and permit oral explanation. Extension: put print inside the correct loop and explain why zero rounds produces no output while an outside print still does.</w:t>
+      <w:pPr>
+        <w:spacing w:line="336" w:lineRule="auto" w:after="180"/>
+      </w:pPr>
+      <w:r>
+        <w:rPr>
+          <w:b w:val="0"/>
+        </w:rPr>
+        <w:t>Confirm it was not previously practised with feedback; solve and check the new case before assigning it. A follow-up design prompt is a starting brief, not automatically an equivalent test.</w:t>
       </w:r>
     </w:p>
     <w:p>
-      <w:r>
-        <w:t>Week 7 stores several values in a list and distinguishes an index from the value at that position.</w:t>
+      <w:pPr>
+        <w:pStyle w:val="Heading1"/>
+      </w:pPr>
+      <w:r>
+        <w:t>06. Connect the project, support and next lesson</w:t>
       </w:r>
     </w:p>
     <w:p>
       <w:r>
-        <w:t>Retain the project ledger and assess a changed case after support. Check the relevant prerequisite before carrying this component forward.</w:t>
+        <w:t>Connect Loops and trace tables to Python readiness portfolio, adapt support and plan a later changed-case check.</w:t>
       </w:r>
     </w:p>
     <w:p>
       <w:pPr>
-        <w:pStyle w:val="Heading3"/>
-      </w:pPr>
-      <w:r>
-        <w:t>Plan the delayed return</w:t>
+        <w:spacing w:line="336" w:lineRule="auto" w:after="180"/>
+      </w:pPr>
+      <w:r>
+        <w:rPr>
+          <w:b w:val="0"/>
+        </w:rPr>
+        <w:t xml:space="preserve">Add a labelled </w:t>
+      </w:r>
+      <w:r>
+        <w:rPr>
+          <w:b/>
+        </w:rPr>
+        <w:t>loop</w:t>
+      </w:r>
+      <w:r>
+        <w:rPr>
+          <w:b w:val="0"/>
+        </w:rPr>
+        <w:t xml:space="preserve">s and </w:t>
+      </w:r>
+      <w:r>
+        <w:rPr>
+          <w:b/>
+        </w:rPr>
+        <w:t>trace table</w:t>
+      </w:r>
+      <w:r>
+        <w:rPr>
+          <w:b w:val="0"/>
+        </w:rPr>
+        <w:t xml:space="preserve">s </w:t>
+      </w:r>
+      <w:r>
+        <w:rPr>
+          <w:b/>
+        </w:rPr>
+        <w:t>evidence</w:t>
+      </w:r>
+      <w:r>
+        <w:rPr>
+          <w:b w:val="0"/>
+        </w:rPr>
+        <w:t xml:space="preserve"> sheet to Python readiness portfolio. Show how you can trace variable values before and after each </w:t>
+      </w:r>
+      <w:r>
+        <w:rPr>
+          <w:b/>
+        </w:rPr>
+        <w:t>loop</w:t>
+      </w:r>
+      <w:r>
+        <w:rPr>
+          <w:b w:val="0"/>
+        </w:rPr>
+        <w:t xml:space="preserve"> </w:t>
+      </w:r>
+      <w:r>
+        <w:rPr>
+          <w:b/>
+        </w:rPr>
+        <w:t>iteration</w:t>
+      </w:r>
+      <w:r>
+        <w:rPr>
+          <w:b w:val="0"/>
+        </w:rPr>
+        <w:t>.</w:t>
       </w:r>
     </w:p>
     <w:p>
-      <w:r>
-        <w:t>Suggested return points in this level: python-bridge/7, python-bridge/9, python-bridge/12. Use actual classroom dates, adjusting for holidays and gaps. One, three and six teaching weeks are scheduling choices, not a claimed optimal spacing.</w:t>
+      <w:pPr>
+        <w:spacing w:line="336" w:lineRule="auto" w:after="180"/>
+      </w:pPr>
+      <w:r>
+        <w:rPr>
+          <w:b w:val="0"/>
+        </w:rPr>
+        <w:t xml:space="preserve">Use the supplied fictional case and keep its </w:t>
+      </w:r>
+      <w:r>
+        <w:rPr>
+          <w:b/>
+        </w:rPr>
+        <w:t>input</w:t>
+      </w:r>
+      <w:r>
+        <w:rPr>
+          <w:b w:val="0"/>
+        </w:rPr>
+        <w:t xml:space="preserve">s, intermediate steps, calculation or </w:t>
+      </w:r>
+      <w:r>
+        <w:rPr>
+          <w:b/>
+        </w:rPr>
+        <w:t>prediction</w:t>
+      </w:r>
+      <w:r>
+        <w:rPr>
+          <w:b w:val="0"/>
+        </w:rPr>
+        <w:t>, and limitation. Connect this record to last week’s record; a matching answer without a trace is insufficient.</w:t>
       </w:r>
     </w:p>
     <w:p>
-      <w:r>
-        <w:t>At a delayed check, ask for the idea from memory and a changed application. Compare with the earlier independent response and record support used. For a new level, revisit the previous capstone before checking the new prerequisites.</w:t>
+      <w:pPr>
+        <w:spacing w:line="336" w:lineRule="auto" w:after="180"/>
+      </w:pPr>
+      <w:r>
+        <w:rPr>
+          <w:b w:val="0"/>
+        </w:rPr>
+        <w:t>Use counters and let the learner move a pointer through one instruction at a time. Offer a blank trace grid and permit oral explanation.</w:t>
+      </w:r>
+    </w:p>
+    <w:p>
+      <w:pPr>
+        <w:spacing w:line="336" w:lineRule="auto" w:after="180"/>
+      </w:pPr>
+      <w:r>
+        <w:rPr>
+          <w:b w:val="0"/>
+        </w:rPr>
+        <w:t xml:space="preserve">Extension: put print inside the correct </w:t>
+      </w:r>
+      <w:r>
+        <w:rPr>
+          <w:b/>
+        </w:rPr>
+        <w:t>loop</w:t>
+      </w:r>
+      <w:r>
+        <w:rPr>
+          <w:b w:val="0"/>
+        </w:rPr>
+        <w:t xml:space="preserve"> and explain why zero rounds produces no </w:t>
+      </w:r>
+      <w:r>
+        <w:rPr>
+          <w:b/>
+        </w:rPr>
+        <w:t>output</w:t>
+      </w:r>
+      <w:r>
+        <w:rPr>
+          <w:b w:val="0"/>
+        </w:rPr>
+        <w:t xml:space="preserve"> while an outside print still does.</w:t>
+      </w:r>
+    </w:p>
+    <w:p>
+      <w:pPr>
+        <w:spacing w:line="336" w:lineRule="auto" w:after="180"/>
+      </w:pPr>
+      <w:r>
+        <w:rPr>
+          <w:b w:val="0"/>
+        </w:rPr>
+        <w:t>Week 7 stores several values in a list and distinguishes an index from the value at that position.</w:t>
+      </w:r>
+    </w:p>
+    <w:p>
+      <w:pPr>
+        <w:spacing w:line="336" w:lineRule="auto" w:after="180"/>
+      </w:pPr>
+      <w:r>
+        <w:rPr>
+          <w:b w:val="0"/>
+        </w:rPr>
+        <w:t>Retain the project ledger and assess a changed case after support. Check the relevant prerequisite before carrying this component forward.</w:t>
+      </w:r>
+    </w:p>
+    <w:p>
+      <w:pPr>
+        <w:pStyle w:val="Heading3"/>
+      </w:pPr>
+      <w:r>
+        <w:t>Plan the delayed return</w:t>
+      </w:r>
+    </w:p>
+    <w:p>
+      <w:pPr>
+        <w:spacing w:line="336" w:lineRule="auto" w:after="180"/>
+      </w:pPr>
+      <w:r>
+        <w:rPr>
+          <w:b w:val="0"/>
+        </w:rPr>
+        <w:t>Suggested return points in this level: python-bridge/7, python-bridge/9, python-bridge/12. Use actual classroom dates, adjusting for holidays and gaps.</w:t>
+      </w:r>
+    </w:p>
+    <w:p>
+      <w:pPr>
+        <w:spacing w:line="336" w:lineRule="auto" w:after="180"/>
+      </w:pPr>
+      <w:r>
+        <w:rPr>
+          <w:b w:val="0"/>
+        </w:rPr>
+        <w:t>One, three and six teaching weeks are scheduling choices, not a claimed optimal spacing.</w:t>
+      </w:r>
+    </w:p>
+    <w:p>
+      <w:pPr>
+        <w:spacing w:line="336" w:lineRule="auto" w:after="180"/>
+      </w:pPr>
+      <w:r>
+        <w:rPr>
+          <w:b w:val="0"/>
+        </w:rPr>
+        <w:t>At a delayed check, ask for the idea from memory and a changed application. Compare with the earlier independent response and record support used.</w:t>
+      </w:r>
+    </w:p>
+    <w:p>
+      <w:pPr>
+        <w:spacing w:line="336" w:lineRule="auto" w:after="180"/>
+      </w:pPr>
+      <w:r>
+        <w:rPr>
+          <w:b w:val="0"/>
+        </w:rPr>
+        <w:t>For a new level, revisit the previous capstone before checking the new prerequisites.</w:t>
       </w:r>
     </w:p>
     <w:tbl>
@@ -2229,8 +4192,26 @@
       </w:tr>
     </w:tbl>
     <w:p>
-      <w:r>
-        <w:t>Use the evidence to choose reteaching or the next step. A completed page, confidence rating or attractive project does not by itself demonstrate understanding.</w:t>
+      <w:pPr>
+        <w:spacing w:line="336" w:lineRule="auto" w:after="180"/>
+      </w:pPr>
+      <w:r>
+        <w:rPr>
+          <w:b w:val="0"/>
+        </w:rPr>
+        <w:t xml:space="preserve">Use the </w:t>
+      </w:r>
+      <w:r>
+        <w:rPr>
+          <w:b/>
+        </w:rPr>
+        <w:t>evidence</w:t>
+      </w:r>
+      <w:r>
+        <w:rPr>
+          <w:b w:val="0"/>
+        </w:rPr>
+        <w:t xml:space="preserve"> to choose reteaching or the next step. A completed page, confidence rating or attractive project does not by itself demonstrate understanding.</w:t>
       </w:r>
     </w:p>
     <w:p>
@@ -2242,8 +4223,38 @@
       </w:r>
     </w:p>
     <w:p>
-      <w:r>
-        <w:t>For Python readiness before the Responsible Plant Classifier, retain a trace of the values, the predicted outputs and the changed-case explanation. Use actual Python 3 results to check the prediction after reasoning first.</w:t>
+      <w:pPr>
+        <w:spacing w:line="336" w:lineRule="auto" w:after="180"/>
+      </w:pPr>
+      <w:r>
+        <w:rPr>
+          <w:b w:val="0"/>
+        </w:rPr>
+        <w:t xml:space="preserve">For Python readiness before the Responsible Plant Classifier, retain a trace of the values, the predicted </w:t>
+      </w:r>
+      <w:r>
+        <w:rPr>
+          <w:b/>
+        </w:rPr>
+        <w:t>output</w:t>
+      </w:r>
+      <w:r>
+        <w:rPr>
+          <w:b w:val="0"/>
+        </w:rPr>
+        <w:t xml:space="preserve">s and the changed-case explanation. Use actual Python 3 results to check the </w:t>
+      </w:r>
+      <w:r>
+        <w:rPr>
+          <w:b/>
+        </w:rPr>
+        <w:t>prediction</w:t>
+      </w:r>
+      <w:r>
+        <w:rPr>
+          <w:b w:val="0"/>
+        </w:rPr>
+        <w:t xml:space="preserve"> after reasoning first.</w:t>
       </w:r>
     </w:p>
     <w:p>
@@ -2256,12 +4267,68 @@
     </w:p>
     <w:p>
       <w:r>
-        <w:t>Teaching target: Trace variable values before and after each loop iteration</w:t>
+        <w:t>Use this preparation summary alongside the detailed Loops and trace tables lesson; it is a checklist rather than a replacement for the full sequence.</w:t>
       </w:r>
     </w:p>
     <w:p>
-      <w:r>
-        <w:t>Prepare the labelled worked-case picture, the matching workbook, fictional input cards and a place for individual responses. Check a local Python 3 environment before class; have a paper-trace version ready.</w:t>
+      <w:pPr>
+        <w:pStyle w:val="Heading3"/>
+      </w:pPr>
+      <w:r>
+        <w:t>Teaching target</w:t>
+      </w:r>
+    </w:p>
+    <w:p>
+      <w:pPr>
+        <w:spacing w:line="336" w:lineRule="auto" w:after="180"/>
+        <w:shd w:fill="EDF7F3"/>
+      </w:pPr>
+      <w:r>
+        <w:rPr>
+          <w:b w:val="0"/>
+        </w:rPr>
+        <w:t xml:space="preserve">Teaching target: Trace variable values before and after each </w:t>
+      </w:r>
+      <w:r>
+        <w:rPr>
+          <w:b/>
+        </w:rPr>
+        <w:t>loop</w:t>
+      </w:r>
+      <w:r>
+        <w:rPr>
+          <w:b w:val="0"/>
+        </w:rPr>
+        <w:t xml:space="preserve"> </w:t>
+      </w:r>
+      <w:r>
+        <w:rPr>
+          <w:b/>
+        </w:rPr>
+        <w:t>iteration</w:t>
+      </w:r>
+    </w:p>
+    <w:p>
+      <w:pPr>
+        <w:spacing w:line="336" w:lineRule="auto" w:after="180"/>
+      </w:pPr>
+      <w:r>
+        <w:rPr>
+          <w:b w:val="0"/>
+        </w:rPr>
+        <w:t xml:space="preserve">Prepare the labelled worked-case picture, the matching workbook, fictional </w:t>
+      </w:r>
+      <w:r>
+        <w:rPr>
+          <w:b/>
+        </w:rPr>
+        <w:t>input</w:t>
+      </w:r>
+      <w:r>
+        <w:rPr>
+          <w:b w:val="0"/>
+        </w:rPr>
+        <w:t xml:space="preserve"> cards and a place for individual responses. Check a local Python 3 environment before class; have a paper-trace version ready.</w:t>
       </w:r>
     </w:p>
     <w:tbl>
@@ -2408,37 +4475,279 @@
       </w:tr>
     </w:tbl>
     <w:p>
-      <w:r>
-        <w:t>Before class, solve the supported practice: Copy the worked script. Change the range to range(2, 5). Record turn, total before and total after each iteration. Predict the single output, then run and compare.</w:t>
+      <w:pPr>
+        <w:spacing w:line="336" w:lineRule="auto" w:after="180"/>
+      </w:pPr>
+      <w:r>
+        <w:rPr>
+          <w:b w:val="0"/>
+        </w:rPr>
+        <w:t xml:space="preserve">Before class, solve the supported practice: Copy the worked script. Change the range to range(2, 5). Record turn, total before and total after each </w:t>
+      </w:r>
+      <w:r>
+        <w:rPr>
+          <w:b/>
+        </w:rPr>
+        <w:t>iteration</w:t>
+      </w:r>
+      <w:r>
+        <w:rPr>
+          <w:b w:val="0"/>
+        </w:rPr>
+        <w:t xml:space="preserve">. Predict the single </w:t>
+      </w:r>
+      <w:r>
+        <w:rPr>
+          <w:b/>
+        </w:rPr>
+        <w:t>output</w:t>
+      </w:r>
+      <w:r>
+        <w:rPr>
+          <w:b w:val="0"/>
+        </w:rPr>
+        <w:t>, then run and compare.</w:t>
       </w:r>
     </w:p>
     <w:p>
-      <w:r>
-        <w:t>Reasoned practice answer: Rows are 2 / 0 / 2, 3 / 2 / 5, 4 / 5 / 9. Final output 9. Keep the observed result distinct from the prediction.</w:t>
+      <w:pPr>
+        <w:pStyle w:val="Heading3"/>
+      </w:pPr>
+      <w:r>
+        <w:t>Supported practice answer</w:t>
       </w:r>
     </w:p>
     <w:p>
-      <w:r>
-        <w:t>Check every learner before discussion: Use the worked case for Loops and trace tables. Proposed explanation: “The stop value is included”. Decide whether this explanation is supported. Point to the step or supplied fact that decides; explain your repair if needed.</w:t>
+      <w:pPr>
+        <w:spacing w:line="336" w:lineRule="auto" w:after="180"/>
+        <w:shd w:fill="F1F6FC"/>
+      </w:pPr>
+      <w:r>
+        <w:rPr>
+          <w:b w:val="0"/>
+        </w:rPr>
+        <w:t xml:space="preserve">Reasoned practice answer: Rows are 2 / 0 / 2, 3 / 2 / 5, 4 / 5 / 9. Final </w:t>
+      </w:r>
+      <w:r>
+        <w:rPr>
+          <w:b/>
+        </w:rPr>
+        <w:t>output</w:t>
+      </w:r>
+      <w:r>
+        <w:rPr>
+          <w:b w:val="0"/>
+        </w:rPr>
+        <w:t xml:space="preserve"> 9. Keep the observed result distinct from the </w:t>
+      </w:r>
+      <w:r>
+        <w:rPr>
+          <w:b/>
+        </w:rPr>
+        <w:t>prediction</w:t>
+      </w:r>
+      <w:r>
+        <w:rPr>
+          <w:b w:val="0"/>
+        </w:rPr>
+        <w:t>.</w:t>
       </w:r>
     </w:p>
     <w:p>
-      <w:r>
-        <w:t>Misconception repair: List the supplied values before tracing; range(1, 4) excludes 4.</w:t>
+      <w:pPr>
+        <w:spacing w:line="336" w:lineRule="auto" w:after="180"/>
+      </w:pPr>
+      <w:r>
+        <w:rPr>
+          <w:b w:val="0"/>
+        </w:rPr>
+        <w:t xml:space="preserve">Check every learner before discussion: Use the worked case for </w:t>
+      </w:r>
+      <w:r>
+        <w:rPr>
+          <w:b/>
+        </w:rPr>
+        <w:t>Loop</w:t>
+      </w:r>
+      <w:r>
+        <w:rPr>
+          <w:b w:val="0"/>
+        </w:rPr>
+        <w:t xml:space="preserve">s and </w:t>
+      </w:r>
+      <w:r>
+        <w:rPr>
+          <w:b/>
+        </w:rPr>
+        <w:t>trace table</w:t>
+      </w:r>
+      <w:r>
+        <w:rPr>
+          <w:b w:val="0"/>
+        </w:rPr>
+        <w:t>s. Proposed explanation: “The stop value is included”. Decide whether this explanation is supported.</w:t>
       </w:r>
     </w:p>
     <w:p>
-      <w:r>
-        <w:t>Support: read the exact case aloud, enlarge the labelled picture, supply input cards and model only the first deciding step. Accept a spoken explanation or drawing; retain the reasoning goal.</w:t>
+      <w:pPr>
+        <w:spacing w:line="336" w:lineRule="auto" w:after="180"/>
+      </w:pPr>
+      <w:r>
+        <w:rPr>
+          <w:b w:val="0"/>
+        </w:rPr>
+        <w:t>Point to the step or supplied fact that decides; explain your repair if needed.</w:t>
       </w:r>
     </w:p>
     <w:p>
-      <w:r>
-        <w:t>Extension: Replace range(1,5) with range(1,1). Require a prediction and a reason before comparing. Expected result: No values are visited and the final output is 0. Reason: The accumulator starts at zero and an empty loop never changes it.</w:t>
+      <w:pPr>
+        <w:pStyle w:val="Heading3"/>
+      </w:pPr>
+      <w:r>
+        <w:t>Repair the misconception</w:t>
       </w:r>
     </w:p>
     <w:p>
-      <w:r>
+      <w:pPr>
+        <w:spacing w:line="336" w:lineRule="auto" w:after="180"/>
+        <w:shd w:fill="FFF5E6"/>
+      </w:pPr>
+      <w:r>
+        <w:rPr>
+          <w:b w:val="0"/>
+        </w:rPr>
+        <w:t>Misconception repair: List the supplied values before tracing; range(1, 4) excludes 4.</w:t>
+      </w:r>
+    </w:p>
+    <w:p>
+      <w:pPr>
+        <w:pStyle w:val="Heading3"/>
+      </w:pPr>
+      <w:r>
+        <w:t>Support without giving away the answer</w:t>
+      </w:r>
+    </w:p>
+    <w:p>
+      <w:pPr>
+        <w:spacing w:line="336" w:lineRule="auto" w:after="180"/>
+        <w:shd w:fill="F1F6F8"/>
+      </w:pPr>
+      <w:r>
+        <w:rPr>
+          <w:b w:val="0"/>
+        </w:rPr>
+        <w:t xml:space="preserve">Support: read the exact case aloud, enlarge the labelled picture, supply </w:t>
+      </w:r>
+      <w:r>
+        <w:rPr>
+          <w:b/>
+        </w:rPr>
+        <w:t>input</w:t>
+      </w:r>
+      <w:r>
+        <w:rPr>
+          <w:b w:val="0"/>
+        </w:rPr>
+        <w:t xml:space="preserve"> cards and model only the first deciding step. Accept a spoken explanation or drawing; retain the reasoning goal.</w:t>
+      </w:r>
+    </w:p>
+    <w:p>
+      <w:pPr>
+        <w:pStyle w:val="Heading3"/>
+      </w:pPr>
+      <w:r>
+        <w:t>Extend the reasoning</w:t>
+      </w:r>
+    </w:p>
+    <w:p>
+      <w:pPr>
+        <w:spacing w:line="336" w:lineRule="auto" w:after="180"/>
+        <w:shd w:fill="F5F1FB"/>
+      </w:pPr>
+      <w:r>
+        <w:rPr>
+          <w:b w:val="0"/>
+        </w:rPr>
+        <w:t xml:space="preserve">Extension: Replace range(1,5) with range(1,1). Require a </w:t>
+      </w:r>
+      <w:r>
+        <w:rPr>
+          <w:b/>
+        </w:rPr>
+        <w:t>prediction</w:t>
+      </w:r>
+      <w:r>
+        <w:rPr>
+          <w:b w:val="0"/>
+        </w:rPr>
+        <w:t xml:space="preserve"> and a reason before comparing. Expected result: No values are visited and the final </w:t>
+      </w:r>
+      <w:r>
+        <w:rPr>
+          <w:b/>
+        </w:rPr>
+        <w:t>output</w:t>
+      </w:r>
+      <w:r>
+        <w:rPr>
+          <w:b w:val="0"/>
+        </w:rPr>
+        <w:t xml:space="preserve"> is 0.</w:t>
+      </w:r>
+    </w:p>
+    <w:p>
+      <w:pPr>
+        <w:spacing w:line="336" w:lineRule="auto" w:after="180"/>
+        <w:shd w:fill="F5F1FB"/>
+      </w:pPr>
+      <w:r>
+        <w:rPr>
+          <w:b w:val="0"/>
+        </w:rPr>
+        <w:t xml:space="preserve">Reason: The </w:t>
+      </w:r>
+      <w:r>
+        <w:rPr>
+          <w:b/>
+        </w:rPr>
+        <w:t>accumulator</w:t>
+      </w:r>
+      <w:r>
+        <w:rPr>
+          <w:b w:val="0"/>
+        </w:rPr>
+        <w:t xml:space="preserve"> starts at zero and an empty </w:t>
+      </w:r>
+      <w:r>
+        <w:rPr>
+          <w:b/>
+        </w:rPr>
+        <w:t>loop</w:t>
+      </w:r>
+      <w:r>
+        <w:rPr>
+          <w:b w:val="0"/>
+        </w:rPr>
+        <w:t xml:space="preserve"> never changes it.</w:t>
+      </w:r>
+    </w:p>
+    <w:p>
+      <w:pPr>
+        <w:pStyle w:val="Heading3"/>
+      </w:pPr>
+      <w:r>
+        <w:t>Protect the independent attempt</w:t>
+      </w:r>
+    </w:p>
+    <w:p>
+      <w:pPr>
+        <w:spacing w:line="336" w:lineRule="auto" w:after="180"/>
+        <w:shd w:fill="FFF5E6"/>
+      </w:pPr>
+      <w:r>
+        <w:rPr>
+          <w:b w:val="0"/>
+        </w:rPr>
         <w:t>Independent assessment: withhold the reserved answer until the learner has attempted the new case. Record support separately from correctness.</w:t>
       </w:r>
     </w:p>
@@ -2627,46 +4936,1088 @@
       </w:tr>
     </w:tbl>
     <w:p>
-      <w:r>
-        <w:t>Project checkpoint: Python readiness portfolio. Keep runnable code, predictions, actual outputs, one repaired error and an explanation of a function on changed inputs.</w:t>
+      <w:pPr>
+        <w:pStyle w:val="Heading3"/>
+      </w:pPr>
+      <w:r>
+        <w:t>Project checkpoint</w:t>
       </w:r>
     </w:p>
     <w:p>
-      <w:r>
-        <w:t>Use the weekly teacher answer for topic-specific reasoning. A saved progress tick is an activity record; judge mastery from the learner’s explanation and evidence.</w:t>
+      <w:pPr>
+        <w:spacing w:line="336" w:lineRule="auto" w:after="180"/>
+        <w:shd w:fill="EDF7F3"/>
+      </w:pPr>
+      <w:r>
+        <w:rPr>
+          <w:b w:val="0"/>
+        </w:rPr>
+        <w:t xml:space="preserve">Project checkpoint: Python readiness portfolio. Keep runnable code, </w:t>
+      </w:r>
+      <w:r>
+        <w:rPr>
+          <w:b/>
+        </w:rPr>
+        <w:t>prediction</w:t>
+      </w:r>
+      <w:r>
+        <w:rPr>
+          <w:b w:val="0"/>
+        </w:rPr>
+        <w:t xml:space="preserve">s, actual </w:t>
+      </w:r>
+      <w:r>
+        <w:rPr>
+          <w:b/>
+        </w:rPr>
+        <w:t>output</w:t>
+      </w:r>
+      <w:r>
+        <w:rPr>
+          <w:b w:val="0"/>
+        </w:rPr>
+        <w:t xml:space="preserve">s, one repaired error and an explanation of a function on changed </w:t>
+      </w:r>
+      <w:r>
+        <w:rPr>
+          <w:b/>
+        </w:rPr>
+        <w:t>input</w:t>
+      </w:r>
+      <w:r>
+        <w:rPr>
+          <w:b w:val="0"/>
+        </w:rPr>
+        <w:t>s.</w:t>
       </w:r>
     </w:p>
     <w:p>
       <w:pPr>
-        <w:pStyle w:val="Heading1"/>
-      </w:pPr>
-      <w:r>
-        <w:t>08. Use feedback, labs and repair paths</w:t>
+        <w:spacing w:line="336" w:lineRule="auto" w:after="180"/>
+      </w:pPr>
+      <w:r>
+        <w:rPr>
+          <w:b w:val="0"/>
+        </w:rPr>
+        <w:t xml:space="preserve">Use the weekly teacher answer for topic-specific reasoning. A saved progress tick is an activity record; judge mastery from the learner’s explanation and </w:t>
+      </w:r>
+      <w:r>
+        <w:rPr>
+          <w:b/>
+        </w:rPr>
+        <w:t>evidence</w:t>
+      </w:r>
+      <w:r>
+        <w:rPr>
+          <w:b w:val="0"/>
+        </w:rPr>
+        <w:t>.</w:t>
       </w:r>
     </w:p>
     <w:p>
-      <w:r>
-        <w:t>Use the two formative questions as supported practice, not as independent mastery scores. Discuss the deciding evidence rather than accepting a guessed selection.</w:t>
+      <w:pPr>
+        <w:pStyle w:val="Heading1"/>
+      </w:pPr>
+      <w:r>
+        <w:t>08. Use feedback, labs and repair paths</w:t>
       </w:r>
     </w:p>
     <w:p>
       <w:r>
-        <w:t>The feedback comes from the reviewed public worked case. Do not reveal the separately reserved independent teacher answer until the learner has attempted that case.</w:t>
+        <w:t>Use feedback, earlier review and portfolios purposefully. Apply the coding routine only when this lesson has an executable lab.</w:t>
       </w:r>
     </w:p>
     <w:p>
-      <w:r>
-        <w:t>Ask students to predict before running code. Preserve errors and actual outputs; collect a changed test and an explanation. The branch-boundary and indexing lessons deliberately include failure cases.</w:t>
+      <w:pPr>
+        <w:spacing w:line="336" w:lineRule="auto" w:after="180"/>
+      </w:pPr>
+      <w:r>
+        <w:rPr>
+          <w:b w:val="0"/>
+        </w:rPr>
+        <w:t xml:space="preserve">Use the two formative questions as supported practice, not as independent mastery scores. Discuss the deciding </w:t>
+      </w:r>
+      <w:r>
+        <w:rPr>
+          <w:b/>
+        </w:rPr>
+        <w:t>evidence</w:t>
+      </w:r>
+      <w:r>
+        <w:rPr>
+          <w:b w:val="0"/>
+        </w:rPr>
+        <w:t xml:space="preserve"> rather than accepting a guessed selection.</w:t>
       </w:r>
     </w:p>
     <w:p>
-      <w:r>
-        <w:t>Use the earlier worked-explanation links to address a specific missing building block, then return to the current question. Adapt this suggestion after observing the learner; it is not an automatic diagnosis.</w:t>
+      <w:pPr>
+        <w:spacing w:line="336" w:lineRule="auto" w:after="180"/>
+      </w:pPr>
+      <w:r>
+        <w:rPr>
+          <w:b w:val="0"/>
+        </w:rPr>
+        <w:t>The feedback comes from the reviewed public worked case. Do not reveal the separately reserved independent teacher answer until the learner has attempted that case.</w:t>
       </w:r>
     </w:p>
     <w:p>
-      <w:r>
-        <w:t>Collect the completed-work portfolio as evidence. Record support separately from correctness, and assess explanation, trace/test and limitations. Progress ticks and quiz selections alone do not establish mastery.</w:t>
+      <w:pPr>
+        <w:spacing w:line="336" w:lineRule="auto" w:after="180"/>
+      </w:pPr>
+      <w:r>
+        <w:rPr>
+          <w:b w:val="0"/>
+        </w:rPr>
+        <w:t xml:space="preserve">Ask students to predict before running code. Preserve errors and actual </w:t>
+      </w:r>
+      <w:r>
+        <w:rPr>
+          <w:b/>
+        </w:rPr>
+        <w:t>output</w:t>
+      </w:r>
+      <w:r>
+        <w:rPr>
+          <w:b w:val="0"/>
+        </w:rPr>
+        <w:t>s; collect a changed test and an explanation. The branch-boundary and indexing lessons deliberately include failure cases.</w:t>
+      </w:r>
+    </w:p>
+    <w:p>
+      <w:pPr>
+        <w:spacing w:line="336" w:lineRule="auto" w:after="180"/>
+      </w:pPr>
+      <w:r>
+        <w:rPr>
+          <w:b w:val="0"/>
+        </w:rPr>
+        <w:t>Use the earlier worked-explanation links to address a specific missing building block, then return to the current question. Adapt this suggestion after observing the learner; it is not an automatic diagnosis.</w:t>
+      </w:r>
+    </w:p>
+    <w:p>
+      <w:pPr>
+        <w:spacing w:line="336" w:lineRule="auto" w:after="180"/>
+      </w:pPr>
+      <w:r>
+        <w:rPr>
+          <w:b w:val="0"/>
+        </w:rPr>
+        <w:t xml:space="preserve">Collect the completed-work portfolio as </w:t>
+      </w:r>
+      <w:r>
+        <w:rPr>
+          <w:b/>
+        </w:rPr>
+        <w:t>evidence</w:t>
+      </w:r>
+      <w:r>
+        <w:rPr>
+          <w:b w:val="0"/>
+        </w:rPr>
+        <w:t>. Record support separately from correctness, and assess explanation, trace/test and limitations. Progress ticks and quiz selections alone do not establish mastery.</w:t>
+      </w:r>
+    </w:p>
+    <w:p>
+      <w:pPr>
+        <w:pStyle w:val="Heading1"/>
+      </w:pPr>
+      <w:r>
+        <w:t>09. Visual concept journey</w:t>
+      </w:r>
+    </w:p>
+    <w:p>
+      <w:r>
+        <w:t>Show one Loops and trace tables graphic at a time, request a prediction and discuss its trace before the independent assessment.</w:t>
+      </w:r>
+    </w:p>
+    <w:p>
+      <w:pPr>
+        <w:spacing w:line="336" w:lineRule="auto" w:after="180"/>
+      </w:pPr>
+      <w:r>
+        <w:rPr>
+          <w:b w:val="0"/>
+        </w:rPr>
+        <w:t xml:space="preserve">Use one picture at a time. Hide a worked result before asking for a </w:t>
+      </w:r>
+      <w:r>
+        <w:rPr>
+          <w:b/>
+        </w:rPr>
+        <w:t>prediction</w:t>
+      </w:r>
+      <w:r>
+        <w:rPr>
+          <w:b w:val="0"/>
+        </w:rPr>
+        <w:t>, then reveal it for feedback. These are supported teaching cases; retain the separate independent assessment for a fresh first attempt.</w:t>
+      </w:r>
+    </w:p>
+    <w:p>
+      <w:pPr>
+        <w:pStyle w:val="Heading3"/>
+      </w:pPr>
+      <w:r>
+        <w:t>01. Loops and trace tables: the case</w:t>
+      </w:r>
+    </w:p>
+    <w:p>
+      <w:r>
+        <w:drawing>
+          <wp:inline xmlns:a="http://schemas.openxmlformats.org/drawingml/2006/main" xmlns:pic="http://schemas.openxmlformats.org/drawingml/2006/picture">
+            <wp:extent cx="5486400" cy="2834640"/>
+            <wp:docPr id="3" name="Picture 3" descr="Accumulate a short range. A running total adds the integers visited by range(1,5). Supplied facts: Python 3: total=0; for value in range(1,5): total+=value; print(total). The print is after the loop."/>
+            <wp:cNvGraphicFramePr>
+              <a:graphicFrameLocks noChangeAspect="1"/>
+            </wp:cNvGraphicFramePr>
+            <a:graphic>
+              <a:graphicData uri="http://schemas.openxmlformats.org/drawingml/2006/picture">
+                <pic:pic>
+                  <pic:nvPicPr>
+                    <pic:cNvPr id="0" name="academy-story-python-bridge-6-01.png"/>
+                    <pic:cNvPicPr/>
+                  </pic:nvPicPr>
+                  <pic:blipFill>
+                    <a:blip r:embed="rId11"/>
+                    <a:stretch>
+                      <a:fillRect/>
+                    </a:stretch>
+                  </pic:blipFill>
+                  <pic:spPr>
+                    <a:xfrm>
+                      <a:off x="0" y="0"/>
+                      <a:ext cx="5486400" cy="2834640"/>
+                    </a:xfrm>
+                    <a:prstGeom prst="rect"/>
+                  </pic:spPr>
+                </pic:pic>
+              </a:graphicData>
+            </a:graphic>
+          </wp:inline>
+        </w:drawing>
+      </w:r>
+    </w:p>
+    <w:p>
+      <w:pPr>
+        <w:spacing w:line="336" w:lineRule="auto" w:after="180"/>
+      </w:pPr>
+      <w:r>
+        <w:rPr>
+          <w:b w:val="0"/>
+        </w:rPr>
+        <w:t xml:space="preserve">Accumulate a short range. A running total adds the integers visited by range(1,5). Supplied facts: Python 3: total=0; for value in range(1,5): total+=value; print(total). The print is after the </w:t>
+      </w:r>
+      <w:r>
+        <w:rPr>
+          <w:b/>
+        </w:rPr>
+        <w:t>loop</w:t>
+      </w:r>
+      <w:r>
+        <w:rPr>
+          <w:b w:val="0"/>
+        </w:rPr>
+        <w:t>.</w:t>
+      </w:r>
+    </w:p>
+    <w:p>
+      <w:pPr>
+        <w:spacing w:line="336" w:lineRule="auto" w:after="180"/>
+        <w:shd w:fill="F5F1FB"/>
+      </w:pPr>
+      <w:r>
+        <w:rPr>
+          <w:b w:val="0"/>
+        </w:rPr>
+        <w:t>Point to the given fact that matters most. Explain why it matters.</w:t>
+      </w:r>
+    </w:p>
+    <w:p>
+      <w:pPr>
+        <w:pStyle w:val="Heading3"/>
+      </w:pPr>
+      <w:r>
+        <w:t>Discuss while showing the picture</w:t>
+      </w:r>
+    </w:p>
+    <w:p>
+      <w:pPr>
+        <w:spacing w:line="336" w:lineRule="auto" w:after="180"/>
+        <w:shd w:fill="F1F6F8"/>
+      </w:pPr>
+      <w:r>
+        <w:rPr>
+          <w:b w:val="0"/>
+        </w:rPr>
+        <w:t>Teacher prompt: Point to the given fact that matters most. Explain why it matters. Ask learners to describe one label or arrow in ordinary words. Use the adjacent transcript if the image is difficult to see.</w:t>
+      </w:r>
+    </w:p>
+    <w:p>
+      <w:pPr>
+        <w:pStyle w:val="Heading3"/>
+      </w:pPr>
+      <w:r>
+        <w:t>02. Follow the deciding steps</w:t>
+      </w:r>
+    </w:p>
+    <w:p>
+      <w:r>
+        <w:drawing>
+          <wp:inline xmlns:a="http://schemas.openxmlformats.org/drawingml/2006/main" xmlns:pic="http://schemas.openxmlformats.org/drawingml/2006/picture">
+            <wp:extent cx="5486400" cy="3182112"/>
+            <wp:docPr id="4" name="Picture 4" descr="Visit the range: Values are 1,2,3,4; the stop value 5 is excluded. → Trace running total: Totals after each addition are 1,3,6,10. → Print after the loop: The final displayed value is 10."/>
+            <wp:cNvGraphicFramePr>
+              <a:graphicFrameLocks noChangeAspect="1"/>
+            </wp:cNvGraphicFramePr>
+            <a:graphic>
+              <a:graphicData uri="http://schemas.openxmlformats.org/drawingml/2006/picture">
+                <pic:pic>
+                  <pic:nvPicPr>
+                    <pic:cNvPr id="0" name="academy-story-python-bridge-6-02.png"/>
+                    <pic:cNvPicPr/>
+                  </pic:nvPicPr>
+                  <pic:blipFill>
+                    <a:blip r:embed="rId12"/>
+                    <a:stretch>
+                      <a:fillRect/>
+                    </a:stretch>
+                  </pic:blipFill>
+                  <pic:spPr>
+                    <a:xfrm>
+                      <a:off x="0" y="0"/>
+                      <a:ext cx="5486400" cy="3182112"/>
+                    </a:xfrm>
+                    <a:prstGeom prst="rect"/>
+                  </pic:spPr>
+                </pic:pic>
+              </a:graphicData>
+            </a:graphic>
+          </wp:inline>
+        </w:drawing>
+      </w:r>
+    </w:p>
+    <w:p>
+      <w:pPr>
+        <w:spacing w:line="336" w:lineRule="auto" w:after="180"/>
+      </w:pPr>
+      <w:r>
+        <w:rPr>
+          <w:b w:val="0"/>
+        </w:rPr>
+        <w:t xml:space="preserve">Visit the range: Values are 1,2,3,4; the stop value 5 is excluded. → Trace running total: Totals after each addition are 1,3,6,10. → Print after the </w:t>
+      </w:r>
+      <w:r>
+        <w:rPr>
+          <w:b/>
+        </w:rPr>
+        <w:t>loop</w:t>
+      </w:r>
+      <w:r>
+        <w:rPr>
+          <w:b w:val="0"/>
+        </w:rPr>
+        <w:t>: The final displayed value is 10.</w:t>
+      </w:r>
+    </w:p>
+    <w:p>
+      <w:pPr>
+        <w:spacing w:line="336" w:lineRule="auto" w:after="180"/>
+        <w:shd w:fill="F5F1FB"/>
+      </w:pPr>
+      <w:r>
+        <w:rPr>
+          <w:b w:val="0"/>
+        </w:rPr>
+        <w:t xml:space="preserve">Point to each numbered stage and explain which recorded </w:t>
+      </w:r>
+      <w:r>
+        <w:rPr>
+          <w:b/>
+        </w:rPr>
+        <w:t>input</w:t>
+      </w:r>
+      <w:r>
+        <w:rPr>
+          <w:b w:val="0"/>
+        </w:rPr>
+        <w:t xml:space="preserve"> it uses.</w:t>
+      </w:r>
+    </w:p>
+    <w:p>
+      <w:pPr>
+        <w:pStyle w:val="Heading3"/>
+      </w:pPr>
+      <w:r>
+        <w:t>Discuss while showing the picture</w:t>
+      </w:r>
+    </w:p>
+    <w:p>
+      <w:pPr>
+        <w:spacing w:line="336" w:lineRule="auto" w:after="180"/>
+        <w:shd w:fill="F1F6F8"/>
+      </w:pPr>
+      <w:r>
+        <w:rPr>
+          <w:b w:val="0"/>
+        </w:rPr>
+        <w:t xml:space="preserve">Teacher prompt: Point to each numbered stage and explain which recorded </w:t>
+      </w:r>
+      <w:r>
+        <w:rPr>
+          <w:b/>
+        </w:rPr>
+        <w:t>input</w:t>
+      </w:r>
+      <w:r>
+        <w:rPr>
+          <w:b w:val="0"/>
+        </w:rPr>
+        <w:t xml:space="preserve"> it uses. Ask learners to describe one label or arrow in ordinary words. Use the adjacent transcript if the image is difficult to see.</w:t>
+      </w:r>
+    </w:p>
+    <w:p>
+      <w:pPr>
+        <w:pStyle w:val="Heading3"/>
+      </w:pPr>
+      <w:r>
+        <w:t>03. Running total after each visited value</w:t>
+      </w:r>
+    </w:p>
+    <w:p>
+      <w:r>
+        <w:drawing>
+          <wp:inline xmlns:a="http://schemas.openxmlformats.org/drawingml/2006/main" xmlns:pic="http://schemas.openxmlformats.org/drawingml/2006/picture">
+            <wp:extent cx="5486400" cy="3938016"/>
+            <wp:docPr id="5" name="Picture 5" descr="Running total after each visited value. Visit 1: Current value = 1, Running total = 1. Visit 2: Current value = 2, Running total = 3. Visit 3: Current value = 3, Running total = 6. Visit 4: Current value = 4, Running total = 10."/>
+            <wp:cNvGraphicFramePr>
+              <a:graphicFrameLocks noChangeAspect="1"/>
+            </wp:cNvGraphicFramePr>
+            <a:graphic>
+              <a:graphicData uri="http://schemas.openxmlformats.org/drawingml/2006/picture">
+                <pic:pic>
+                  <pic:nvPicPr>
+                    <pic:cNvPr id="0" name="academy-story-python-bridge-6-03.png"/>
+                    <pic:cNvPicPr/>
+                  </pic:nvPicPr>
+                  <pic:blipFill>
+                    <a:blip r:embed="rId13"/>
+                    <a:stretch>
+                      <a:fillRect/>
+                    </a:stretch>
+                  </pic:blipFill>
+                  <pic:spPr>
+                    <a:xfrm>
+                      <a:off x="0" y="0"/>
+                      <a:ext cx="5486400" cy="3938016"/>
+                    </a:xfrm>
+                    <a:prstGeom prst="rect"/>
+                  </pic:spPr>
+                </pic:pic>
+              </a:graphicData>
+            </a:graphic>
+          </wp:inline>
+        </w:drawing>
+      </w:r>
+    </w:p>
+    <w:p>
+      <w:pPr>
+        <w:spacing w:line="336" w:lineRule="auto" w:after="180"/>
+      </w:pPr>
+      <w:r>
+        <w:rPr>
+          <w:b w:val="0"/>
+        </w:rPr>
+        <w:t>Running total after each visited value. Visit 1: Current value = 1, Running total = 1. Visit 2: Current value = 2, Running total = 3. Visit 3: Current value = 3, Running total = 6.</w:t>
+      </w:r>
+    </w:p>
+    <w:p>
+      <w:pPr>
+        <w:spacing w:line="336" w:lineRule="auto" w:after="180"/>
+      </w:pPr>
+      <w:r>
+        <w:rPr>
+          <w:b w:val="0"/>
+        </w:rPr>
+        <w:t>Visit 4: Current value = 4, Running total = 10.</w:t>
+      </w:r>
+    </w:p>
+    <w:p>
+      <w:pPr>
+        <w:spacing w:line="336" w:lineRule="auto" w:after="180"/>
+        <w:shd w:fill="F5F1FB"/>
+      </w:pPr>
+      <w:r>
+        <w:rPr>
+          <w:b w:val="0"/>
+        </w:rPr>
+        <w:t>Read the labels and values. Explain the relationship the model shows.</w:t>
+      </w:r>
+    </w:p>
+    <w:p>
+      <w:pPr>
+        <w:pStyle w:val="Heading3"/>
+      </w:pPr>
+      <w:r>
+        <w:t>Discuss while showing the picture</w:t>
+      </w:r>
+    </w:p>
+    <w:p>
+      <w:pPr>
+        <w:spacing w:line="336" w:lineRule="auto" w:after="180"/>
+        <w:shd w:fill="F1F6F8"/>
+      </w:pPr>
+      <w:r>
+        <w:rPr>
+          <w:b w:val="0"/>
+        </w:rPr>
+        <w:t>Teacher prompt: Read the labels and values. Explain the relationship the model shows. Ask learners to describe one label or arrow in ordinary words. Use the adjacent transcript if the image is difficult to see.</w:t>
+      </w:r>
+    </w:p>
+    <w:p>
+      <w:pPr>
+        <w:spacing w:line="336" w:lineRule="auto" w:after="180"/>
+        <w:shd w:fill="F1F6F8"/>
+      </w:pPr>
+      <w:r>
+        <w:rPr>
+          <w:b w:val="0"/>
+        </w:rPr>
+        <w:t>Check row/column meanings, units and denominators before discussing a difference. Supplied toy values are not real class or model results.</w:t>
+      </w:r>
+    </w:p>
+    <w:p>
+      <w:pPr>
+        <w:pStyle w:val="Heading3"/>
+      </w:pPr>
+      <w:r>
+        <w:t>04. Change one thing. Trace what follows.</w:t>
+      </w:r>
+    </w:p>
+    <w:p>
+      <w:r>
+        <w:drawing>
+          <wp:inline xmlns:a="http://schemas.openxmlformats.org/drawingml/2006/main" xmlns:pic="http://schemas.openxmlformats.org/drawingml/2006/picture">
+            <wp:extent cx="5486400" cy="3026664"/>
+            <wp:docPr id="6" name="Picture 6" descr="Original case: The final displayed value is 10. Changed condition: Replace range(1,5) with range(1,1). Expected result: No values are visited and the final output is 0. Reason: The accumulator starts at zero and an empty loop never changes it."/>
+            <wp:cNvGraphicFramePr>
+              <a:graphicFrameLocks noChangeAspect="1"/>
+            </wp:cNvGraphicFramePr>
+            <a:graphic>
+              <a:graphicData uri="http://schemas.openxmlformats.org/drawingml/2006/picture">
+                <pic:pic>
+                  <pic:nvPicPr>
+                    <pic:cNvPr id="0" name="academy-story-python-bridge-6-04.png"/>
+                    <pic:cNvPicPr/>
+                  </pic:nvPicPr>
+                  <pic:blipFill>
+                    <a:blip r:embed="rId14"/>
+                    <a:stretch>
+                      <a:fillRect/>
+                    </a:stretch>
+                  </pic:blipFill>
+                  <pic:spPr>
+                    <a:xfrm>
+                      <a:off x="0" y="0"/>
+                      <a:ext cx="5486400" cy="3026664"/>
+                    </a:xfrm>
+                    <a:prstGeom prst="rect"/>
+                  </pic:spPr>
+                </pic:pic>
+              </a:graphicData>
+            </a:graphic>
+          </wp:inline>
+        </w:drawing>
+      </w:r>
+    </w:p>
+    <w:p>
+      <w:pPr>
+        <w:spacing w:line="336" w:lineRule="auto" w:after="180"/>
+      </w:pPr>
+      <w:r>
+        <w:rPr>
+          <w:b w:val="0"/>
+        </w:rPr>
+        <w:t xml:space="preserve">Original case: The final displayed value is 10. Changed condition: Replace range(1,5) with range(1,1). Expected result: No values are visited and the final </w:t>
+      </w:r>
+      <w:r>
+        <w:rPr>
+          <w:b/>
+        </w:rPr>
+        <w:t>output</w:t>
+      </w:r>
+      <w:r>
+        <w:rPr>
+          <w:b w:val="0"/>
+        </w:rPr>
+        <w:t xml:space="preserve"> is 0.</w:t>
+      </w:r>
+    </w:p>
+    <w:p>
+      <w:pPr>
+        <w:spacing w:line="336" w:lineRule="auto" w:after="180"/>
+      </w:pPr>
+      <w:r>
+        <w:rPr>
+          <w:b w:val="0"/>
+        </w:rPr>
+        <w:t xml:space="preserve">Reason: The </w:t>
+      </w:r>
+      <w:r>
+        <w:rPr>
+          <w:b/>
+        </w:rPr>
+        <w:t>accumulator</w:t>
+      </w:r>
+      <w:r>
+        <w:rPr>
+          <w:b w:val="0"/>
+        </w:rPr>
+        <w:t xml:space="preserve"> starts at zero and an empty </w:t>
+      </w:r>
+      <w:r>
+        <w:rPr>
+          <w:b/>
+        </w:rPr>
+        <w:t>loop</w:t>
+      </w:r>
+      <w:r>
+        <w:rPr>
+          <w:b w:val="0"/>
+        </w:rPr>
+        <w:t xml:space="preserve"> never changes it.</w:t>
+      </w:r>
+    </w:p>
+    <w:p>
+      <w:pPr>
+        <w:spacing w:line="336" w:lineRule="auto" w:after="180"/>
+        <w:shd w:fill="F5F1FB"/>
+      </w:pPr>
+      <w:r>
+        <w:rPr>
+          <w:b w:val="0"/>
+        </w:rPr>
+        <w:t>Predict before checking the worked changed-case result. Name what changed and what the supplied facts allow you to conclude.</w:t>
+      </w:r>
+    </w:p>
+    <w:p>
+      <w:pPr>
+        <w:pStyle w:val="Heading3"/>
+      </w:pPr>
+      <w:r>
+        <w:t>Discuss while showing the picture</w:t>
+      </w:r>
+    </w:p>
+    <w:p>
+      <w:pPr>
+        <w:spacing w:line="336" w:lineRule="auto" w:after="180"/>
+        <w:shd w:fill="F1F6F8"/>
+      </w:pPr>
+      <w:r>
+        <w:rPr>
+          <w:b w:val="0"/>
+        </w:rPr>
+        <w:t>Teacher prompt: Predict before checking the worked changed-case result. Name what changed and what the supplied facts allow you to conclude. Ask learners to describe one label or arrow in ordinary words.</w:t>
+      </w:r>
+    </w:p>
+    <w:p>
+      <w:pPr>
+        <w:spacing w:line="336" w:lineRule="auto" w:after="180"/>
+        <w:shd w:fill="F1F6F8"/>
+      </w:pPr>
+      <w:r>
+        <w:rPr>
+          <w:b w:val="0"/>
+        </w:rPr>
+        <w:t xml:space="preserve">Use the adjacent transcript if the image is difficult to see. Changed-case reasoning: The </w:t>
+      </w:r>
+      <w:r>
+        <w:rPr>
+          <w:b/>
+        </w:rPr>
+        <w:t>accumulator</w:t>
+      </w:r>
+      <w:r>
+        <w:rPr>
+          <w:b w:val="0"/>
+        </w:rPr>
+        <w:t xml:space="preserve"> starts at zero and an empty </w:t>
+      </w:r>
+      <w:r>
+        <w:rPr>
+          <w:b/>
+        </w:rPr>
+        <w:t>loop</w:t>
+      </w:r>
+      <w:r>
+        <w:rPr>
+          <w:b w:val="0"/>
+        </w:rPr>
+        <w:t xml:space="preserve"> never changes it.</w:t>
+      </w:r>
+    </w:p>
+    <w:p>
+      <w:pPr>
+        <w:pStyle w:val="Heading3"/>
+      </w:pPr>
+      <w:r>
+        <w:t>05. Connect the explanation to its limit</w:t>
+      </w:r>
+    </w:p>
+    <w:p>
+      <w:r>
+        <w:drawing>
+          <wp:inline xmlns:a="http://schemas.openxmlformats.org/drawingml/2006/main" xmlns:pic="http://schemas.openxmlformats.org/drawingml/2006/picture">
+            <wp:extent cx="5486400" cy="2834640"/>
+            <wp:docPr id="7" name="Picture 7" descr="A loop repeats an operation for each visited value. A trace table distinguishes the current value from the accumulator; the range stop is not included. Limit: This bounded loop does not train an AI model; other loop conditions may require separate termination checks."/>
+            <wp:cNvGraphicFramePr>
+              <a:graphicFrameLocks noChangeAspect="1"/>
+            </wp:cNvGraphicFramePr>
+            <a:graphic>
+              <a:graphicData uri="http://schemas.openxmlformats.org/drawingml/2006/picture">
+                <pic:pic>
+                  <pic:nvPicPr>
+                    <pic:cNvPr id="0" name="academy-story-python-bridge-6-05.png"/>
+                    <pic:cNvPicPr/>
+                  </pic:nvPicPr>
+                  <pic:blipFill>
+                    <a:blip r:embed="rId15"/>
+                    <a:stretch>
+                      <a:fillRect/>
+                    </a:stretch>
+                  </pic:blipFill>
+                  <pic:spPr>
+                    <a:xfrm>
+                      <a:off x="0" y="0"/>
+                      <a:ext cx="5486400" cy="2834640"/>
+                    </a:xfrm>
+                    <a:prstGeom prst="rect"/>
+                  </pic:spPr>
+                </pic:pic>
+              </a:graphicData>
+            </a:graphic>
+          </wp:inline>
+        </w:drawing>
+      </w:r>
+    </w:p>
+    <w:p>
+      <w:pPr>
+        <w:spacing w:line="336" w:lineRule="auto" w:after="180"/>
+      </w:pPr>
+      <w:r>
+        <w:rPr>
+          <w:b w:val="0"/>
+        </w:rPr>
+        <w:t xml:space="preserve">A </w:t>
+      </w:r>
+      <w:r>
+        <w:rPr>
+          <w:b/>
+        </w:rPr>
+        <w:t>loop</w:t>
+      </w:r>
+      <w:r>
+        <w:rPr>
+          <w:b w:val="0"/>
+        </w:rPr>
+        <w:t xml:space="preserve"> repeats an operation for each visited value. A </w:t>
+      </w:r>
+      <w:r>
+        <w:rPr>
+          <w:b/>
+        </w:rPr>
+        <w:t>trace table</w:t>
+      </w:r>
+      <w:r>
+        <w:rPr>
+          <w:b w:val="0"/>
+        </w:rPr>
+        <w:t xml:space="preserve"> distinguishes the current value from the </w:t>
+      </w:r>
+      <w:r>
+        <w:rPr>
+          <w:b/>
+        </w:rPr>
+        <w:t>accumulator</w:t>
+      </w:r>
+      <w:r>
+        <w:rPr>
+          <w:b w:val="0"/>
+        </w:rPr>
+        <w:t>; the range stop is not included.</w:t>
+      </w:r>
+    </w:p>
+    <w:p>
+      <w:pPr>
+        <w:spacing w:line="336" w:lineRule="auto" w:after="180"/>
+      </w:pPr>
+      <w:r>
+        <w:rPr>
+          <w:b w:val="0"/>
+        </w:rPr>
+        <w:t xml:space="preserve">Limit: This bounded </w:t>
+      </w:r>
+      <w:r>
+        <w:rPr>
+          <w:b/>
+        </w:rPr>
+        <w:t>loop</w:t>
+      </w:r>
+      <w:r>
+        <w:rPr>
+          <w:b w:val="0"/>
+        </w:rPr>
+        <w:t xml:space="preserve"> does not train an AI model; other </w:t>
+      </w:r>
+      <w:r>
+        <w:rPr>
+          <w:b/>
+        </w:rPr>
+        <w:t>loop</w:t>
+      </w:r>
+      <w:r>
+        <w:rPr>
+          <w:b w:val="0"/>
+        </w:rPr>
+        <w:t xml:space="preserve"> conditions may require separate termination checks.</w:t>
+      </w:r>
+    </w:p>
+    <w:p>
+      <w:pPr>
+        <w:spacing w:line="336" w:lineRule="auto" w:after="180"/>
+        <w:shd w:fill="F5F1FB"/>
+      </w:pPr>
+      <w:r>
+        <w:rPr>
+          <w:b w:val="0"/>
+        </w:rPr>
+        <w:t>Explain the case, then point to a limit on the claim.</w:t>
+      </w:r>
+    </w:p>
+    <w:p>
+      <w:pPr>
+        <w:pStyle w:val="Heading3"/>
+      </w:pPr>
+      <w:r>
+        <w:t>Discuss while showing the picture</w:t>
+      </w:r>
+    </w:p>
+    <w:p>
+      <w:pPr>
+        <w:spacing w:line="336" w:lineRule="auto" w:after="180"/>
+        <w:shd w:fill="F1F6F8"/>
+      </w:pPr>
+      <w:r>
+        <w:rPr>
+          <w:b w:val="0"/>
+        </w:rPr>
+        <w:t>Teacher prompt: Explain the case, then point to a limit on the claim. Ask learners to describe one label or arrow in ordinary words. Use the adjacent transcript if the image is difficult to see.</w:t>
+      </w:r>
+    </w:p>
+    <w:p>
+      <w:pPr>
+        <w:spacing w:line="336" w:lineRule="auto" w:after="180"/>
+        <w:shd w:fill="F1F6F8"/>
+      </w:pPr>
+      <w:r>
+        <w:rPr>
+          <w:b w:val="0"/>
+        </w:rPr>
+        <w:t xml:space="preserve">Keep the stated scope: This bounded </w:t>
+      </w:r>
+      <w:r>
+        <w:rPr>
+          <w:b/>
+        </w:rPr>
+        <w:t>loop</w:t>
+      </w:r>
+      <w:r>
+        <w:rPr>
+          <w:b w:val="0"/>
+        </w:rPr>
+        <w:t xml:space="preserve"> does not train an AI model; other </w:t>
+      </w:r>
+      <w:r>
+        <w:rPr>
+          <w:b/>
+        </w:rPr>
+        <w:t>loop</w:t>
+      </w:r>
+      <w:r>
+        <w:rPr>
+          <w:b w:val="0"/>
+        </w:rPr>
+        <w:t xml:space="preserve"> conditions may require separate termination checks.</w:t>
+      </w:r>
+    </w:p>
+    <w:p>
+      <w:pPr>
+        <w:pStyle w:val="Heading3"/>
+      </w:pPr>
+      <w:r>
+        <w:t>06. Make the idea visible in your project</w:t>
+      </w:r>
+    </w:p>
+    <w:p>
+      <w:r>
+        <w:drawing>
+          <wp:inline xmlns:a="http://schemas.openxmlformats.org/drawingml/2006/main" xmlns:pic="http://schemas.openxmlformats.org/drawingml/2006/picture">
+            <wp:extent cx="5486400" cy="3681984"/>
+            <wp:docPr id="8" name="Picture 8" descr="For Python readiness before the Responsible Plant Classifier, retain a trace of the values, the predicted outputs and the changed-case explanation. Use actual Python 3 results to check the prediction after reasoning first. Draw your input, deciding step, result and limit. Supported question: List the four visited values and their running totals. Explain why 5 is absent and what prints for range(1,1)."/>
+            <wp:cNvGraphicFramePr>
+              <a:graphicFrameLocks noChangeAspect="1"/>
+            </wp:cNvGraphicFramePr>
+            <a:graphic>
+              <a:graphicData uri="http://schemas.openxmlformats.org/drawingml/2006/picture">
+                <pic:pic>
+                  <pic:nvPicPr>
+                    <pic:cNvPr id="0" name="academy-story-python-bridge-6-06.png"/>
+                    <pic:cNvPicPr/>
+                  </pic:nvPicPr>
+                  <pic:blipFill>
+                    <a:blip r:embed="rId16"/>
+                    <a:stretch>
+                      <a:fillRect/>
+                    </a:stretch>
+                  </pic:blipFill>
+                  <pic:spPr>
+                    <a:xfrm>
+                      <a:off x="0" y="0"/>
+                      <a:ext cx="5486400" cy="3681984"/>
+                    </a:xfrm>
+                    <a:prstGeom prst="rect"/>
+                  </pic:spPr>
+                </pic:pic>
+              </a:graphicData>
+            </a:graphic>
+          </wp:inline>
+        </w:drawing>
+      </w:r>
+    </w:p>
+    <w:p>
+      <w:pPr>
+        <w:spacing w:line="336" w:lineRule="auto" w:after="180"/>
+      </w:pPr>
+      <w:r>
+        <w:rPr>
+          <w:b w:val="0"/>
+        </w:rPr>
+        <w:t xml:space="preserve">For Python readiness before the Responsible Plant Classifier, retain a trace of the values, the predicted </w:t>
+      </w:r>
+      <w:r>
+        <w:rPr>
+          <w:b/>
+        </w:rPr>
+        <w:t>output</w:t>
+      </w:r>
+      <w:r>
+        <w:rPr>
+          <w:b w:val="0"/>
+        </w:rPr>
+        <w:t xml:space="preserve">s and the changed-case explanation. Use actual Python 3 results to check the </w:t>
+      </w:r>
+      <w:r>
+        <w:rPr>
+          <w:b/>
+        </w:rPr>
+        <w:t>prediction</w:t>
+      </w:r>
+      <w:r>
+        <w:rPr>
+          <w:b w:val="0"/>
+        </w:rPr>
+        <w:t xml:space="preserve"> after reasoning first.</w:t>
+      </w:r>
+    </w:p>
+    <w:p>
+      <w:pPr>
+        <w:spacing w:line="336" w:lineRule="auto" w:after="180"/>
+      </w:pPr>
+      <w:r>
+        <w:rPr>
+          <w:b w:val="0"/>
+        </w:rPr>
+        <w:t xml:space="preserve">Draw your </w:t>
+      </w:r>
+      <w:r>
+        <w:rPr>
+          <w:b/>
+        </w:rPr>
+        <w:t>input</w:t>
+      </w:r>
+      <w:r>
+        <w:rPr>
+          <w:b w:val="0"/>
+        </w:rPr>
+        <w:t>, deciding step, result and limit. Supported question: List the four visited values and their running totals. Explain why 5 is absent and what prints for range(1,1).</w:t>
+      </w:r>
+    </w:p>
+    <w:p>
+      <w:pPr>
+        <w:spacing w:line="336" w:lineRule="auto" w:after="180"/>
+        <w:shd w:fill="F5F1FB"/>
+      </w:pPr>
+      <w:r>
+        <w:rPr>
+          <w:b w:val="0"/>
+        </w:rPr>
+        <w:t xml:space="preserve">Draw your project trace and justify the deciding step using </w:t>
+      </w:r>
+      <w:r>
+        <w:rPr>
+          <w:b/>
+        </w:rPr>
+        <w:t>evidence</w:t>
+      </w:r>
+      <w:r>
+        <w:rPr>
+          <w:b w:val="0"/>
+        </w:rPr>
+        <w:t>.</w:t>
+      </w:r>
+    </w:p>
+    <w:p>
+      <w:pPr>
+        <w:pStyle w:val="Heading3"/>
+      </w:pPr>
+      <w:r>
+        <w:t>Discuss while showing the picture</w:t>
+      </w:r>
+    </w:p>
+    <w:p>
+      <w:pPr>
+        <w:spacing w:line="336" w:lineRule="auto" w:after="180"/>
+        <w:shd w:fill="F1F6F8"/>
+      </w:pPr>
+      <w:r>
+        <w:rPr>
+          <w:b w:val="0"/>
+        </w:rPr>
+        <w:t xml:space="preserve">Teacher prompt: Draw your project trace and justify the deciding step using </w:t>
+      </w:r>
+      <w:r>
+        <w:rPr>
+          <w:b/>
+        </w:rPr>
+        <w:t>evidence</w:t>
+      </w:r>
+      <w:r>
+        <w:rPr>
+          <w:b w:val="0"/>
+        </w:rPr>
+        <w:t>. Ask learners to describe one label or arrow in ordinary words. Use the adjacent transcript if the image is difficult to see.</w:t>
+      </w:r>
+    </w:p>
+    <w:p>
+      <w:pPr>
+        <w:spacing w:line="336" w:lineRule="auto" w:after="180"/>
+        <w:shd w:fill="F1F6F8"/>
+      </w:pPr>
+      <w:r>
+        <w:rPr>
+          <w:b w:val="0"/>
+        </w:rPr>
+        <w:t>Supported practice key: The visits are 1,2,3,4 and totals are 1,3,6,10. The stop is exclusive. An empty range leaves total at its initial 0.</w:t>
       </w:r>
     </w:p>
     <w:sectPr>

--- a/downloads/teacher/bridge-week-06.docx
+++ b/downloads/teacher/bridge-week-06.docx
@@ -207,7 +207,7 @@
           </w:tcPr>
           <w:p>
             <w:r>
-              <w:t>Sections 9 and 11–14. Give extra time to finish the full task set; use Section 15 when the week includes a coding lab.</w:t>
+              <w:t>Use “Run the investigation”, “Connect your project”, “Show what you know”, “Study a complete case” and “Try a new case independently”. Give extra time for the full task set. If this week has a coding lab, use its named section; section numbers can change when extra explanations are included.</w:t>
             </w:r>
           </w:p>
         </w:tc>
@@ -2092,6 +2092,26 @@
     <w:p>
       <w:r>
         <w:t>Demonstrate Loops and trace tables, reduce support deliberately and check individual reasoning before discussing answers.</w:t>
+      </w:r>
+    </w:p>
+    <w:p>
+      <w:pPr>
+        <w:pStyle w:val="Heading3"/>
+      </w:pPr>
+      <w:r>
+        <w:t>Choose the pacing route</w:t>
+      </w:r>
+    </w:p>
+    <w:p>
+      <w:pPr>
+        <w:spacing w:line="336" w:lineRule="auto" w:after="180"/>
+        <w:shd w:fill="F1F6F8"/>
+      </w:pPr>
+      <w:r>
+        <w:rPr>
+          <w:b w:val="0"/>
+        </w:rPr>
+        <w:t>Compact alternative: this two-session sequence covers selected core tasks. Use the three-session weekly plan for the full lesson, independent transfer, feedback and project work; allow extra time for extensions.</w:t>
       </w:r>
     </w:p>
     <w:tbl>
@@ -4468,7 +4488,7 @@
           </w:tcPr>
           <w:p>
             <w:r>
-              <w:t>Sections 9 and 11–14. Give extra time to finish the full task set; use Section 15 when the week includes a coding lab.</w:t>
+              <w:t>Use “Run the investigation”, “Connect your project”, “Show what you know”, “Study a complete case” and “Try a new case independently”. Give extra time for the full task set. If this week has a coding lab, use its named section; section numbers can change when extra explanations are included.</w:t>
             </w:r>
           </w:p>
         </w:tc>

--- a/downloads/teacher/bridge-week-06.docx
+++ b/downloads/teacher/bridge-week-06.docx
@@ -25,20 +25,38 @@
         <w:pStyle w:val="Heading1"/>
       </w:pPr>
       <w:r>
-        <w:t>01. Prepare the purpose, prerequisites and materials</w:t>
+        <w:t>Teach state changes before relying on a final number.</w:t>
       </w:r>
     </w:p>
     <w:p>
       <w:r>
-        <w:t>Prepare Loops and trace tables: check the target, prerequisites, resources and adaptable teaching schedule.</w:t>
+        <w:t>Supply complete loops, test zero/one/many visits and assess a fresh range trace after exposure checks.</w:t>
       </w:r>
     </w:p>
     <w:p>
-      <w:pPr>
-        <w:pStyle w:val="Heading3"/>
-      </w:pPr>
-      <w:r>
-        <w:t>Teach the learning cycle</w:t>
+      <w:r>
+        <w:t>Ask what exists before the loop, which values are visited and when output occurs.</w:t>
+      </w:r>
+    </w:p>
+    <w:p>
+      <w:pPr>
+        <w:pStyle w:val="Heading1"/>
+      </w:pPr>
+      <w:r>
+        <w:t>01. Prepare the connected bridge lesson</w:t>
+      </w:r>
+    </w:p>
+    <w:p>
+      <w:r>
+        <w:t>Check prior exposure and keep execution practice distinct from paper reasoning.</w:t>
+      </w:r>
+    </w:p>
+    <w:p>
+      <w:pPr>
+        <w:pStyle w:val="Heading2"/>
+      </w:pPr>
+      <w:r>
+        <w:t>Goal and main plan</w:t>
       </w:r>
     </w:p>
     <w:p>
@@ -260,10 +278,10 @@
     </w:p>
     <w:p>
       <w:pPr>
-        <w:pStyle w:val="Heading3"/>
-      </w:pPr>
-      <w:r>
-        <w:t>Retrieval answer guidance</w:t>
+        <w:pStyle w:val="Heading2"/>
+      </w:pPr>
+      <w:r>
+        <w:t>Retrieval and prerequisite guidance</w:t>
       </w:r>
     </w:p>
     <w:p>
@@ -431,10 +449,10 @@
     </w:p>
     <w:p>
       <w:pPr>
-        <w:pStyle w:val="Heading3"/>
-      </w:pPr>
-      <w:r>
-        <w:t>Outcomes</w:t>
+        <w:pStyle w:val="Heading2"/>
+      </w:pPr>
+      <w:r>
+        <w:t>Materials and readiness</w:t>
       </w:r>
     </w:p>
     <w:p>
@@ -445,7 +463,7 @@
         <w:rPr>
           <w:b w:val="0"/>
         </w:rPr>
-        <w:t xml:space="preserve">Trace variable values before and after each </w:t>
+        <w:t xml:space="preserve">Python 3 editor and </w:t>
       </w:r>
       <w:r>
         <w:rPr>
@@ -457,13 +475,7 @@
         <w:rPr>
           <w:b w:val="0"/>
         </w:rPr>
-        <w:t xml:space="preserve"> </w:t>
-      </w:r>
-      <w:r>
-        <w:rPr>
-          <w:b/>
-        </w:rPr>
-        <w:t>iteration</w:t>
+        <w:t>s.py</w:t>
       </w:r>
     </w:p>
     <w:p>
@@ -474,7 +486,7 @@
         <w:rPr>
           <w:b w:val="0"/>
         </w:rPr>
-        <w:t>Use the excluded stop value in range correctly</w:t>
+        <w:t>Counters or numbered paper cards</w:t>
       </w:r>
     </w:p>
     <w:p>
@@ -485,62 +497,38 @@
         <w:rPr>
           <w:b w:val="0"/>
         </w:rPr>
-        <w:t xml:space="preserve">Explain </w:t>
+        <w:t xml:space="preserve">Blank </w:t>
       </w:r>
       <w:r>
         <w:rPr>
           <w:b/>
         </w:rPr>
-        <w:t>initialization</w:t>
+        <w:t>trace table</w:t>
       </w:r>
       <w:r>
         <w:rPr>
           <w:b w:val="0"/>
         </w:rPr>
-        <w:t xml:space="preserve"> and test zero one and several </w:t>
-      </w:r>
-      <w:r>
-        <w:rPr>
-          <w:b/>
-        </w:rPr>
-        <w:t>iteration</w:t>
-      </w:r>
-      <w:r>
-        <w:rPr>
-          <w:b w:val="0"/>
-        </w:rPr>
-        <w:t>s</w:t>
+        <w:t xml:space="preserve"> with turn total before and total after columns</w:t>
       </w:r>
     </w:p>
     <w:p>
       <w:pPr>
-        <w:pStyle w:val="Heading3"/>
-      </w:pPr>
-      <w:r>
-        <w:t>Preparation</w:t>
+        <w:spacing w:line="336" w:lineRule="auto" w:after="180"/>
+      </w:pPr>
+      <w:r>
+        <w:rPr>
+          <w:b w:val="0"/>
+        </w:rPr>
+        <w:t>It reads the old 2, adds 3 and stores 5. Assignment updates a value; it is not an algebraic equality.</w:t>
       </w:r>
     </w:p>
     <w:p>
       <w:pPr>
-        <w:spacing w:line="336" w:lineRule="auto" w:after="180"/>
-      </w:pPr>
-      <w:r>
-        <w:rPr>
-          <w:b w:val="0"/>
-        </w:rPr>
-        <w:t xml:space="preserve">Python 3 editor and </w:t>
-      </w:r>
-      <w:r>
-        <w:rPr>
-          <w:b/>
-        </w:rPr>
-        <w:t>loop</w:t>
-      </w:r>
-      <w:r>
-        <w:rPr>
-          <w:b w:val="0"/>
-        </w:rPr>
-        <w:t>s.py</w:t>
+        <w:pStyle w:val="Heading2"/>
+      </w:pPr>
+      <w:r>
+        <w:t>End goal</w:t>
       </w:r>
     </w:p>
     <w:p>
@@ -551,30 +539,39 @@
         <w:rPr>
           <w:b w:val="0"/>
         </w:rPr>
-        <w:t>Counters or numbered paper cards</w:t>
+        <w:t xml:space="preserve">Trace </w:t>
+      </w:r>
+      <w:r>
+        <w:rPr>
+          <w:b/>
+        </w:rPr>
+        <w:t>loop</w:t>
+      </w:r>
+      <w:r>
+        <w:rPr>
+          <w:b w:val="0"/>
+        </w:rPr>
+        <w:t xml:space="preserve">s and </w:t>
+      </w:r>
+      <w:r>
+        <w:rPr>
+          <w:b/>
+        </w:rPr>
+        <w:t>trace table</w:t>
+      </w:r>
+      <w:r>
+        <w:rPr>
+          <w:b w:val="0"/>
+        </w:rPr>
+        <w:t>s and explain the changed program before running it.</w:t>
       </w:r>
     </w:p>
     <w:p>
       <w:pPr>
-        <w:spacing w:line="336" w:lineRule="auto" w:after="180"/>
-      </w:pPr>
-      <w:r>
-        <w:rPr>
-          <w:b w:val="0"/>
-        </w:rPr>
-        <w:t xml:space="preserve">Blank </w:t>
-      </w:r>
-      <w:r>
-        <w:rPr>
-          <w:b/>
-        </w:rPr>
-        <w:t>trace table</w:t>
-      </w:r>
-      <w:r>
-        <w:rPr>
-          <w:b w:val="0"/>
-        </w:rPr>
-        <w:t xml:space="preserve"> with turn total before and total after columns</w:t>
+        <w:pStyle w:val="Heading2"/>
+      </w:pPr>
+      <w:r>
+        <w:t>Earlier wording, alternatives and picture transcripts · reference / check after trying</w:t>
       </w:r>
     </w:p>
     <w:p>
@@ -582,18 +579,15 @@
         <w:pStyle w:val="Heading3"/>
       </w:pPr>
       <w:r>
-        <w:t>Prerequisite answer</w:t>
+        <w:t>Teach the learning cycle</w:t>
       </w:r>
     </w:p>
     <w:p>
       <w:pPr>
-        <w:spacing w:line="336" w:lineRule="auto" w:after="180"/>
-      </w:pPr>
-      <w:r>
-        <w:rPr>
-          <w:b w:val="0"/>
-        </w:rPr>
-        <w:t>It reads the old 2, adds 3 and stores 5. Assignment updates a value; it is not an algebraic equality.</w:t>
+        <w:pStyle w:val="Heading3"/>
+      </w:pPr>
+      <w:r>
+        <w:t>Retrieval answer guidance</w:t>
       </w:r>
     </w:p>
     <w:p>
@@ -601,7 +595,7 @@
         <w:pStyle w:val="Heading3"/>
       </w:pPr>
       <w:r>
-        <w:t>End goal for the pictorial case</w:t>
+        <w:t>Outcomes</w:t>
       </w:r>
     </w:p>
     <w:p>
@@ -612,7 +606,7 @@
         <w:rPr>
           <w:b w:val="0"/>
         </w:rPr>
-        <w:t xml:space="preserve">Trace </w:t>
+        <w:t xml:space="preserve">Trace variable values before and after each </w:t>
       </w:r>
       <w:r>
         <w:rPr>
@@ -624,19 +618,13 @@
         <w:rPr>
           <w:b w:val="0"/>
         </w:rPr>
-        <w:t xml:space="preserve">s and </w:t>
+        <w:t xml:space="preserve"> </w:t>
       </w:r>
       <w:r>
         <w:rPr>
           <w:b/>
         </w:rPr>
-        <w:t>trace table</w:t>
-      </w:r>
-      <w:r>
-        <w:rPr>
-          <w:b w:val="0"/>
-        </w:rPr>
-        <w:t>s and explain the changed program before running it.</w:t>
+        <w:t>iteration</w:t>
       </w:r>
     </w:p>
     <w:p>
@@ -647,20 +635,50 @@
         <w:rPr>
           <w:b w:val="0"/>
         </w:rPr>
-        <w:t>This added worked case illustrates the week’s main idea. Retain all original and connected topics; schedule its practice within the teaching cycle.</w:t>
+        <w:t>Use the excluded stop value in range correctly</w:t>
       </w:r>
     </w:p>
     <w:p>
       <w:pPr>
-        <w:pStyle w:val="Heading1"/>
-      </w:pPr>
-      <w:r>
-        <w:t>02. Explain and model the mechanism</w:t>
+        <w:spacing w:line="336" w:lineRule="auto" w:after="180"/>
+      </w:pPr>
+      <w:r>
+        <w:rPr>
+          <w:b w:val="0"/>
+        </w:rPr>
+        <w:t xml:space="preserve">Explain </w:t>
+      </w:r>
+      <w:r>
+        <w:rPr>
+          <w:b/>
+        </w:rPr>
+        <w:t>initialization</w:t>
+      </w:r>
+      <w:r>
+        <w:rPr>
+          <w:b w:val="0"/>
+        </w:rPr>
+        <w:t xml:space="preserve"> and test zero one and several </w:t>
+      </w:r>
+      <w:r>
+        <w:rPr>
+          <w:b/>
+        </w:rPr>
+        <w:t>iteration</w:t>
+      </w:r>
+      <w:r>
+        <w:rPr>
+          <w:b w:val="0"/>
+        </w:rPr>
+        <w:t>s</w:t>
       </w:r>
     </w:p>
     <w:p>
-      <w:r>
-        <w:t>Model Loops and trace tables using the supplied case, labelled mechanism and reasoning. Make the scope of each conclusion explicit.</w:t>
+      <w:pPr>
+        <w:pStyle w:val="Heading3"/>
+      </w:pPr>
+      <w:r>
+        <w:t>Preparation</w:t>
       </w:r>
     </w:p>
     <w:p>
@@ -668,30 +686,15 @@
         <w:pStyle w:val="Heading3"/>
       </w:pPr>
       <w:r>
-        <w:t>Explain Loops and trace tables · 1</w:t>
+        <w:t>Prerequisite answer</w:t>
       </w:r>
     </w:p>
     <w:p>
       <w:pPr>
-        <w:spacing w:line="336" w:lineRule="auto" w:after="180"/>
-      </w:pPr>
-      <w:r>
-        <w:rPr>
-          <w:b w:val="0"/>
-        </w:rPr>
-        <w:t xml:space="preserve">Imagine adding numbered counters: first 1, then 2, then 3. A </w:t>
-      </w:r>
-      <w:r>
-        <w:rPr>
-          <w:b/>
-        </w:rPr>
-        <w:t>loop</w:t>
-      </w:r>
-      <w:r>
-        <w:rPr>
-          <w:b w:val="0"/>
-        </w:rPr>
-        <w:t xml:space="preserve"> can repeat the same addition with a different number each time. This week you will predict each change before running a short Python script.</w:t>
+        <w:pStyle w:val="Heading3"/>
+      </w:pPr>
+      <w:r>
+        <w:t>End goal for the pictorial case</w:t>
       </w:r>
     </w:p>
     <w:p>
@@ -702,49 +705,28 @@
         <w:rPr>
           <w:b w:val="0"/>
         </w:rPr>
-        <w:t xml:space="preserve">Tracing repeated calculations prepares you to inspect the data </w:t>
-      </w:r>
-      <w:r>
-        <w:rPr>
-          <w:b/>
-        </w:rPr>
-        <w:t>process</w:t>
-      </w:r>
-      <w:r>
-        <w:rPr>
-          <w:b w:val="0"/>
-        </w:rPr>
-        <w:t>ing used in larger AI applications.</w:t>
+        <w:t>This added worked case illustrates the week’s main idea. Retain all original and connected topics; schedule its practice within the teaching cycle.</w:t>
       </w:r>
     </w:p>
     <w:p>
       <w:pPr>
-        <w:pStyle w:val="Heading3"/>
-      </w:pPr>
-      <w:r>
-        <w:t>Explain Loops and trace tables · 2</w:t>
+        <w:pStyle w:val="Heading1"/>
+      </w:pPr>
+      <w:r>
+        <w:t>02. Teach accumulator state and output events separately</w:t>
       </w:r>
     </w:p>
     <w:p>
-      <w:pPr>
-        <w:spacing w:line="336" w:lineRule="auto" w:after="180"/>
-      </w:pPr>
-      <w:r>
-        <w:rPr>
-          <w:b w:val="0"/>
-        </w:rPr>
-        <w:t>In for turn in range(1, 4), Python supplies 1, 2 and 3 in order. The start is included and the stop is excluded. The indented body runs once for each supplied value. The colon and four-space indentation mark that body.</w:t>
+      <w:r>
+        <w:t>Keep the warm-up, picture, W2 and selected ranges explicitly labelled.</w:t>
       </w:r>
     </w:p>
     <w:p>
       <w:pPr>
-        <w:spacing w:line="336" w:lineRule="auto" w:after="180"/>
-      </w:pPr>
-      <w:r>
-        <w:rPr>
-          <w:b w:val="0"/>
-        </w:rPr>
-        <w:t>This lesson uses integer range values with the default positive step of 1.</w:t>
+        <w:pStyle w:val="Heading2"/>
+      </w:pPr>
+      <w:r>
+        <w:t>Read the task and loop-body syntax</w:t>
       </w:r>
     </w:p>
     <w:p>
@@ -755,43 +737,19 @@
         <w:rPr>
           <w:b w:val="0"/>
         </w:rPr>
-        <w:t xml:space="preserve">The </w:t>
+        <w:t xml:space="preserve">Imagine adding numbered counters: first 1, then 2, then 3. A </w:t>
       </w:r>
       <w:r>
         <w:rPr>
           <w:b/>
         </w:rPr>
-        <w:t>output</w:t>
+        <w:t>loop</w:t>
       </w:r>
       <w:r>
         <w:rPr>
           <w:b w:val="0"/>
         </w:rPr>
-        <w:t xml:space="preserve"> is 6. Before the first </w:t>
-      </w:r>
-      <w:r>
-        <w:rPr>
-          <w:b/>
-        </w:rPr>
-        <w:t>iteration</w:t>
-      </w:r>
-      <w:r>
-        <w:rPr>
-          <w:b w:val="0"/>
-        </w:rPr>
-        <w:t xml:space="preserve">, total is 0. Each assignment reads the previous total and adds the current turn. After turn 3, the range is exhausted, so execution continues after the </w:t>
-      </w:r>
-      <w:r>
-        <w:rPr>
-          <w:b/>
-        </w:rPr>
-        <w:t>loop</w:t>
-      </w:r>
-      <w:r>
-        <w:rPr>
-          <w:b w:val="0"/>
-        </w:rPr>
-        <w:t>.</w:t>
+        <w:t xml:space="preserve"> can repeat the same addition with a different number each time. This week you will predict each change before running a short Python script.</w:t>
       </w:r>
     </w:p>
     <w:p>
@@ -802,309 +760,19 @@
         <w:rPr>
           <w:b w:val="0"/>
         </w:rPr>
-        <w:t>The table records state; it does not create extra instructions.</w:t>
-      </w:r>
-    </w:p>
-    <w:tbl>
-      <w:tblPr>
-        <w:tblStyle w:val="LightShading-Accent1"/>
-        <w:tblW w:type="auto" w:w="0"/>
-        <w:tblLook w:firstColumn="1" w:firstRow="1" w:lastColumn="0" w:lastRow="0" w:noHBand="0" w:noVBand="1" w:val="04A0"/>
-      </w:tblPr>
-      <w:tblGrid>
-        <w:gridCol w:w="5112"/>
-        <w:gridCol w:w="5112"/>
-      </w:tblGrid>
-      <w:tr>
-        <w:trPr>
-          <w:tblHeader/>
-        </w:trPr>
-        <w:tc>
-          <w:tcPr>
-            <w:tcW w:type="dxa" w:w="5112"/>
-          </w:tcPr>
-          <w:p>
-            <w:r>
-              <w:t>Term</w:t>
-            </w:r>
-          </w:p>
-        </w:tc>
-        <w:tc>
-          <w:tcPr>
-            <w:tcW w:type="dxa" w:w="5112"/>
-          </w:tcPr>
-          <w:p>
-            <w:r>
-              <w:t>Meaning</w:t>
-            </w:r>
-          </w:p>
-        </w:tc>
-      </w:tr>
-      <w:tr>
-        <w:tc>
-          <w:tcPr>
-            <w:tcW w:type="dxa" w:w="5112"/>
-          </w:tcPr>
-          <w:p>
-            <w:r>
-              <w:t>Loop</w:t>
-            </w:r>
-          </w:p>
-        </w:tc>
-        <w:tc>
-          <w:tcPr>
-            <w:tcW w:type="dxa" w:w="5112"/>
-          </w:tcPr>
-          <w:p>
-            <w:r>
-              <w:t>A block of instructions that can run repeatedly</w:t>
-            </w:r>
-          </w:p>
-        </w:tc>
-      </w:tr>
-      <w:tr>
-        <w:tc>
-          <w:tcPr>
-            <w:tcW w:type="dxa" w:w="5112"/>
-          </w:tcPr>
-          <w:p>
-            <w:r>
-              <w:t>Iteration</w:t>
-            </w:r>
-          </w:p>
-        </w:tc>
-        <w:tc>
-          <w:tcPr>
-            <w:tcW w:type="dxa" w:w="5112"/>
-          </w:tcPr>
-          <w:p>
-            <w:r>
-              <w:t>One execution of a loop body</w:t>
-            </w:r>
-          </w:p>
-        </w:tc>
-      </w:tr>
-      <w:tr>
-        <w:tc>
-          <w:tcPr>
-            <w:tcW w:type="dxa" w:w="5112"/>
-          </w:tcPr>
-          <w:p>
-            <w:r>
-              <w:t>Accumulator</w:t>
-            </w:r>
-          </w:p>
-        </w:tc>
-        <w:tc>
-          <w:tcPr>
-            <w:tcW w:type="dxa" w:w="5112"/>
-          </w:tcPr>
-          <w:p>
-            <w:r>
-              <w:t>A variable that keeps a running result</w:t>
-            </w:r>
-          </w:p>
-        </w:tc>
-      </w:tr>
-      <w:tr>
-        <w:tc>
-          <w:tcPr>
-            <w:tcW w:type="dxa" w:w="5112"/>
-          </w:tcPr>
-          <w:p>
-            <w:r>
-              <w:t>Initialization</w:t>
-            </w:r>
-          </w:p>
-        </w:tc>
-        <w:tc>
-          <w:tcPr>
-            <w:tcW w:type="dxa" w:w="5112"/>
-          </w:tcPr>
-          <w:p>
-            <w:r>
-              <w:t>Giving a variable its starting value</w:t>
-            </w:r>
-          </w:p>
-        </w:tc>
-      </w:tr>
-      <w:tr>
-        <w:tc>
-          <w:tcPr>
-            <w:tcW w:type="dxa" w:w="5112"/>
-          </w:tcPr>
-          <w:p>
-            <w:r>
-              <w:t>Trace table</w:t>
-            </w:r>
-          </w:p>
-        </w:tc>
-        <w:tc>
-          <w:tcPr>
-            <w:tcW w:type="dxa" w:w="5112"/>
-          </w:tcPr>
-          <w:p>
-            <w:r>
-              <w:t>A record of variable values as instructions execute</w:t>
-            </w:r>
-          </w:p>
-        </w:tc>
-      </w:tr>
-    </w:tbl>
-    <w:p>
-      <w:pPr>
-        <w:pStyle w:val="Heading3"/>
-      </w:pPr>
-      <w:r>
-        <w:t>State after each addition</w:t>
-      </w:r>
-    </w:p>
-    <w:tbl>
-      <w:tblPr>
-        <w:tblStyle w:val="LightShading-Accent1"/>
-        <w:tblW w:type="auto" w:w="0"/>
-        <w:tblLook w:firstColumn="1" w:firstRow="1" w:lastColumn="0" w:lastRow="0" w:noHBand="0" w:noVBand="1" w:val="04A0"/>
-      </w:tblPr>
-      <w:tblGrid>
-        <w:gridCol w:w="3408"/>
-        <w:gridCol w:w="3408"/>
-        <w:gridCol w:w="3408"/>
-      </w:tblGrid>
-      <w:tr>
-        <w:trPr>
-          <w:tblHeader/>
-        </w:trPr>
-        <w:tc>
-          <w:tcPr>
-            <w:tcW w:type="dxa" w:w="3408"/>
-          </w:tcPr>
-          <w:p>
-            <w:r>
-              <w:t>turn</w:t>
-            </w:r>
-          </w:p>
-        </w:tc>
-        <w:tc>
-          <w:tcPr>
-            <w:tcW w:type="dxa" w:w="3408"/>
-          </w:tcPr>
-          <w:p>
-            <w:r>
-              <w:t>total before</w:t>
-            </w:r>
-          </w:p>
-        </w:tc>
-        <w:tc>
-          <w:tcPr>
-            <w:tcW w:type="dxa" w:w="3408"/>
-          </w:tcPr>
-          <w:p>
-            <w:r>
-              <w:t>total after</w:t>
-            </w:r>
-          </w:p>
-        </w:tc>
-      </w:tr>
-      <w:tr>
-        <w:tc>
-          <w:tcPr>
-            <w:tcW w:type="dxa" w:w="3408"/>
-          </w:tcPr>
-          <w:p>
-            <w:r>
-              <w:t>1</w:t>
-            </w:r>
-          </w:p>
-        </w:tc>
-        <w:tc>
-          <w:tcPr>
-            <w:tcW w:type="dxa" w:w="3408"/>
-          </w:tcPr>
-          <w:p>
-            <w:r>
-              <w:t>0</w:t>
-            </w:r>
-          </w:p>
-        </w:tc>
-        <w:tc>
-          <w:tcPr>
-            <w:tcW w:type="dxa" w:w="3408"/>
-          </w:tcPr>
-          <w:p>
-            <w:r>
-              <w:t>1</w:t>
-            </w:r>
-          </w:p>
-        </w:tc>
-      </w:tr>
-      <w:tr>
-        <w:tc>
-          <w:tcPr>
-            <w:tcW w:type="dxa" w:w="3408"/>
-          </w:tcPr>
-          <w:p>
-            <w:r>
-              <w:t>2</w:t>
-            </w:r>
-          </w:p>
-        </w:tc>
-        <w:tc>
-          <w:tcPr>
-            <w:tcW w:type="dxa" w:w="3408"/>
-          </w:tcPr>
-          <w:p>
-            <w:r>
-              <w:t>1</w:t>
-            </w:r>
-          </w:p>
-        </w:tc>
-        <w:tc>
-          <w:tcPr>
-            <w:tcW w:type="dxa" w:w="3408"/>
-          </w:tcPr>
-          <w:p>
-            <w:r>
-              <w:t>3</w:t>
-            </w:r>
-          </w:p>
-        </w:tc>
-      </w:tr>
-      <w:tr>
-        <w:tc>
-          <w:tcPr>
-            <w:tcW w:type="dxa" w:w="3408"/>
-          </w:tcPr>
-          <w:p>
-            <w:r>
-              <w:t>3</w:t>
-            </w:r>
-          </w:p>
-        </w:tc>
-        <w:tc>
-          <w:tcPr>
-            <w:tcW w:type="dxa" w:w="3408"/>
-          </w:tcPr>
-          <w:p>
-            <w:r>
-              <w:t>3</w:t>
-            </w:r>
-          </w:p>
-        </w:tc>
-        <w:tc>
-          <w:tcPr>
-            <w:tcW w:type="dxa" w:w="3408"/>
-          </w:tcPr>
-          <w:p>
-            <w:r>
-              <w:t>6</w:t>
-            </w:r>
-          </w:p>
-        </w:tc>
-      </w:tr>
-    </w:tbl>
-    <w:p>
-      <w:r>
-        <w:t>Initialize total to 0 before the loop. The unindented print runs once afterward.</w:t>
+        <w:t xml:space="preserve">Tracing repeated calculations prepares you to inspect the data </w:t>
+      </w:r>
+      <w:r>
+        <w:rPr>
+          <w:b/>
+        </w:rPr>
+        <w:t>process</w:t>
+      </w:r>
+      <w:r>
+        <w:rPr>
+          <w:b w:val="0"/>
+        </w:rPr>
+        <w:t>ing used in larger AI applications.</w:t>
       </w:r>
     </w:p>
     <w:p>
@@ -1115,27 +783,18 @@
         <w:rPr>
           <w:b w:val="0"/>
         </w:rPr>
-        <w:t xml:space="preserve">range(1, 3) supplies 1 and 2, giving total 3. Stop 4 includes 3. Exit: the reset bug agrees for one </w:t>
-      </w:r>
-      <w:r>
-        <w:rPr>
-          <w:b/>
-        </w:rPr>
-        <w:t>iteration</w:t>
-      </w:r>
-      <w:r>
-        <w:rPr>
-          <w:b w:val="0"/>
-        </w:rPr>
-        <w:t xml:space="preserve"> because there are no earlier additions to lose. range(1, 4) should give 6; the faulty version gives 3.</w:t>
+        <w:t>In for turn in range(1, 4), Python supplies 1, 2 and 3 in order. The start is included and the stop is excluded. The indented body runs once for each supplied value. The colon and four-space indentation mark that body.</w:t>
       </w:r>
     </w:p>
     <w:p>
       <w:pPr>
-        <w:pStyle w:val="Heading3"/>
-      </w:pPr>
-      <w:r>
-        <w:t>Model the reasoning aloud</w:t>
+        <w:spacing w:line="336" w:lineRule="auto" w:after="180"/>
+      </w:pPr>
+      <w:r>
+        <w:rPr>
+          <w:b w:val="0"/>
+        </w:rPr>
+        <w:t>This lesson uses integer range values with the default positive step of 1.</w:t>
       </w:r>
     </w:p>
     <w:p>
@@ -1146,19 +805,43 @@
         <w:rPr>
           <w:b w:val="0"/>
         </w:rPr>
-        <w:t xml:space="preserve">Use the complete worked example below before asking learners to complete W2. Reveal a small part, invite a </w:t>
+        <w:t xml:space="preserve">The </w:t>
       </w:r>
       <w:r>
         <w:rPr>
           <w:b/>
         </w:rPr>
-        <w:t>prediction</w:t>
+        <w:t>output</w:t>
       </w:r>
       <w:r>
         <w:rPr>
           <w:b w:val="0"/>
         </w:rPr>
-        <w:t>, then explain the deciding step.</w:t>
+        <w:t xml:space="preserve"> is 6. Before the first </w:t>
+      </w:r>
+      <w:r>
+        <w:rPr>
+          <w:b/>
+        </w:rPr>
+        <w:t>iteration</w:t>
+      </w:r>
+      <w:r>
+        <w:rPr>
+          <w:b w:val="0"/>
+        </w:rPr>
+        <w:t xml:space="preserve">, total is 0. Each assignment reads the previous total and adds the current turn. After turn 3, the range is exhausted, so execution continues after the </w:t>
+      </w:r>
+      <w:r>
+        <w:rPr>
+          <w:b/>
+        </w:rPr>
+        <w:t>loop</w:t>
+      </w:r>
+      <w:r>
+        <w:rPr>
+          <w:b w:val="0"/>
+        </w:rPr>
+        <w:t>.</w:t>
       </w:r>
     </w:p>
     <w:p>
@@ -1169,7 +852,15 @@
         <w:rPr>
           <w:b w:val="0"/>
         </w:rPr>
-        <w:t>These teacher notes contain solutions; do not reveal the independent case answer during modelling.</w:t>
+        <w:t>The table records state; it does not create extra instructions.</w:t>
+      </w:r>
+    </w:p>
+    <w:p>
+      <w:pPr>
+        <w:pStyle w:val="Heading2"/>
+      </w:pPr>
+      <w:r>
+        <w:t>Inspect zero/one/many ranges</w:t>
       </w:r>
     </w:p>
     <w:tbl>
@@ -1349,10 +1040,13 @@
     </w:tbl>
     <w:p>
       <w:pPr>
-        <w:pStyle w:val="Heading3"/>
-      </w:pPr>
-      <w:r>
-        <w:t>Model the reasoning aloud · 3</w:t>
+        <w:spacing w:line="336" w:lineRule="auto" w:after="180"/>
+      </w:pPr>
+      <w:r>
+        <w:rPr>
+          <w:b w:val="0"/>
+        </w:rPr>
+        <w:t>With one argument, range starts at zero. range(4) supplies four values but none is 4. If the worked script uses range(1, 1), the body never runs and the initialized total remains 0.</w:t>
       </w:r>
     </w:p>
     <w:p>
@@ -1363,18 +1057,61 @@
         <w:rPr>
           <w:b w:val="0"/>
         </w:rPr>
-        <w:t>With one argument, range starts at zero. range(4) supplies four values but none is 4. If the worked script uses range(1, 1), the body never runs and the initialized total remains 0.</w:t>
+        <w:t xml:space="preserve">Do not rely on a variable first assigned inside a </w:t>
+      </w:r>
+      <w:r>
+        <w:rPr>
+          <w:b/>
+        </w:rPr>
+        <w:t>loop</w:t>
+      </w:r>
+      <w:r>
+        <w:rPr>
+          <w:b w:val="0"/>
+        </w:rPr>
+        <w:t>: a zero-</w:t>
+      </w:r>
+      <w:r>
+        <w:rPr>
+          <w:b/>
+        </w:rPr>
+        <w:t>iteration</w:t>
+      </w:r>
+      <w:r>
+        <w:rPr>
+          <w:b w:val="0"/>
+        </w:rPr>
+        <w:t xml:space="preserve"> run might never assign it.</w:t>
       </w:r>
     </w:p>
     <w:p>
       <w:pPr>
+        <w:pStyle w:val="Heading2"/>
+      </w:pPr>
+      <w:r>
+        <w:t>Read the pictured scope</w:t>
+      </w:r>
+    </w:p>
+    <w:p>
+      <w:pPr>
         <w:spacing w:line="336" w:lineRule="auto" w:after="180"/>
       </w:pPr>
       <w:r>
         <w:rPr>
           <w:b w:val="0"/>
         </w:rPr>
-        <w:t xml:space="preserve">Do not rely on a variable first assigned inside a </w:t>
+        <w:t>Accumulate a short range. A running total adds the integers visited by range(1,5).</w:t>
+      </w:r>
+    </w:p>
+    <w:p>
+      <w:pPr>
+        <w:spacing w:line="336" w:lineRule="auto" w:after="180"/>
+      </w:pPr>
+      <w:r>
+        <w:rPr>
+          <w:b w:val="0"/>
+        </w:rPr>
+        <w:t xml:space="preserve">Python 3: total=0; for value in range(1,5): total+=value; print(total). The print is after the </w:t>
       </w:r>
       <w:r>
         <w:rPr>
@@ -1386,19 +1123,1107 @@
         <w:rPr>
           <w:b w:val="0"/>
         </w:rPr>
-        <w:t>: a zero-</w:t>
+        <w:t>.</w:t>
+      </w:r>
+    </w:p>
+    <w:p>
+      <w:pPr>
+        <w:spacing w:line="336" w:lineRule="auto" w:after="180"/>
+      </w:pPr>
+      <w:r>
+        <w:rPr>
+          <w:b w:val="0"/>
+        </w:rPr>
+        <w:t>The warm-up range(1,4) visits 1,2,3 and totals 6. The pictured range(1,5) visits 1,2,3,4 and totals 10. W2 uses range(2,5), which visits 2,3,4 and totals 9. Keep these three records labelled instead of swapping final numbers. The selected independent range is different again. All supplied ranges use the default positive integer step; this lesson does not implement arbitrary range-input validation.</w:t>
+      </w:r>
+    </w:p>
+    <w:p>
+      <w:pPr>
+        <w:pStyle w:val="Heading2"/>
+      </w:pPr>
+      <w:r>
+        <w:t>Trace the labelled steps and original state graphic</w:t>
+      </w:r>
+    </w:p>
+    <w:p>
+      <w:r>
+        <w:drawing>
+          <wp:inline xmlns:a="http://schemas.openxmlformats.org/drawingml/2006/main" xmlns:pic="http://schemas.openxmlformats.org/drawingml/2006/picture">
+            <wp:extent cx="5486400" cy="3182112"/>
+            <wp:docPr id="1" name="Picture 1" descr="Visit the range: Values are 1,2,3,4; the stop value 5 is excluded. → Trace running total: Totals after each addition are 1,3,6,10. → Print after the loop: The final displayed value is 10."/>
+            <wp:cNvGraphicFramePr>
+              <a:graphicFrameLocks noChangeAspect="1"/>
+            </wp:cNvGraphicFramePr>
+            <a:graphic>
+              <a:graphicData uri="http://schemas.openxmlformats.org/drawingml/2006/picture">
+                <pic:pic>
+                  <pic:nvPicPr>
+                    <pic:cNvPr id="0" name="academy-story-python-bridge-6-02.png"/>
+                    <pic:cNvPicPr/>
+                  </pic:nvPicPr>
+                  <pic:blipFill>
+                    <a:blip r:embed="rId9"/>
+                    <a:stretch>
+                      <a:fillRect/>
+                    </a:stretch>
+                  </pic:blipFill>
+                  <pic:spPr>
+                    <a:xfrm>
+                      <a:off x="0" y="0"/>
+                      <a:ext cx="5486400" cy="3182112"/>
+                    </a:xfrm>
+                    <a:prstGeom prst="rect"/>
+                  </pic:spPr>
+                </pic:pic>
+              </a:graphicData>
+            </a:graphic>
+          </wp:inline>
+        </w:drawing>
+      </w:r>
+    </w:p>
+    <w:p>
+      <w:r>
+        <w:drawing>
+          <wp:inline xmlns:a="http://schemas.openxmlformats.org/drawingml/2006/main" xmlns:pic="http://schemas.openxmlformats.org/drawingml/2006/picture">
+            <wp:extent cx="5486400" cy="4234543"/>
+            <wp:docPr id="2" name="Picture 2" descr="Running total after each visited value"/>
+            <wp:cNvGraphicFramePr>
+              <a:graphicFrameLocks noChangeAspect="1"/>
+            </wp:cNvGraphicFramePr>
+            <a:graphic>
+              <a:graphicData uri="http://schemas.openxmlformats.org/drawingml/2006/picture">
+                <pic:pic>
+                  <pic:nvPicPr>
+                    <pic:cNvPr id="0" name="academy-detail-python-bridge-6.png"/>
+                    <pic:cNvPicPr/>
+                  </pic:nvPicPr>
+                  <pic:blipFill>
+                    <a:blip r:embed="rId10"/>
+                    <a:stretch>
+                      <a:fillRect/>
+                    </a:stretch>
+                  </pic:blipFill>
+                  <pic:spPr>
+                    <a:xfrm>
+                      <a:off x="0" y="0"/>
+                      <a:ext cx="5486400" cy="4234543"/>
+                    </a:xfrm>
+                    <a:prstGeom prst="rect"/>
+                  </pic:spPr>
+                </pic:pic>
+              </a:graphicData>
+            </a:graphic>
+          </wp:inline>
+        </w:drawing>
+      </w:r>
+    </w:p>
+    <w:p>
+      <w:pPr>
+        <w:pStyle w:val="Heading3"/>
+      </w:pPr>
+      <w:r>
+        <w:t>Read the picture one step at a time</w:t>
+      </w:r>
+    </w:p>
+    <w:tbl>
+      <w:tblPr>
+        <w:tblStyle w:val="LightShading-Accent1"/>
+        <w:tblW w:type="auto" w:w="0"/>
+        <w:tblLook w:firstColumn="1" w:firstRow="1" w:lastColumn="0" w:lastRow="0" w:noHBand="0" w:noVBand="1" w:val="04A0"/>
+      </w:tblPr>
+      <w:tblGrid>
+        <w:gridCol w:w="5112"/>
+        <w:gridCol w:w="5112"/>
+      </w:tblGrid>
+      <w:tr>
+        <w:trPr>
+          <w:tblHeader/>
+        </w:trPr>
+        <w:tc>
+          <w:tcPr>
+            <w:tcW w:type="dxa" w:w="5112"/>
+          </w:tcPr>
+          <w:p>
+            <w:r>
+              <w:t>Step</w:t>
+            </w:r>
+          </w:p>
+        </w:tc>
+        <w:tc>
+          <w:tcPr>
+            <w:tcW w:type="dxa" w:w="5112"/>
+          </w:tcPr>
+          <w:p>
+            <w:r>
+              <w:t>What happens and why</w:t>
+            </w:r>
+          </w:p>
+        </w:tc>
+      </w:tr>
+      <w:tr>
+        <w:tc>
+          <w:tcPr>
+            <w:tcW w:type="dxa" w:w="5112"/>
+          </w:tcPr>
+          <w:p>
+            <w:r>
+              <w:t>1. Visit the range</w:t>
+            </w:r>
+          </w:p>
+        </w:tc>
+        <w:tc>
+          <w:tcPr>
+            <w:tcW w:type="dxa" w:w="5112"/>
+          </w:tcPr>
+          <w:p>
+            <w:r>
+              <w:t>Values are 1,2,3,4; the stop value 5 is excluded.</w:t>
+            </w:r>
+          </w:p>
+        </w:tc>
+      </w:tr>
+      <w:tr>
+        <w:tc>
+          <w:tcPr>
+            <w:tcW w:type="dxa" w:w="5112"/>
+          </w:tcPr>
+          <w:p>
+            <w:r>
+              <w:t>2. Trace running total</w:t>
+            </w:r>
+          </w:p>
+        </w:tc>
+        <w:tc>
+          <w:tcPr>
+            <w:tcW w:type="dxa" w:w="5112"/>
+          </w:tcPr>
+          <w:p>
+            <w:r>
+              <w:t>Totals after each addition are 1,3,6,10.</w:t>
+            </w:r>
+          </w:p>
+        </w:tc>
+      </w:tr>
+      <w:tr>
+        <w:tc>
+          <w:tcPr>
+            <w:tcW w:type="dxa" w:w="5112"/>
+          </w:tcPr>
+          <w:p>
+            <w:r>
+              <w:t>3. Print after the loop</w:t>
+            </w:r>
+          </w:p>
+        </w:tc>
+        <w:tc>
+          <w:tcPr>
+            <w:tcW w:type="dxa" w:w="5112"/>
+          </w:tcPr>
+          <w:p>
+            <w:r>
+              <w:t>The final displayed value is 10.</w:t>
+            </w:r>
+          </w:p>
+        </w:tc>
+      </w:tr>
+    </w:tbl>
+    <w:p>
+      <w:r>
+        <w:t>Match each pictured step to the supplied facts. This is a worked teaching case, not an independent assessment.</w:t>
+      </w:r>
+    </w:p>
+    <w:p>
+      <w:pPr>
+        <w:spacing w:line="336" w:lineRule="auto" w:after="180"/>
+      </w:pPr>
+      <w:r>
+        <w:rPr>
+          <w:b w:val="0"/>
+        </w:rPr>
+        <w:t xml:space="preserve">A </w:t>
       </w:r>
       <w:r>
         <w:rPr>
           <w:b/>
         </w:rPr>
+        <w:t>loop</w:t>
+      </w:r>
+      <w:r>
+        <w:rPr>
+          <w:b w:val="0"/>
+        </w:rPr>
+        <w:t xml:space="preserve"> repeats an operation for each visited value. A </w:t>
+      </w:r>
+      <w:r>
+        <w:rPr>
+          <w:b/>
+        </w:rPr>
+        <w:t>trace table</w:t>
+      </w:r>
+      <w:r>
+        <w:rPr>
+          <w:b w:val="0"/>
+        </w:rPr>
+        <w:t xml:space="preserve"> distinguishes the current value from the </w:t>
+      </w:r>
+      <w:r>
+        <w:rPr>
+          <w:b/>
+        </w:rPr>
+        <w:t>accumulator</w:t>
+      </w:r>
+      <w:r>
+        <w:rPr>
+          <w:b w:val="0"/>
+        </w:rPr>
+        <w:t>; the range stop is not included.</w:t>
+      </w:r>
+    </w:p>
+    <w:p>
+      <w:pPr>
+        <w:pStyle w:val="Heading2"/>
+      </w:pPr>
+      <w:r>
+        <w:t>Match full code to before/after totals</w:t>
+      </w:r>
+    </w:p>
+    <w:p>
+      <w:r>
+        <w:rPr>
+          <w:rFonts w:ascii="Courier New" w:hAnsi="Courier New"/>
+          <w:sz w:val="18"/>
+        </w:rPr>
+        <w:t>total = 0</w:t>
+        <w:br/>
+        <w:t>for value in range(1, 5):</w:t>
+        <w:br/>
+        <w:t xml:space="preserve">    total = total + value</w:t>
+        <w:br/>
+        <w:t>print(total)</w:t>
+        <w:br/>
+      </w:r>
+    </w:p>
+    <w:tbl>
+      <w:tblPr>
+        <w:tblStyle w:val="LightShading-Accent1"/>
+        <w:tblW w:type="auto" w:w="0"/>
+        <w:tblLook w:firstColumn="1" w:firstRow="1" w:lastColumn="0" w:lastRow="0" w:noHBand="0" w:noVBand="1" w:val="04A0"/>
+      </w:tblPr>
+      <w:tblGrid>
+        <w:gridCol w:w="2556"/>
+        <w:gridCol w:w="2556"/>
+        <w:gridCol w:w="2556"/>
+        <w:gridCol w:w="2556"/>
+      </w:tblGrid>
+      <w:tr>
+        <w:trPr>
+          <w:tblHeader/>
+        </w:trPr>
+        <w:tc>
+          <w:tcPr>
+            <w:tcW w:type="dxa" w:w="2556"/>
+          </w:tcPr>
+          <w:p>
+            <w:r>
+              <w:t>Visited value</w:t>
+            </w:r>
+          </w:p>
+        </w:tc>
+        <w:tc>
+          <w:tcPr>
+            <w:tcW w:type="dxa" w:w="2556"/>
+          </w:tcPr>
+          <w:p>
+            <w:r>
+              <w:t>Total before</w:t>
+            </w:r>
+          </w:p>
+        </w:tc>
+        <w:tc>
+          <w:tcPr>
+            <w:tcW w:type="dxa" w:w="2556"/>
+          </w:tcPr>
+          <w:p>
+            <w:r>
+              <w:t>Total after</w:t>
+            </w:r>
+          </w:p>
+        </w:tc>
+        <w:tc>
+          <w:tcPr>
+            <w:tcW w:type="dxa" w:w="2556"/>
+          </w:tcPr>
+          <w:p>
+            <w:r>
+              <w:t>Output yet?</w:t>
+            </w:r>
+          </w:p>
+        </w:tc>
+      </w:tr>
+      <w:tr>
+        <w:tc>
+          <w:tcPr>
+            <w:tcW w:type="dxa" w:w="2556"/>
+          </w:tcPr>
+          <w:p>
+            <w:r>
+              <w:t>1</w:t>
+            </w:r>
+          </w:p>
+        </w:tc>
+        <w:tc>
+          <w:tcPr>
+            <w:tcW w:type="dxa" w:w="2556"/>
+          </w:tcPr>
+          <w:p>
+            <w:r>
+              <w:t>0</w:t>
+            </w:r>
+          </w:p>
+        </w:tc>
+        <w:tc>
+          <w:tcPr>
+            <w:tcW w:type="dxa" w:w="2556"/>
+          </w:tcPr>
+          <w:p>
+            <w:r>
+              <w:t>1</w:t>
+            </w:r>
+          </w:p>
+        </w:tc>
+        <w:tc>
+          <w:tcPr>
+            <w:tcW w:type="dxa" w:w="2556"/>
+          </w:tcPr>
+          <w:p>
+            <w:r>
+              <w:t>No</w:t>
+            </w:r>
+          </w:p>
+        </w:tc>
+      </w:tr>
+      <w:tr>
+        <w:tc>
+          <w:tcPr>
+            <w:tcW w:type="dxa" w:w="2556"/>
+          </w:tcPr>
+          <w:p>
+            <w:r>
+              <w:t>2</w:t>
+            </w:r>
+          </w:p>
+        </w:tc>
+        <w:tc>
+          <w:tcPr>
+            <w:tcW w:type="dxa" w:w="2556"/>
+          </w:tcPr>
+          <w:p>
+            <w:r>
+              <w:t>1</w:t>
+            </w:r>
+          </w:p>
+        </w:tc>
+        <w:tc>
+          <w:tcPr>
+            <w:tcW w:type="dxa" w:w="2556"/>
+          </w:tcPr>
+          <w:p>
+            <w:r>
+              <w:t>3</w:t>
+            </w:r>
+          </w:p>
+        </w:tc>
+        <w:tc>
+          <w:tcPr>
+            <w:tcW w:type="dxa" w:w="2556"/>
+          </w:tcPr>
+          <w:p>
+            <w:r>
+              <w:t>No</w:t>
+            </w:r>
+          </w:p>
+        </w:tc>
+      </w:tr>
+      <w:tr>
+        <w:tc>
+          <w:tcPr>
+            <w:tcW w:type="dxa" w:w="2556"/>
+          </w:tcPr>
+          <w:p>
+            <w:r>
+              <w:t>3</w:t>
+            </w:r>
+          </w:p>
+        </w:tc>
+        <w:tc>
+          <w:tcPr>
+            <w:tcW w:type="dxa" w:w="2556"/>
+          </w:tcPr>
+          <w:p>
+            <w:r>
+              <w:t>3</w:t>
+            </w:r>
+          </w:p>
+        </w:tc>
+        <w:tc>
+          <w:tcPr>
+            <w:tcW w:type="dxa" w:w="2556"/>
+          </w:tcPr>
+          <w:p>
+            <w:r>
+              <w:t>6</w:t>
+            </w:r>
+          </w:p>
+        </w:tc>
+        <w:tc>
+          <w:tcPr>
+            <w:tcW w:type="dxa" w:w="2556"/>
+          </w:tcPr>
+          <w:p>
+            <w:r>
+              <w:t>No</w:t>
+            </w:r>
+          </w:p>
+        </w:tc>
+      </w:tr>
+      <w:tr>
+        <w:tc>
+          <w:tcPr>
+            <w:tcW w:type="dxa" w:w="2556"/>
+          </w:tcPr>
+          <w:p>
+            <w:r>
+              <w:t>4</w:t>
+            </w:r>
+          </w:p>
+        </w:tc>
+        <w:tc>
+          <w:tcPr>
+            <w:tcW w:type="dxa" w:w="2556"/>
+          </w:tcPr>
+          <w:p>
+            <w:r>
+              <w:t>6</w:t>
+            </w:r>
+          </w:p>
+        </w:tc>
+        <w:tc>
+          <w:tcPr>
+            <w:tcW w:type="dxa" w:w="2556"/>
+          </w:tcPr>
+          <w:p>
+            <w:r>
+              <w:t>10</w:t>
+            </w:r>
+          </w:p>
+        </w:tc>
+        <w:tc>
+          <w:tcPr>
+            <w:tcW w:type="dxa" w:w="2556"/>
+          </w:tcPr>
+          <w:p>
+            <w:r>
+              <w:t>No</w:t>
+            </w:r>
+          </w:p>
+        </w:tc>
+      </w:tr>
+      <w:tr>
+        <w:tc>
+          <w:tcPr>
+            <w:tcW w:type="dxa" w:w="2556"/>
+          </w:tcPr>
+          <w:p>
+            <w:r>
+              <w:t>After loop</w:t>
+            </w:r>
+          </w:p>
+        </w:tc>
+        <w:tc>
+          <w:tcPr>
+            <w:tcW w:type="dxa" w:w="2556"/>
+          </w:tcPr>
+          <w:p>
+            <w:r>
+              <w:t>10</w:t>
+            </w:r>
+          </w:p>
+        </w:tc>
+        <w:tc>
+          <w:tcPr>
+            <w:tcW w:type="dxa" w:w="2556"/>
+          </w:tcPr>
+          <w:p>
+            <w:r>
+              <w:t>10</w:t>
+            </w:r>
+          </w:p>
+        </w:tc>
+        <w:tc>
+          <w:tcPr>
+            <w:tcW w:type="dxa" w:w="2556"/>
+          </w:tcPr>
+          <w:p>
+            <w:r>
+              <w:t>Print 10 once</w:t>
+            </w:r>
+          </w:p>
+        </w:tc>
+      </w:tr>
+    </w:tbl>
+    <w:p>
+      <w:pPr>
+        <w:pStyle w:val="Heading2"/>
+      </w:pPr>
+      <w:r>
+        <w:t>Predict the empty range</w:t>
+      </w:r>
+    </w:p>
+    <w:p>
+      <w:pPr>
+        <w:spacing w:line="336" w:lineRule="auto" w:after="180"/>
+      </w:pPr>
+      <w:r>
+        <w:rPr>
+          <w:b w:val="0"/>
+        </w:rPr>
+        <w:t>Change: Replace range(1,5) with range(1,1).</w:t>
+      </w:r>
+    </w:p>
+    <w:p>
+      <w:pPr>
+        <w:spacing w:line="336" w:lineRule="auto" w:after="180"/>
+      </w:pPr>
+      <w:r>
+        <w:rPr>
+          <w:b/>
+        </w:rPr>
+        <w:t>Prediction</w:t>
+      </w:r>
+      <w:r>
+        <w:rPr>
+          <w:b w:val="0"/>
+        </w:rPr>
+        <w:t xml:space="preserve">: No values are visited and the final </w:t>
+      </w:r>
+      <w:r>
+        <w:rPr>
+          <w:b/>
+        </w:rPr>
+        <w:t>output</w:t>
+      </w:r>
+      <w:r>
+        <w:rPr>
+          <w:b w:val="0"/>
+        </w:rPr>
+        <w:t xml:space="preserve"> is 0.</w:t>
+      </w:r>
+    </w:p>
+    <w:p>
+      <w:pPr>
+        <w:spacing w:line="336" w:lineRule="auto" w:after="180"/>
+      </w:pPr>
+      <w:r>
+        <w:rPr>
+          <w:b w:val="0"/>
+        </w:rPr>
+        <w:t xml:space="preserve">Reason: The </w:t>
+      </w:r>
+      <w:r>
+        <w:rPr>
+          <w:b/>
+        </w:rPr>
+        <w:t>accumulator</w:t>
+      </w:r>
+      <w:r>
+        <w:rPr>
+          <w:b w:val="0"/>
+        </w:rPr>
+        <w:t xml:space="preserve"> starts at zero and an empty </w:t>
+      </w:r>
+      <w:r>
+        <w:rPr>
+          <w:b/>
+        </w:rPr>
+        <w:t>loop</w:t>
+      </w:r>
+      <w:r>
+        <w:rPr>
+          <w:b w:val="0"/>
+        </w:rPr>
+        <w:t xml:space="preserve"> never changes it.</w:t>
+      </w:r>
+    </w:p>
+    <w:p>
+      <w:pPr>
+        <w:pStyle w:val="Heading2"/>
+      </w:pPr>
+      <w:r>
+        <w:t>State bounded-loop limits</w:t>
+      </w:r>
+    </w:p>
+    <w:p>
+      <w:pPr>
+        <w:spacing w:line="336" w:lineRule="auto" w:after="180"/>
+      </w:pPr>
+      <w:r>
+        <w:rPr>
+          <w:b w:val="0"/>
+        </w:rPr>
+        <w:t xml:space="preserve">This bounded </w:t>
+      </w:r>
+      <w:r>
+        <w:rPr>
+          <w:b/>
+        </w:rPr>
+        <w:t>loop</w:t>
+      </w:r>
+      <w:r>
+        <w:rPr>
+          <w:b w:val="0"/>
+        </w:rPr>
+        <w:t xml:space="preserve"> does not train an AI model; other </w:t>
+      </w:r>
+      <w:r>
+        <w:rPr>
+          <w:b/>
+        </w:rPr>
+        <w:t>loop</w:t>
+      </w:r>
+      <w:r>
+        <w:rPr>
+          <w:b w:val="0"/>
+        </w:rPr>
+        <w:t xml:space="preserve"> conditions may require separate termination checks.</w:t>
+      </w:r>
+    </w:p>
+    <w:p>
+      <w:pPr>
+        <w:spacing w:line="336" w:lineRule="auto" w:after="180"/>
+      </w:pPr>
+      <w:r>
+        <w:rPr>
+          <w:b w:val="0"/>
+        </w:rPr>
+        <w:t xml:space="preserve">Cover the result. Ask learners to name the </w:t>
+      </w:r>
+      <w:r>
+        <w:rPr>
+          <w:b/>
+        </w:rPr>
+        <w:t>input</w:t>
+      </w:r>
+      <w:r>
+        <w:rPr>
+          <w:b w:val="0"/>
+        </w:rPr>
+        <w:t xml:space="preserve">s and predict the next step. Uncover one step, connect the icon to the actual procedure, and explain its </w:t>
+      </w:r>
+      <w:r>
+        <w:rPr>
+          <w:b/>
+        </w:rPr>
+        <w:t>evidence</w:t>
+      </w:r>
+      <w:r>
+        <w:rPr>
+          <w:b w:val="0"/>
+        </w:rPr>
+        <w:t>. Then change the supplied condition and compare.</w:t>
+      </w:r>
+    </w:p>
+    <w:p>
+      <w:pPr>
+        <w:spacing w:line="336" w:lineRule="auto" w:after="180"/>
+      </w:pPr>
+      <w:r>
+        <w:rPr>
+          <w:b w:val="0"/>
+        </w:rPr>
+        <w:t>The picture is a representation; it does not document execution of a real AI model.</w:t>
+      </w:r>
+    </w:p>
+    <w:p>
+      <w:pPr>
+        <w:pStyle w:val="Heading2"/>
+      </w:pPr>
+      <w:r>
+        <w:t>Additional guided key · reference / check after trying</w:t>
+      </w:r>
+    </w:p>
+    <w:p>
+      <w:pPr>
+        <w:spacing w:line="336" w:lineRule="auto" w:after="180"/>
+      </w:pPr>
+      <w:r>
+        <w:rPr>
+          <w:b w:val="0"/>
+        </w:rPr>
+        <w:t xml:space="preserve">range(1, 3) supplies 1 and 2, giving total 3. Stop 4 includes 3. Exit: the reset bug agrees for one </w:t>
+      </w:r>
+      <w:r>
+        <w:rPr>
+          <w:b/>
+        </w:rPr>
         <w:t>iteration</w:t>
       </w:r>
       <w:r>
         <w:rPr>
           <w:b w:val="0"/>
         </w:rPr>
-        <w:t xml:space="preserve"> run might never assign it.</w:t>
+        <w:t xml:space="preserve"> because there are no earlier additions to lose. range(1, 4) should give 6; the faulty version gives 3.</w:t>
+      </w:r>
+    </w:p>
+    <w:p>
+      <w:pPr>
+        <w:pStyle w:val="Heading2"/>
+      </w:pPr>
+      <w:r>
+        <w:t>Earlier wording, alternatives and picture transcripts · reference / check after trying</w:t>
+      </w:r>
+    </w:p>
+    <w:tbl>
+      <w:tblPr>
+        <w:tblStyle w:val="LightShading-Accent1"/>
+        <w:tblW w:type="auto" w:w="0"/>
+        <w:tblLook w:firstColumn="1" w:firstRow="1" w:lastColumn="0" w:lastRow="0" w:noHBand="0" w:noVBand="1" w:val="04A0"/>
+      </w:tblPr>
+      <w:tblGrid>
+        <w:gridCol w:w="5112"/>
+        <w:gridCol w:w="5112"/>
+      </w:tblGrid>
+      <w:tr>
+        <w:trPr>
+          <w:tblHeader/>
+        </w:trPr>
+        <w:tc>
+          <w:tcPr>
+            <w:tcW w:type="dxa" w:w="5112"/>
+          </w:tcPr>
+          <w:p>
+            <w:r>
+              <w:t>Term</w:t>
+            </w:r>
+          </w:p>
+        </w:tc>
+        <w:tc>
+          <w:tcPr>
+            <w:tcW w:type="dxa" w:w="5112"/>
+          </w:tcPr>
+          <w:p>
+            <w:r>
+              <w:t>Meaning</w:t>
+            </w:r>
+          </w:p>
+        </w:tc>
+      </w:tr>
+      <w:tr>
+        <w:tc>
+          <w:tcPr>
+            <w:tcW w:type="dxa" w:w="5112"/>
+          </w:tcPr>
+          <w:p>
+            <w:r>
+              <w:t>Loop</w:t>
+            </w:r>
+          </w:p>
+        </w:tc>
+        <w:tc>
+          <w:tcPr>
+            <w:tcW w:type="dxa" w:w="5112"/>
+          </w:tcPr>
+          <w:p>
+            <w:r>
+              <w:t>A block of instructions that can run repeatedly</w:t>
+            </w:r>
+          </w:p>
+        </w:tc>
+      </w:tr>
+      <w:tr>
+        <w:tc>
+          <w:tcPr>
+            <w:tcW w:type="dxa" w:w="5112"/>
+          </w:tcPr>
+          <w:p>
+            <w:r>
+              <w:t>Iteration</w:t>
+            </w:r>
+          </w:p>
+        </w:tc>
+        <w:tc>
+          <w:tcPr>
+            <w:tcW w:type="dxa" w:w="5112"/>
+          </w:tcPr>
+          <w:p>
+            <w:r>
+              <w:t>One execution of a loop body</w:t>
+            </w:r>
+          </w:p>
+        </w:tc>
+      </w:tr>
+      <w:tr>
+        <w:tc>
+          <w:tcPr>
+            <w:tcW w:type="dxa" w:w="5112"/>
+          </w:tcPr>
+          <w:p>
+            <w:r>
+              <w:t>Accumulator</w:t>
+            </w:r>
+          </w:p>
+        </w:tc>
+        <w:tc>
+          <w:tcPr>
+            <w:tcW w:type="dxa" w:w="5112"/>
+          </w:tcPr>
+          <w:p>
+            <w:r>
+              <w:t>A variable that keeps a running result</w:t>
+            </w:r>
+          </w:p>
+        </w:tc>
+      </w:tr>
+      <w:tr>
+        <w:tc>
+          <w:tcPr>
+            <w:tcW w:type="dxa" w:w="5112"/>
+          </w:tcPr>
+          <w:p>
+            <w:r>
+              <w:t>Initialization</w:t>
+            </w:r>
+          </w:p>
+        </w:tc>
+        <w:tc>
+          <w:tcPr>
+            <w:tcW w:type="dxa" w:w="5112"/>
+          </w:tcPr>
+          <w:p>
+            <w:r>
+              <w:t>Giving a variable its starting value</w:t>
+            </w:r>
+          </w:p>
+        </w:tc>
+      </w:tr>
+      <w:tr>
+        <w:tc>
+          <w:tcPr>
+            <w:tcW w:type="dxa" w:w="5112"/>
+          </w:tcPr>
+          <w:p>
+            <w:r>
+              <w:t>Trace table</w:t>
+            </w:r>
+          </w:p>
+        </w:tc>
+        <w:tc>
+          <w:tcPr>
+            <w:tcW w:type="dxa" w:w="5112"/>
+          </w:tcPr>
+          <w:p>
+            <w:r>
+              <w:t>A record of variable values as instructions execute</w:t>
+            </w:r>
+          </w:p>
+        </w:tc>
+      </w:tr>
+    </w:tbl>
+    <w:p>
+      <w:pPr>
+        <w:pStyle w:val="Heading3"/>
+      </w:pPr>
+      <w:r>
+        <w:t>State after each addition</w:t>
+      </w:r>
+    </w:p>
+    <w:tbl>
+      <w:tblPr>
+        <w:tblStyle w:val="LightShading-Accent1"/>
+        <w:tblW w:type="auto" w:w="0"/>
+        <w:tblLook w:firstColumn="1" w:firstRow="1" w:lastColumn="0" w:lastRow="0" w:noHBand="0" w:noVBand="1" w:val="04A0"/>
+      </w:tblPr>
+      <w:tblGrid>
+        <w:gridCol w:w="3408"/>
+        <w:gridCol w:w="3408"/>
+        <w:gridCol w:w="3408"/>
+      </w:tblGrid>
+      <w:tr>
+        <w:trPr>
+          <w:tblHeader/>
+        </w:trPr>
+        <w:tc>
+          <w:tcPr>
+            <w:tcW w:type="dxa" w:w="3408"/>
+          </w:tcPr>
+          <w:p>
+            <w:r>
+              <w:t>turn</w:t>
+            </w:r>
+          </w:p>
+        </w:tc>
+        <w:tc>
+          <w:tcPr>
+            <w:tcW w:type="dxa" w:w="3408"/>
+          </w:tcPr>
+          <w:p>
+            <w:r>
+              <w:t>total before</w:t>
+            </w:r>
+          </w:p>
+        </w:tc>
+        <w:tc>
+          <w:tcPr>
+            <w:tcW w:type="dxa" w:w="3408"/>
+          </w:tcPr>
+          <w:p>
+            <w:r>
+              <w:t>total after</w:t>
+            </w:r>
+          </w:p>
+        </w:tc>
+      </w:tr>
+      <w:tr>
+        <w:tc>
+          <w:tcPr>
+            <w:tcW w:type="dxa" w:w="3408"/>
+          </w:tcPr>
+          <w:p>
+            <w:r>
+              <w:t>1</w:t>
+            </w:r>
+          </w:p>
+        </w:tc>
+        <w:tc>
+          <w:tcPr>
+            <w:tcW w:type="dxa" w:w="3408"/>
+          </w:tcPr>
+          <w:p>
+            <w:r>
+              <w:t>0</w:t>
+            </w:r>
+          </w:p>
+        </w:tc>
+        <w:tc>
+          <w:tcPr>
+            <w:tcW w:type="dxa" w:w="3408"/>
+          </w:tcPr>
+          <w:p>
+            <w:r>
+              <w:t>1</w:t>
+            </w:r>
+          </w:p>
+        </w:tc>
+      </w:tr>
+      <w:tr>
+        <w:tc>
+          <w:tcPr>
+            <w:tcW w:type="dxa" w:w="3408"/>
+          </w:tcPr>
+          <w:p>
+            <w:r>
+              <w:t>2</w:t>
+            </w:r>
+          </w:p>
+        </w:tc>
+        <w:tc>
+          <w:tcPr>
+            <w:tcW w:type="dxa" w:w="3408"/>
+          </w:tcPr>
+          <w:p>
+            <w:r>
+              <w:t>1</w:t>
+            </w:r>
+          </w:p>
+        </w:tc>
+        <w:tc>
+          <w:tcPr>
+            <w:tcW w:type="dxa" w:w="3408"/>
+          </w:tcPr>
+          <w:p>
+            <w:r>
+              <w:t>3</w:t>
+            </w:r>
+          </w:p>
+        </w:tc>
+      </w:tr>
+      <w:tr>
+        <w:tc>
+          <w:tcPr>
+            <w:tcW w:type="dxa" w:w="3408"/>
+          </w:tcPr>
+          <w:p>
+            <w:r>
+              <w:t>3</w:t>
+            </w:r>
+          </w:p>
+        </w:tc>
+        <w:tc>
+          <w:tcPr>
+            <w:tcW w:type="dxa" w:w="3408"/>
+          </w:tcPr>
+          <w:p>
+            <w:r>
+              <w:t>3</w:t>
+            </w:r>
+          </w:p>
+        </w:tc>
+        <w:tc>
+          <w:tcPr>
+            <w:tcW w:type="dxa" w:w="3408"/>
+          </w:tcPr>
+          <w:p>
+            <w:r>
+              <w:t>6</w:t>
+            </w:r>
+          </w:p>
+        </w:tc>
+      </w:tr>
+    </w:tbl>
+    <w:p>
+      <w:r>
+        <w:t>Initialize total to 0 before the loop. The unindented print runs once afterward.</w:t>
+      </w:r>
+    </w:p>
+    <w:p>
+      <w:pPr>
+        <w:pStyle w:val="Heading3"/>
+      </w:pPr>
+      <w:r>
+        <w:t>Model the reasoning aloud</w:t>
+      </w:r>
+    </w:p>
+    <w:p>
+      <w:pPr>
+        <w:spacing w:line="336" w:lineRule="auto" w:after="180"/>
+      </w:pPr>
+      <w:r>
+        <w:rPr>
+          <w:b w:val="0"/>
+        </w:rPr>
+        <w:t xml:space="preserve">Use the complete worked example below before asking learners to complete W2. Reveal a small part, invite a </w:t>
+      </w:r>
+      <w:r>
+        <w:rPr>
+          <w:b/>
+        </w:rPr>
+        <w:t>prediction</w:t>
+      </w:r>
+      <w:r>
+        <w:rPr>
+          <w:b w:val="0"/>
+        </w:rPr>
+        <w:t>, then explain the deciding step.</w:t>
+      </w:r>
+    </w:p>
+    <w:p>
+      <w:pPr>
+        <w:spacing w:line="336" w:lineRule="auto" w:after="180"/>
+      </w:pPr>
+      <w:r>
+        <w:rPr>
+          <w:b w:val="0"/>
+        </w:rPr>
+        <w:t>These teacher notes contain solutions; do not reveal the independent case answer during modelling.</w:t>
       </w:r>
     </w:p>
     <w:p>
@@ -1557,89 +2382,10 @@
     </w:p>
     <w:p>
       <w:pPr>
-        <w:spacing w:line="336" w:lineRule="auto" w:after="180"/>
-      </w:pPr>
-      <w:r>
-        <w:rPr>
-          <w:b w:val="0"/>
-        </w:rPr>
-        <w:t>Accumulate a short range. A running total adds the integers visited by range(1,5).</w:t>
-      </w:r>
-    </w:p>
-    <w:p>
-      <w:pPr>
         <w:pStyle w:val="Heading3"/>
       </w:pPr>
       <w:r>
         <w:t>The facts we will use</w:t>
-      </w:r>
-    </w:p>
-    <w:p>
-      <w:pPr>
-        <w:pStyle w:val="Heading3"/>
-      </w:pPr>
-      <w:r>
-        <w:t>Supplied facts</w:t>
-      </w:r>
-    </w:p>
-    <w:p>
-      <w:pPr>
-        <w:spacing w:line="336" w:lineRule="auto" w:after="180"/>
-        <w:shd w:fill="F1F6FC"/>
-      </w:pPr>
-      <w:r>
-        <w:rPr>
-          <w:b w:val="0"/>
-        </w:rPr>
-        <w:t xml:space="preserve">Python 3: total=0; for value in range(1,5): total+=value; print(total). The print is after the </w:t>
-      </w:r>
-      <w:r>
-        <w:rPr>
-          <w:b/>
-        </w:rPr>
-        <w:t>loop</w:t>
-      </w:r>
-      <w:r>
-        <w:rPr>
-          <w:b w:val="0"/>
-        </w:rPr>
-        <w:t>.</w:t>
-      </w:r>
-    </w:p>
-    <w:p>
-      <w:r>
-        <w:drawing>
-          <wp:inline xmlns:a="http://schemas.openxmlformats.org/drawingml/2006/main" xmlns:pic="http://schemas.openxmlformats.org/drawingml/2006/picture">
-            <wp:extent cx="5486400" cy="4234543"/>
-            <wp:docPr id="1" name="Picture 1" descr="Running total after each visited value"/>
-            <wp:cNvGraphicFramePr>
-              <a:graphicFrameLocks noChangeAspect="1"/>
-            </wp:cNvGraphicFramePr>
-            <a:graphic>
-              <a:graphicData uri="http://schemas.openxmlformats.org/drawingml/2006/picture">
-                <pic:pic>
-                  <pic:nvPicPr>
-                    <pic:cNvPr id="0" name="academy-detail-python-bridge-6.png"/>
-                    <pic:cNvPicPr/>
-                  </pic:nvPicPr>
-                  <pic:blipFill>
-                    <a:blip r:embed="rId9"/>
-                    <a:stretch>
-                      <a:fillRect/>
-                    </a:stretch>
-                  </pic:blipFill>
-                  <pic:spPr>
-                    <a:xfrm>
-                      <a:off x="0" y="0"/>
-                      <a:ext cx="5486400" cy="4234543"/>
-                    </a:xfrm>
-                    <a:prstGeom prst="rect"/>
-                  </pic:spPr>
-                </pic:pic>
-              </a:graphicData>
-            </a:graphic>
-          </wp:inline>
-        </w:drawing>
       </w:r>
     </w:p>
     <w:p>
@@ -1647,7 +2393,7 @@
         <w:drawing>
           <wp:inline xmlns:a="http://schemas.openxmlformats.org/drawingml/2006/main" xmlns:pic="http://schemas.openxmlformats.org/drawingml/2006/picture">
             <wp:extent cx="5486400" cy="5145314"/>
-            <wp:docPr id="2" name="Picture 2" descr="Loops and trace tables. Visit the range: Values are 1,2,3,4; the stop value 5 is excluded.. Trace running total: Totals after each addition are 1,3,6,10.. Print after the loop: The final displayed value is 10."/>
+            <wp:docPr id="3" name="Picture 3" descr="Loops and trace tables. Visit the range: Values are 1,2,3,4; the stop value 5 is excluded.. Trace running total: Totals after each addition are 1,3,6,10.. Print after the loop: The final displayed value is 10."/>
             <wp:cNvGraphicFramePr>
               <a:graphicFrameLocks noChangeAspect="1"/>
             </wp:cNvGraphicFramePr>
@@ -1659,7 +2405,7 @@
                     <pic:cNvPicPr/>
                   </pic:nvPicPr>
                   <pic:blipFill>
-                    <a:blip r:embed="rId10"/>
+                    <a:blip r:embed="rId11"/>
                     <a:stretch>
                       <a:fillRect/>
                     </a:stretch>
@@ -1683,114 +2429,7 @@
         <w:pStyle w:val="Heading3"/>
       </w:pPr>
       <w:r>
-        <w:t>Read the picture one step at a time</w:t>
-      </w:r>
-    </w:p>
-    <w:tbl>
-      <w:tblPr>
-        <w:tblStyle w:val="LightShading-Accent1"/>
-        <w:tblW w:type="auto" w:w="0"/>
-        <w:tblLook w:firstColumn="1" w:firstRow="1" w:lastColumn="0" w:lastRow="0" w:noHBand="0" w:noVBand="1" w:val="04A0"/>
-      </w:tblPr>
-      <w:tblGrid>
-        <w:gridCol w:w="5112"/>
-        <w:gridCol w:w="5112"/>
-      </w:tblGrid>
-      <w:tr>
-        <w:trPr>
-          <w:tblHeader/>
-        </w:trPr>
-        <w:tc>
-          <w:tcPr>
-            <w:tcW w:type="dxa" w:w="5112"/>
-          </w:tcPr>
-          <w:p>
-            <w:r>
-              <w:t>Step</w:t>
-            </w:r>
-          </w:p>
-        </w:tc>
-        <w:tc>
-          <w:tcPr>
-            <w:tcW w:type="dxa" w:w="5112"/>
-          </w:tcPr>
-          <w:p>
-            <w:r>
-              <w:t>What happens and why</w:t>
-            </w:r>
-          </w:p>
-        </w:tc>
-      </w:tr>
-      <w:tr>
-        <w:tc>
-          <w:tcPr>
-            <w:tcW w:type="dxa" w:w="5112"/>
-          </w:tcPr>
-          <w:p>
-            <w:r>
-              <w:t>1. Visit the range</w:t>
-            </w:r>
-          </w:p>
-        </w:tc>
-        <w:tc>
-          <w:tcPr>
-            <w:tcW w:type="dxa" w:w="5112"/>
-          </w:tcPr>
-          <w:p>
-            <w:r>
-              <w:t>Values are 1,2,3,4; the stop value 5 is excluded.</w:t>
-            </w:r>
-          </w:p>
-        </w:tc>
-      </w:tr>
-      <w:tr>
-        <w:tc>
-          <w:tcPr>
-            <w:tcW w:type="dxa" w:w="5112"/>
-          </w:tcPr>
-          <w:p>
-            <w:r>
-              <w:t>2. Trace running total</w:t>
-            </w:r>
-          </w:p>
-        </w:tc>
-        <w:tc>
-          <w:tcPr>
-            <w:tcW w:type="dxa" w:w="5112"/>
-          </w:tcPr>
-          <w:p>
-            <w:r>
-              <w:t>Totals after each addition are 1,3,6,10.</w:t>
-            </w:r>
-          </w:p>
-        </w:tc>
-      </w:tr>
-      <w:tr>
-        <w:tc>
-          <w:tcPr>
-            <w:tcW w:type="dxa" w:w="5112"/>
-          </w:tcPr>
-          <w:p>
-            <w:r>
-              <w:t>3. Print after the loop</w:t>
-            </w:r>
-          </w:p>
-        </w:tc>
-        <w:tc>
-          <w:tcPr>
-            <w:tcW w:type="dxa" w:w="5112"/>
-          </w:tcPr>
-          <w:p>
-            <w:r>
-              <w:t>The final displayed value is 10.</w:t>
-            </w:r>
-          </w:p>
-        </w:tc>
-      </w:tr>
-    </w:tbl>
-    <w:p>
-      <w:r>
-        <w:t>Match each pictured step to the supplied facts. This is a worked teaching case, not an independent assessment.</w:t>
+        <w:t>Why this result follows</w:t>
       </w:r>
     </w:p>
     <w:p>
@@ -1798,7 +2437,7 @@
         <w:pStyle w:val="Heading3"/>
       </w:pPr>
       <w:r>
-        <w:t>Why this result follows</w:t>
+        <w:t>What this example does not establish</w:t>
       </w:r>
     </w:p>
     <w:p>
@@ -1806,268 +2445,224 @@
         <w:pStyle w:val="Heading3"/>
       </w:pPr>
       <w:r>
-        <w:t>Why the result follows</w:t>
+        <w:t>Change one thing in the pictured case</w:t>
       </w:r>
     </w:p>
     <w:p>
       <w:pPr>
-        <w:spacing w:line="336" w:lineRule="auto" w:after="180"/>
-        <w:shd w:fill="F1F6FC"/>
-      </w:pPr>
-      <w:r>
-        <w:rPr>
-          <w:b w:val="0"/>
-        </w:rPr>
-        <w:t xml:space="preserve">A </w:t>
-      </w:r>
-      <w:r>
-        <w:rPr>
-          <w:b/>
-        </w:rPr>
-        <w:t>loop</w:t>
-      </w:r>
-      <w:r>
-        <w:rPr>
-          <w:b w:val="0"/>
-        </w:rPr>
-        <w:t xml:space="preserve"> repeats an operation for each visited value. A </w:t>
-      </w:r>
-      <w:r>
-        <w:rPr>
-          <w:b/>
-        </w:rPr>
-        <w:t>trace table</w:t>
-      </w:r>
-      <w:r>
-        <w:rPr>
-          <w:b w:val="0"/>
-        </w:rPr>
-        <w:t xml:space="preserve"> distinguishes the current value from the </w:t>
-      </w:r>
-      <w:r>
-        <w:rPr>
-          <w:b/>
-        </w:rPr>
-        <w:t>accumulator</w:t>
-      </w:r>
-      <w:r>
-        <w:rPr>
-          <w:b w:val="0"/>
-        </w:rPr>
-        <w:t>; the range stop is not included.</w:t>
+        <w:pStyle w:val="Heading3"/>
+      </w:pPr>
+      <w:r>
+        <w:t>Ask while showing the picture</w:t>
       </w:r>
     </w:p>
     <w:p>
       <w:pPr>
-        <w:pStyle w:val="Heading3"/>
-      </w:pPr>
-      <w:r>
-        <w:t>What this example does not establish</w:t>
+        <w:pStyle w:val="Heading1"/>
+      </w:pPr>
+      <w:r>
+        <w:t>03. Guide the trace, then fade the help</w:t>
       </w:r>
     </w:p>
     <w:p>
-      <w:pPr>
-        <w:pStyle w:val="Heading3"/>
-      </w:pPr>
-      <w:r>
-        <w:t>Keep the stated limit</w:t>
+      <w:r>
+        <w:t>Collect predictions before execution or feedback.</w:t>
       </w:r>
     </w:p>
     <w:p>
       <w:pPr>
-        <w:spacing w:line="336" w:lineRule="auto" w:after="180"/>
-        <w:shd w:fill="FFF5E6"/>
-      </w:pPr>
-      <w:r>
-        <w:rPr>
-          <w:b w:val="0"/>
-        </w:rPr>
-        <w:t xml:space="preserve">This bounded </w:t>
-      </w:r>
-      <w:r>
-        <w:rPr>
-          <w:b/>
-        </w:rPr>
-        <w:t>loop</w:t>
-      </w:r>
-      <w:r>
-        <w:rPr>
-          <w:b w:val="0"/>
-        </w:rPr>
-        <w:t xml:space="preserve"> does not train an AI model; other </w:t>
-      </w:r>
-      <w:r>
-        <w:rPr>
-          <w:b/>
-        </w:rPr>
-        <w:t>loop</w:t>
-      </w:r>
-      <w:r>
-        <w:rPr>
-          <w:b w:val="0"/>
-        </w:rPr>
-        <w:t xml:space="preserve"> conditions may require separate termination checks.</w:t>
+        <w:pStyle w:val="Heading2"/>
+      </w:pPr>
+      <w:r>
+        <w:t>Main completion task and key</w:t>
       </w:r>
     </w:p>
     <w:p>
       <w:pPr>
-        <w:pStyle w:val="Heading3"/>
-      </w:pPr>
-      <w:r>
-        <w:t>Change one thing in the pictured case</w:t>
+        <w:spacing w:line="336" w:lineRule="auto" w:after="180"/>
+      </w:pPr>
+      <w:r>
+        <w:rPr>
+          <w:b w:val="0"/>
+        </w:rPr>
+        <w:t xml:space="preserve">Completion task: Copy the worked script. Change the range to range(2, 5). Record turn, total before and total after each </w:t>
+      </w:r>
+      <w:r>
+        <w:rPr>
+          <w:b/>
+        </w:rPr>
+        <w:t>iteration</w:t>
+      </w:r>
+      <w:r>
+        <w:rPr>
+          <w:b w:val="0"/>
+        </w:rPr>
+        <w:t xml:space="preserve">. Predict the single </w:t>
+      </w:r>
+      <w:r>
+        <w:rPr>
+          <w:b/>
+        </w:rPr>
+        <w:t>output</w:t>
+      </w:r>
+      <w:r>
+        <w:rPr>
+          <w:b w:val="0"/>
+        </w:rPr>
+        <w:t>, then run and compare.</w:t>
       </w:r>
     </w:p>
     <w:p>
       <w:pPr>
-        <w:pStyle w:val="Heading3"/>
-      </w:pPr>
-      <w:r>
-        <w:t>Change one thing</w:t>
+        <w:spacing w:line="336" w:lineRule="auto" w:after="180"/>
+      </w:pPr>
+      <w:r>
+        <w:rPr>
+          <w:b w:val="0"/>
+        </w:rPr>
+        <w:t xml:space="preserve">Teacher check: Rows are 2 / 0 / 2, 3 / 2 / 5, 4 / 5 / 9. Final </w:t>
+      </w:r>
+      <w:r>
+        <w:rPr>
+          <w:b/>
+        </w:rPr>
+        <w:t>output</w:t>
+      </w:r>
+      <w:r>
+        <w:rPr>
+          <w:b w:val="0"/>
+        </w:rPr>
+        <w:t xml:space="preserve"> 9. Keep the observed result distinct from the </w:t>
+      </w:r>
+      <w:r>
+        <w:rPr>
+          <w:b/>
+        </w:rPr>
+        <w:t>prediction</w:t>
+      </w:r>
+      <w:r>
+        <w:rPr>
+          <w:b w:val="0"/>
+        </w:rPr>
+        <w:t>.</w:t>
       </w:r>
     </w:p>
     <w:p>
       <w:pPr>
         <w:spacing w:line="336" w:lineRule="auto" w:after="180"/>
-        <w:shd w:fill="F5F1FB"/>
       </w:pPr>
       <w:r>
         <w:rPr>
           <w:b w:val="0"/>
         </w:rPr>
-        <w:t>Change: Replace range(1,5) with range(1,1).</w:t>
+        <w:t xml:space="preserve">Start by identifying the given </w:t>
+      </w:r>
+      <w:r>
+        <w:rPr>
+          <w:b/>
+        </w:rPr>
+        <w:t>input</w:t>
+      </w:r>
+      <w:r>
+        <w:rPr>
+          <w:b w:val="0"/>
+        </w:rPr>
+        <w:t>s together. Leave the intermediate steps blank. If needed, model one step, then withdraw that help on the next step. Move to a full trace only when the partial trace is understood.</w:t>
       </w:r>
     </w:p>
     <w:p>
       <w:pPr>
-        <w:pStyle w:val="Heading3"/>
-      </w:pPr>
-      <w:r>
-        <w:t>Predicted result</w:t>
+        <w:spacing w:line="336" w:lineRule="auto" w:after="180"/>
+      </w:pPr>
+      <w:r>
+        <w:rPr>
+          <w:b w:val="0"/>
+        </w:rPr>
+        <w:t>For partners, alternate explainer and checker; collect a response from every learner before discussion.</w:t>
       </w:r>
     </w:p>
     <w:p>
       <w:pPr>
-        <w:spacing w:line="336" w:lineRule="auto" w:after="180"/>
-        <w:shd w:fill="F1F6FC"/>
-      </w:pPr>
-      <w:r>
-        <w:rPr>
-          <w:b/>
-        </w:rPr>
-        <w:t>Prediction</w:t>
-      </w:r>
-      <w:r>
-        <w:rPr>
-          <w:b w:val="0"/>
-        </w:rPr>
-        <w:t xml:space="preserve">: No values are visited and the final </w:t>
-      </w:r>
-      <w:r>
-        <w:rPr>
-          <w:b/>
-        </w:rPr>
-        <w:t>output</w:t>
-      </w:r>
-      <w:r>
-        <w:rPr>
-          <w:b w:val="0"/>
-        </w:rPr>
-        <w:t xml:space="preserve"> is 0.</w:t>
+        <w:pStyle w:val="Heading2"/>
+      </w:pPr>
+      <w:r>
+        <w:t>Individual misconception check</w:t>
       </w:r>
     </w:p>
     <w:p>
       <w:pPr>
-        <w:pStyle w:val="Heading3"/>
-      </w:pPr>
-      <w:r>
-        <w:t>Why the result follows</w:t>
+        <w:spacing w:line="336" w:lineRule="auto" w:after="180"/>
+      </w:pPr>
+      <w:r>
+        <w:rPr>
+          <w:b w:val="0"/>
+        </w:rPr>
+        <w:t xml:space="preserve">Use the worked case for </w:t>
+      </w:r>
+      <w:r>
+        <w:rPr>
+          <w:b/>
+        </w:rPr>
+        <w:t>Loop</w:t>
+      </w:r>
+      <w:r>
+        <w:rPr>
+          <w:b w:val="0"/>
+        </w:rPr>
+        <w:t xml:space="preserve">s and </w:t>
+      </w:r>
+      <w:r>
+        <w:rPr>
+          <w:b/>
+        </w:rPr>
+        <w:t>trace table</w:t>
+      </w:r>
+      <w:r>
+        <w:rPr>
+          <w:b w:val="0"/>
+        </w:rPr>
+        <w:t>s. Proposed explanation: “The stop value is included”. Decide whether this explanation is supported. Point to the step or supplied fact that decides; explain your repair if needed.</w:t>
       </w:r>
     </w:p>
     <w:p>
       <w:pPr>
         <w:spacing w:line="336" w:lineRule="auto" w:after="180"/>
-        <w:shd w:fill="F1F6FC"/>
       </w:pPr>
       <w:r>
         <w:rPr>
           <w:b w:val="0"/>
         </w:rPr>
-        <w:t xml:space="preserve">Reason: The </w:t>
-      </w:r>
-      <w:r>
-        <w:rPr>
-          <w:b/>
-        </w:rPr>
-        <w:t>accumulator</w:t>
-      </w:r>
-      <w:r>
-        <w:rPr>
-          <w:b w:val="0"/>
-        </w:rPr>
-        <w:t xml:space="preserve"> starts at zero and an empty </w:t>
-      </w:r>
-      <w:r>
-        <w:rPr>
-          <w:b/>
-        </w:rPr>
-        <w:t>loop</w:t>
-      </w:r>
-      <w:r>
-        <w:rPr>
-          <w:b w:val="0"/>
-        </w:rPr>
-        <w:t xml:space="preserve"> never changes it.</w:t>
+        <w:t>Expected correction: List the supplied values before tracing; range(1, 4) excludes 4.</w:t>
       </w:r>
     </w:p>
     <w:p>
       <w:pPr>
-        <w:pStyle w:val="Heading3"/>
-      </w:pPr>
-      <w:r>
-        <w:t>Ask while showing the picture</w:t>
+        <w:spacing w:line="336" w:lineRule="auto" w:after="180"/>
+      </w:pPr>
+      <w:r>
+        <w:rPr>
+          <w:b w:val="0"/>
+        </w:rPr>
+        <w:t>Collect explanations, not only yes/no votes. If a misunderstanding is common, re-model the relevant step for the class.</w:t>
       </w:r>
     </w:p>
     <w:p>
       <w:pPr>
-        <w:pStyle w:val="Heading3"/>
-      </w:pPr>
-      <w:r>
-        <w:t>Ask while showing the picture · 4</w:t>
+        <w:spacing w:line="336" w:lineRule="auto" w:after="180"/>
+      </w:pPr>
+      <w:r>
+        <w:rPr>
+          <w:b w:val="0"/>
+        </w:rPr>
+        <w:t>If it affects a few learners, give a short targeted group explanation while others solve a more demanding variation.</w:t>
       </w:r>
     </w:p>
     <w:p>
       <w:pPr>
-        <w:spacing w:line="336" w:lineRule="auto" w:after="180"/>
-      </w:pPr>
-      <w:r>
-        <w:rPr>
-          <w:b w:val="0"/>
-        </w:rPr>
-        <w:t xml:space="preserve">Cover the result. Ask learners to name the </w:t>
-      </w:r>
-      <w:r>
-        <w:rPr>
-          <w:b/>
-        </w:rPr>
-        <w:t>input</w:t>
-      </w:r>
-      <w:r>
-        <w:rPr>
-          <w:b w:val="0"/>
-        </w:rPr>
-        <w:t xml:space="preserve">s and predict the next step. Uncover one step, connect the icon to the actual procedure, and explain its </w:t>
-      </w:r>
-      <w:r>
-        <w:rPr>
-          <w:b/>
-        </w:rPr>
-        <w:t>evidence</w:t>
-      </w:r>
-      <w:r>
-        <w:rPr>
-          <w:b w:val="0"/>
-        </w:rPr>
-        <w:t>. Then change the supplied condition and compare.</w:t>
+        <w:pStyle w:val="Heading2"/>
+      </w:pPr>
+      <w:r>
+        <w:t>Pictorial question and changed-case key</w:t>
       </w:r>
     </w:p>
     <w:p>
@@ -2078,40 +2673,108 @@
         <w:rPr>
           <w:b w:val="0"/>
         </w:rPr>
-        <w:t>The picture is a representation; it does not document execution of a real AI model.</w:t>
+        <w:t>List the four visited values and their running totals. Explain why 5 is absent and what prints for range(1,1).</w:t>
       </w:r>
     </w:p>
     <w:p>
       <w:pPr>
-        <w:pStyle w:val="Heading1"/>
-      </w:pPr>
-      <w:r>
-        <w:t>03. Demonstrate and guide practice</w:t>
+        <w:spacing w:line="336" w:lineRule="auto" w:after="180"/>
+      </w:pPr>
+      <w:r>
+        <w:rPr>
+          <w:b w:val="0"/>
+        </w:rPr>
+        <w:t>The visits are 1,2,3,4 and totals are 1,3,6,10. The stop is exclusive. An empty range leaves total at its initial 0.</w:t>
       </w:r>
     </w:p>
     <w:p>
-      <w:r>
-        <w:t>Demonstrate Loops and trace tables, reduce support deliberately and check individual reasoning before discussing answers.</w:t>
+      <w:pPr>
+        <w:spacing w:line="336" w:lineRule="auto" w:after="180"/>
+      </w:pPr>
+      <w:r>
+        <w:rPr>
+          <w:b w:val="0"/>
+        </w:rPr>
+        <w:t xml:space="preserve">Changed-case reasoning: No values are visited and the final </w:t>
+      </w:r>
+      <w:r>
+        <w:rPr>
+          <w:b/>
+        </w:rPr>
+        <w:t>output</w:t>
+      </w:r>
+      <w:r>
+        <w:rPr>
+          <w:b w:val="0"/>
+        </w:rPr>
+        <w:t xml:space="preserve"> is 0. The </w:t>
+      </w:r>
+      <w:r>
+        <w:rPr>
+          <w:b/>
+        </w:rPr>
+        <w:t>accumulator</w:t>
+      </w:r>
+      <w:r>
+        <w:rPr>
+          <w:b w:val="0"/>
+        </w:rPr>
+        <w:t xml:space="preserve"> starts at zero and an empty </w:t>
+      </w:r>
+      <w:r>
+        <w:rPr>
+          <w:b/>
+        </w:rPr>
+        <w:t>loop</w:t>
+      </w:r>
+      <w:r>
+        <w:rPr>
+          <w:b w:val="0"/>
+        </w:rPr>
+        <w:t xml:space="preserve"> never changes it.</w:t>
       </w:r>
     </w:p>
     <w:p>
       <w:pPr>
-        <w:pStyle w:val="Heading3"/>
-      </w:pPr>
-      <w:r>
-        <w:t>Choose the pacing route</w:t>
+        <w:spacing w:line="336" w:lineRule="auto" w:after="180"/>
+      </w:pPr>
+      <w:r>
+        <w:rPr>
+          <w:b w:val="0"/>
+        </w:rPr>
+        <w:t xml:space="preserve">Collect each learner’s explanation before discussion. Use the first missing connection between </w:t>
+      </w:r>
+      <w:r>
+        <w:rPr>
+          <w:b/>
+        </w:rPr>
+        <w:t>input</w:t>
+      </w:r>
+      <w:r>
+        <w:rPr>
+          <w:b w:val="0"/>
+        </w:rPr>
+        <w:t xml:space="preserve">, deciding step and result to choose support. This question is worked-case practice, not fresh mastery </w:t>
+      </w:r>
+      <w:r>
+        <w:rPr>
+          <w:b/>
+        </w:rPr>
+        <w:t>evidence</w:t>
+      </w:r>
+      <w:r>
+        <w:rPr>
+          <w:b w:val="0"/>
+        </w:rPr>
+        <w:t>.</w:t>
       </w:r>
     </w:p>
     <w:p>
       <w:pPr>
-        <w:spacing w:line="336" w:lineRule="auto" w:after="180"/>
-        <w:shd w:fill="F1F6F8"/>
-      </w:pPr>
-      <w:r>
-        <w:rPr>
-          <w:b w:val="0"/>
-        </w:rPr>
-        <w:t>Compact alternative: this two-session sequence covers selected core tasks. Use the three-session weekly plan for the full lesson, independent transfer, feedback and project work; allow extra time for extensions.</w:t>
+        <w:pStyle w:val="Heading2"/>
+      </w:pPr>
+      <w:r>
+        <w:t>Support and alternative plan · reference / check after trying</w:t>
       </w:r>
     </w:p>
     <w:tbl>
@@ -2397,54 +3060,29 @@
     </w:p>
     <w:p>
       <w:pPr>
-        <w:pStyle w:val="Heading3"/>
-      </w:pPr>
-      <w:r>
-        <w:t>Reduce help deliberately</w:t>
+        <w:pStyle w:val="Heading2"/>
+      </w:pPr>
+      <w:r>
+        <w:t>Earlier wording, alternatives and picture transcripts · reference / check after trying</w:t>
       </w:r>
     </w:p>
     <w:p>
       <w:pPr>
-        <w:pStyle w:val="Heading3"/>
-      </w:pPr>
-      <w:r>
-        <w:t>Completion practice</w:t>
+        <w:spacing w:line="336" w:lineRule="auto" w:after="180"/>
+      </w:pPr>
+      <w:r>
+        <w:rPr>
+          <w:b w:val="0"/>
+        </w:rPr>
+        <w:t>Compact alternative: this two-session sequence covers selected core tasks. Use the three-session weekly plan for the full lesson, independent transfer, feedback and project work; allow extra time for extensions.</w:t>
       </w:r>
     </w:p>
     <w:p>
       <w:pPr>
-        <w:spacing w:line="336" w:lineRule="auto" w:after="180"/>
-        <w:shd w:fill="F5F1FB"/>
-      </w:pPr>
-      <w:r>
-        <w:rPr>
-          <w:b w:val="0"/>
-        </w:rPr>
-        <w:t xml:space="preserve">Completion task: Copy the worked script. Change the range to range(2, 5). Record turn, total before and total after each </w:t>
-      </w:r>
-      <w:r>
-        <w:rPr>
-          <w:b/>
-        </w:rPr>
-        <w:t>iteration</w:t>
-      </w:r>
-      <w:r>
-        <w:rPr>
-          <w:b w:val="0"/>
-        </w:rPr>
-        <w:t xml:space="preserve">. Predict the single </w:t>
-      </w:r>
-      <w:r>
-        <w:rPr>
-          <w:b/>
-        </w:rPr>
-        <w:t>output</w:t>
-      </w:r>
-      <w:r>
-        <w:rPr>
-          <w:b w:val="0"/>
-        </w:rPr>
-        <w:t>, then run and compare.</w:t>
+        <w:pStyle w:val="Heading3"/>
+      </w:pPr>
+      <w:r>
+        <w:t>Reduce help deliberately</w:t>
       </w:r>
     </w:p>
     <w:p>
@@ -2452,140 +3090,63 @@
         <w:pStyle w:val="Heading3"/>
       </w:pPr>
       <w:r>
-        <w:t>Reasoning to listen for</w:t>
+        <w:t>Individual reasoning check</w:t>
       </w:r>
     </w:p>
     <w:p>
       <w:pPr>
-        <w:spacing w:line="336" w:lineRule="auto" w:after="180"/>
-        <w:shd w:fill="F1F6FC"/>
-      </w:pPr>
-      <w:r>
-        <w:rPr>
-          <w:b w:val="0"/>
-        </w:rPr>
-        <w:t xml:space="preserve">Teacher check: Rows are 2 / 0 / 2, 3 / 2 / 5, 4 / 5 / 9. Final </w:t>
-      </w:r>
-      <w:r>
-        <w:rPr>
-          <w:b/>
-        </w:rPr>
-        <w:t>output</w:t>
-      </w:r>
-      <w:r>
-        <w:rPr>
-          <w:b w:val="0"/>
-        </w:rPr>
-        <w:t xml:space="preserve"> 9. Keep the observed result distinct from the </w:t>
-      </w:r>
-      <w:r>
-        <w:rPr>
-          <w:b/>
-        </w:rPr>
-        <w:t>prediction</w:t>
-      </w:r>
-      <w:r>
-        <w:rPr>
-          <w:b w:val="0"/>
-        </w:rPr>
-        <w:t>.</w:t>
+        <w:pStyle w:val="Heading3"/>
+      </w:pPr>
+      <w:r>
+        <w:t>Pictorial practice question</w:t>
       </w:r>
     </w:p>
     <w:p>
       <w:pPr>
-        <w:spacing w:line="336" w:lineRule="auto" w:after="180"/>
-      </w:pPr>
-      <w:r>
-        <w:rPr>
-          <w:b w:val="0"/>
-        </w:rPr>
-        <w:t xml:space="preserve">Start by identifying the given </w:t>
-      </w:r>
-      <w:r>
-        <w:rPr>
-          <w:b/>
-        </w:rPr>
-        <w:t>input</w:t>
-      </w:r>
-      <w:r>
-        <w:rPr>
-          <w:b w:val="0"/>
-        </w:rPr>
-        <w:t>s together. Leave the intermediate steps blank. If needed, model one step, then withdraw that help on the next step. Move to a full trace only when the partial trace is understood.</w:t>
+        <w:pStyle w:val="Heading3"/>
+      </w:pPr>
+      <w:r>
+        <w:t>Reasoned teacher answer</w:t>
       </w:r>
     </w:p>
     <w:p>
       <w:pPr>
-        <w:spacing w:line="336" w:lineRule="auto" w:after="180"/>
-      </w:pPr>
-      <w:r>
-        <w:rPr>
-          <w:b w:val="0"/>
-        </w:rPr>
-        <w:t>For partners, alternate explainer and checker; collect a response from every learner before discussion.</w:t>
+        <w:pStyle w:val="Heading1"/>
+      </w:pPr>
+      <w:r>
+        <w:t>04. Run the complete supplied investigation</w:t>
       </w:r>
     </w:p>
     <w:p>
-      <w:pPr>
-        <w:pStyle w:val="Heading3"/>
-      </w:pPr>
-      <w:r>
-        <w:t>Individual reasoning check</w:t>
+      <w:r>
+        <w:t>Preserve expected, observed and paper-trace records.</w:t>
       </w:r>
     </w:p>
     <w:p>
       <w:pPr>
-        <w:spacing w:line="336" w:lineRule="auto" w:after="180"/>
-      </w:pPr>
-      <w:r>
-        <w:rPr>
-          <w:b w:val="0"/>
-        </w:rPr>
-        <w:t xml:space="preserve">Use the worked case for </w:t>
-      </w:r>
-      <w:r>
-        <w:rPr>
-          <w:b/>
-        </w:rPr>
-        <w:t>Loop</w:t>
-      </w:r>
-      <w:r>
-        <w:rPr>
-          <w:b w:val="0"/>
-        </w:rPr>
-        <w:t xml:space="preserve">s and </w:t>
-      </w:r>
-      <w:r>
-        <w:rPr>
-          <w:b/>
-        </w:rPr>
-        <w:t>trace table</w:t>
-      </w:r>
-      <w:r>
-        <w:rPr>
-          <w:b w:val="0"/>
-        </w:rPr>
-        <w:t>s. Proposed explanation: “The stop value is included”. Decide whether this explanation is supported. Point to the step or supplied fact that decides; explain your repair if needed.</w:t>
+        <w:pStyle w:val="Heading2"/>
+      </w:pPr>
+      <w:r>
+        <w:t>Supplied case materials and checked guidance</w:t>
       </w:r>
     </w:p>
     <w:p>
       <w:pPr>
-        <w:pStyle w:val="Heading3"/>
-      </w:pPr>
-      <w:r>
-        <w:t>Expected repair</w:t>
+        <w:spacing w:line="336" w:lineRule="auto" w:after="180"/>
+      </w:pPr>
+      <w:r>
+        <w:rPr>
+          <w:b w:val="0"/>
+        </w:rPr>
+        <w:t>W2 rows turn 2/before 0/after 2; turn 3/before 2/after 5; turn 4/before 5/after 9. Empty correct loop prints 0, one iteration 1, several 1+2+3=6. Faulty reset final 3; inside print correct loop gives 1,3,6. Picture four-value sum 10, empty 0. Selected range(2,6) visits 2,3,4,5 and totals 2,5,9,14; range(2,2) empty leaves 0. Retain observed errors and exact prior exposure separately.</w:t>
       </w:r>
     </w:p>
     <w:p>
       <w:pPr>
-        <w:spacing w:line="336" w:lineRule="auto" w:after="180"/>
-        <w:shd w:fill="F1F6FC"/>
-      </w:pPr>
-      <w:r>
-        <w:rPr>
-          <w:b w:val="0"/>
-        </w:rPr>
-        <w:t>Expected correction: List the supplied values before tracing; range(1, 4) excludes 4.</w:t>
+        <w:pStyle w:val="Heading2"/>
+      </w:pPr>
+      <w:r>
+        <w:t>Diagnose misconceptions</w:t>
       </w:r>
     </w:p>
     <w:p>
@@ -2596,7 +3157,7 @@
         <w:rPr>
           <w:b w:val="0"/>
         </w:rPr>
-        <w:t>Collect explanations, not only yes/no votes. If a misunderstanding is common, re-model the relevant step for the class.</w:t>
+        <w:t>The stop value is included: List the supplied values before tracing; range(1, 4) excludes 4.</w:t>
       </w:r>
     </w:p>
     <w:p>
@@ -2605,17 +3166,50 @@
       </w:pPr>
       <w:r>
         <w:rPr>
+          <w:b/>
+        </w:rPr>
+        <w:t>Initialization</w:t>
+      </w:r>
+      <w:r>
+        <w:rPr>
           <w:b w:val="0"/>
         </w:rPr>
-        <w:t>If it affects a few learners, give a short targeted group explanation while others solve a more demanding variation.</w:t>
+        <w:t xml:space="preserve"> belongs inside every </w:t>
+      </w:r>
+      <w:r>
+        <w:rPr>
+          <w:b/>
+        </w:rPr>
+        <w:t>iteration</w:t>
+      </w:r>
+      <w:r>
+        <w:rPr>
+          <w:b w:val="0"/>
+        </w:rPr>
+        <w:t xml:space="preserve">: Resetting the </w:t>
+      </w:r>
+      <w:r>
+        <w:rPr>
+          <w:b/>
+        </w:rPr>
+        <w:t>accumulator</w:t>
+      </w:r>
+      <w:r>
+        <w:rPr>
+          <w:b w:val="0"/>
+        </w:rPr>
+        <w:t xml:space="preserve"> loses earlier work.</w:t>
       </w:r>
     </w:p>
     <w:p>
       <w:pPr>
-        <w:pStyle w:val="Heading3"/>
-      </w:pPr>
-      <w:r>
-        <w:t>Pictorial practice question</w:t>
+        <w:spacing w:line="336" w:lineRule="auto" w:after="180"/>
+      </w:pPr>
+      <w:r>
+        <w:rPr>
+          <w:b w:val="0"/>
+        </w:rPr>
+        <w:t>An unindented print repeats with the body: Indentation determines which statements repeat.</w:t>
       </w:r>
     </w:p>
     <w:p>
@@ -2626,274 +3220,86 @@
         <w:rPr>
           <w:b w:val="0"/>
         </w:rPr>
-        <w:t>List the four visited values and their running totals. Explain why 5 is absent and what prints for range(1,1).</w:t>
+        <w:t xml:space="preserve">Zero </w:t>
+      </w:r>
+      <w:r>
+        <w:rPr>
+          <w:b/>
+        </w:rPr>
+        <w:t>iteration</w:t>
+      </w:r>
+      <w:r>
+        <w:rPr>
+          <w:b w:val="0"/>
+        </w:rPr>
+        <w:t xml:space="preserve">s mean the entire program does nothing: </w:t>
+      </w:r>
+      <w:r>
+        <w:rPr>
+          <w:b/>
+        </w:rPr>
+        <w:t>Initialization</w:t>
+      </w:r>
+      <w:r>
+        <w:rPr>
+          <w:b w:val="0"/>
+        </w:rPr>
+        <w:t xml:space="preserve"> and statements after the </w:t>
+      </w:r>
+      <w:r>
+        <w:rPr>
+          <w:b/>
+        </w:rPr>
+        <w:t>loop</w:t>
+      </w:r>
+      <w:r>
+        <w:rPr>
+          <w:b w:val="0"/>
+        </w:rPr>
+        <w:t xml:space="preserve"> still execute.</w:t>
       </w:r>
     </w:p>
     <w:p>
       <w:pPr>
-        <w:pStyle w:val="Heading3"/>
-      </w:pPr>
-      <w:r>
-        <w:t>Reasoned teacher answer</w:t>
+        <w:spacing w:line="336" w:lineRule="auto" w:after="180"/>
+      </w:pPr>
+      <w:r>
+        <w:rPr>
+          <w:b w:val="0"/>
+        </w:rPr>
+        <w:t xml:space="preserve">Use Section 9 for the </w:t>
+      </w:r>
+      <w:r>
+        <w:rPr>
+          <w:b/>
+        </w:rPr>
+        <w:t>evidence</w:t>
+      </w:r>
+      <w:r>
+        <w:rPr>
+          <w:b w:val="0"/>
+        </w:rPr>
+        <w:t xml:space="preserve"> ledger. Add a boundary or missing-</w:t>
+      </w:r>
+      <w:r>
+        <w:rPr>
+          <w:b/>
+        </w:rPr>
+        <w:t>input</w:t>
+      </w:r>
+      <w:r>
+        <w:rPr>
+          <w:b w:val="0"/>
+        </w:rPr>
+        <w:t xml:space="preserve"> case and record the expected response before checking. More successful repeats of one case do not establish wider coverage.</w:t>
       </w:r>
     </w:p>
     <w:p>
       <w:pPr>
-        <w:spacing w:line="336" w:lineRule="auto" w:after="180"/>
-      </w:pPr>
-      <w:r>
-        <w:rPr>
-          <w:b w:val="0"/>
-        </w:rPr>
-        <w:t>The visits are 1,2,3,4 and totals are 1,3,6,10. The stop is exclusive. An empty range leaves total at its initial 0.</w:t>
-      </w:r>
-    </w:p>
-    <w:p>
-      <w:pPr>
-        <w:spacing w:line="336" w:lineRule="auto" w:after="180"/>
-      </w:pPr>
-      <w:r>
-        <w:rPr>
-          <w:b w:val="0"/>
-        </w:rPr>
-        <w:t xml:space="preserve">Changed-case reasoning: No values are visited and the final </w:t>
-      </w:r>
-      <w:r>
-        <w:rPr>
-          <w:b/>
-        </w:rPr>
-        <w:t>output</w:t>
-      </w:r>
-      <w:r>
-        <w:rPr>
-          <w:b w:val="0"/>
-        </w:rPr>
-        <w:t xml:space="preserve"> is 0. The </w:t>
-      </w:r>
-      <w:r>
-        <w:rPr>
-          <w:b/>
-        </w:rPr>
-        <w:t>accumulator</w:t>
-      </w:r>
-      <w:r>
-        <w:rPr>
-          <w:b w:val="0"/>
-        </w:rPr>
-        <w:t xml:space="preserve"> starts at zero and an empty </w:t>
-      </w:r>
-      <w:r>
-        <w:rPr>
-          <w:b/>
-        </w:rPr>
-        <w:t>loop</w:t>
-      </w:r>
-      <w:r>
-        <w:rPr>
-          <w:b w:val="0"/>
-        </w:rPr>
-        <w:t xml:space="preserve"> never changes it.</w:t>
-      </w:r>
-    </w:p>
-    <w:p>
-      <w:pPr>
-        <w:spacing w:line="336" w:lineRule="auto" w:after="180"/>
-      </w:pPr>
-      <w:r>
-        <w:rPr>
-          <w:b w:val="0"/>
-        </w:rPr>
-        <w:t xml:space="preserve">Collect each learner’s explanation before discussion. Use the first missing connection between </w:t>
-      </w:r>
-      <w:r>
-        <w:rPr>
-          <w:b/>
-        </w:rPr>
-        <w:t>input</w:t>
-      </w:r>
-      <w:r>
-        <w:rPr>
-          <w:b w:val="0"/>
-        </w:rPr>
-        <w:t xml:space="preserve">, deciding step and result to choose support. This question is worked-case practice, not fresh mastery </w:t>
-      </w:r>
-      <w:r>
-        <w:rPr>
-          <w:b/>
-        </w:rPr>
-        <w:t>evidence</w:t>
-      </w:r>
-      <w:r>
-        <w:rPr>
-          <w:b w:val="0"/>
-        </w:rPr>
-        <w:t>.</w:t>
-      </w:r>
-    </w:p>
-    <w:p>
-      <w:pPr>
-        <w:pStyle w:val="Heading1"/>
-      </w:pPr>
-      <w:r>
-        <w:t>04. Run the investigation and diagnose misconceptions</w:t>
-      </w:r>
-    </w:p>
-    <w:p>
-      <w:r>
-        <w:t>Run the Loops and trace tables investigation and use the first unsupported step to choose a teaching response.</w:t>
-      </w:r>
-    </w:p>
-    <w:p>
-      <w:pPr>
-        <w:spacing w:line="336" w:lineRule="auto" w:after="180"/>
-      </w:pPr>
-      <w:r>
-        <w:rPr>
-          <w:b w:val="0"/>
-        </w:rPr>
-        <w:t>The stop value is included: List the supplied values before tracing; range(1, 4) excludes 4.</w:t>
-      </w:r>
-    </w:p>
-    <w:p>
-      <w:pPr>
-        <w:spacing w:line="336" w:lineRule="auto" w:after="180"/>
-      </w:pPr>
-      <w:r>
-        <w:rPr>
-          <w:b/>
-        </w:rPr>
-        <w:t>Initialization</w:t>
-      </w:r>
-      <w:r>
-        <w:rPr>
-          <w:b w:val="0"/>
-        </w:rPr>
-        <w:t xml:space="preserve"> belongs inside every </w:t>
-      </w:r>
-      <w:r>
-        <w:rPr>
-          <w:b/>
-        </w:rPr>
-        <w:t>iteration</w:t>
-      </w:r>
-      <w:r>
-        <w:rPr>
-          <w:b w:val="0"/>
-        </w:rPr>
-        <w:t xml:space="preserve">: Resetting the </w:t>
-      </w:r>
-      <w:r>
-        <w:rPr>
-          <w:b/>
-        </w:rPr>
-        <w:t>accumulator</w:t>
-      </w:r>
-      <w:r>
-        <w:rPr>
-          <w:b w:val="0"/>
-        </w:rPr>
-        <w:t xml:space="preserve"> loses earlier work.</w:t>
-      </w:r>
-    </w:p>
-    <w:p>
-      <w:pPr>
-        <w:spacing w:line="336" w:lineRule="auto" w:after="180"/>
-      </w:pPr>
-      <w:r>
-        <w:rPr>
-          <w:b w:val="0"/>
-        </w:rPr>
-        <w:t>An unindented print repeats with the body: Indentation determines which statements repeat.</w:t>
-      </w:r>
-    </w:p>
-    <w:p>
-      <w:pPr>
-        <w:spacing w:line="336" w:lineRule="auto" w:after="180"/>
-      </w:pPr>
-      <w:r>
-        <w:rPr>
-          <w:b w:val="0"/>
-        </w:rPr>
-        <w:t xml:space="preserve">Zero </w:t>
-      </w:r>
-      <w:r>
-        <w:rPr>
-          <w:b/>
-        </w:rPr>
-        <w:t>iteration</w:t>
-      </w:r>
-      <w:r>
-        <w:rPr>
-          <w:b w:val="0"/>
-        </w:rPr>
-        <w:t xml:space="preserve">s mean the entire program does nothing: </w:t>
-      </w:r>
-      <w:r>
-        <w:rPr>
-          <w:b/>
-        </w:rPr>
-        <w:t>Initialization</w:t>
-      </w:r>
-      <w:r>
-        <w:rPr>
-          <w:b w:val="0"/>
-        </w:rPr>
-        <w:t xml:space="preserve"> and statements after the </w:t>
-      </w:r>
-      <w:r>
-        <w:rPr>
-          <w:b/>
-        </w:rPr>
-        <w:t>loop</w:t>
-      </w:r>
-      <w:r>
-        <w:rPr>
-          <w:b w:val="0"/>
-        </w:rPr>
-        <w:t xml:space="preserve"> still execute.</w:t>
-      </w:r>
-    </w:p>
-    <w:p>
-      <w:pPr>
-        <w:spacing w:line="336" w:lineRule="auto" w:after="180"/>
-      </w:pPr>
-      <w:r>
-        <w:rPr>
-          <w:b w:val="0"/>
-        </w:rPr>
-        <w:t xml:space="preserve">Use Section 9 for the </w:t>
-      </w:r>
-      <w:r>
-        <w:rPr>
-          <w:b/>
-        </w:rPr>
-        <w:t>evidence</w:t>
-      </w:r>
-      <w:r>
-        <w:rPr>
-          <w:b w:val="0"/>
-        </w:rPr>
-        <w:t xml:space="preserve"> ledger. Add a boundary or missing-</w:t>
-      </w:r>
-      <w:r>
-        <w:rPr>
-          <w:b/>
-        </w:rPr>
-        <w:t>input</w:t>
-      </w:r>
-      <w:r>
-        <w:rPr>
-          <w:b w:val="0"/>
-        </w:rPr>
-        <w:t xml:space="preserve"> case and record the expected response before checking. More successful repeats of one case do not establish wider coverage.</w:t>
-      </w:r>
-    </w:p>
-    <w:p>
-      <w:pPr>
-        <w:pStyle w:val="Heading3"/>
-      </w:pPr>
-      <w:r>
-        <w:t>Match the support to the first error</w:t>
+        <w:pStyle w:val="Heading2"/>
+      </w:pPr>
+      <w:r>
+        <w:t>Choose accessible support</w:t>
       </w:r>
     </w:p>
     <w:tbl>
@@ -3066,528 +3472,44 @@
     </w:p>
     <w:p>
       <w:pPr>
-        <w:pStyle w:val="Heading1"/>
-      </w:pPr>
-      <w:r>
-        <w:t>05. Assess and explain the answers</w:t>
+        <w:pStyle w:val="Heading2"/>
+      </w:pPr>
+      <w:r>
+        <w:t>Earlier wording, alternatives and picture transcripts · reference / check after trying</w:t>
       </w:r>
     </w:p>
     <w:p>
-      <w:r>
-        <w:t>Use the Loops and trace tables questions, teacher keys and criteria after the relevant attempts. Previously discussed cases are practice; protect the separately selected independent task.</w:t>
+      <w:pPr>
+        <w:pStyle w:val="Heading3"/>
+      </w:pPr>
+      <w:r>
+        <w:t>Match the support to the first error</w:t>
       </w:r>
     </w:p>
     <w:p>
       <w:pPr>
-        <w:pStyle w:val="Heading3"/>
-      </w:pPr>
-      <w:r>
-        <w:t>Guided and exit questions</w:t>
+        <w:pStyle w:val="Heading1"/>
+      </w:pPr>
+      <w:r>
+        <w:t>05. Assess the selected bridge transfer task</w:t>
       </w:r>
     </w:p>
     <w:p>
-      <w:pPr>
-        <w:spacing w:line="336" w:lineRule="auto" w:after="180"/>
-      </w:pPr>
-      <w:r>
-        <w:rPr>
-          <w:b w:val="0"/>
-        </w:rPr>
-        <w:t xml:space="preserve">range(1, 3) supplies 1 and 2, giving total 3. Stop 4 includes 3. Exit: the reset bug agrees for one </w:t>
-      </w:r>
-      <w:r>
-        <w:rPr>
-          <w:b/>
-        </w:rPr>
-        <w:t>iteration</w:t>
-      </w:r>
-      <w:r>
-        <w:rPr>
-          <w:b w:val="0"/>
-        </w:rPr>
-        <w:t xml:space="preserve"> because there are no earlier additions to lose. range(1, 4) should give 6; the faulty version gives 3.</w:t>
+      <w:r>
+        <w:t>If a learner has seen this exact case, use a fresh parallel input and record exposure/support.</w:t>
       </w:r>
     </w:p>
     <w:p>
       <w:pPr>
-        <w:pStyle w:val="Heading3"/>
-      </w:pPr>
-      <w:r>
-        <w:t>W1 Explain the range</w:t>
+        <w:pStyle w:val="Heading2"/>
+      </w:pPr>
+      <w:r>
+        <w:t>Selected independent task and checked key</w:t>
       </w:r>
     </w:p>
     <w:p>
       <w:pPr>
-        <w:pStyle w:val="Heading3"/>
-      </w:pPr>
-      <w:r>
-        <w:t>Workbook question · W1</w:t>
-      </w:r>
-    </w:p>
-    <w:p>
-      <w:pPr>
         <w:spacing w:line="336" w:lineRule="auto" w:after="180"/>
-        <w:shd w:fill="F5F1FB"/>
-      </w:pPr>
-      <w:r>
-        <w:rPr>
-          <w:b w:val="0"/>
-        </w:rPr>
-        <w:t>List the values supplied by range(2, 5) and explain why 5 is absent. How many times does its body run?</w:t>
-      </w:r>
-    </w:p>
-    <w:p>
-      <w:pPr>
-        <w:pStyle w:val="Heading3"/>
-      </w:pPr>
-      <w:r>
-        <w:t>Teacher reasoning · W1</w:t>
-      </w:r>
-    </w:p>
-    <w:p>
-      <w:pPr>
-        <w:spacing w:line="336" w:lineRule="auto" w:after="180"/>
-        <w:shd w:fill="F1F6FC"/>
-      </w:pPr>
-      <w:r>
-        <w:rPr>
-          <w:b w:val="0"/>
-        </w:rPr>
-        <w:t>2, 3 and 4; the stop value is excluded. The body runs three times.</w:t>
-      </w:r>
-    </w:p>
-    <w:p>
-      <w:pPr>
-        <w:pStyle w:val="Heading3"/>
-      </w:pPr>
-      <w:r>
-        <w:t>W2 Trace before running</w:t>
-      </w:r>
-    </w:p>
-    <w:p>
-      <w:pPr>
-        <w:pStyle w:val="Heading3"/>
-      </w:pPr>
-      <w:r>
-        <w:t>Workbook question · W2</w:t>
-      </w:r>
-    </w:p>
-    <w:p>
-      <w:pPr>
-        <w:spacing w:line="336" w:lineRule="auto" w:after="180"/>
-        <w:shd w:fill="F5F1FB"/>
-      </w:pPr>
-      <w:r>
-        <w:rPr>
-          <w:b w:val="0"/>
-        </w:rPr>
-        <w:t xml:space="preserve">Copy the worked script. Change the range to range(2, 5). Record turn, total before and total after each </w:t>
-      </w:r>
-      <w:r>
-        <w:rPr>
-          <w:b/>
-        </w:rPr>
-        <w:t>iteration</w:t>
-      </w:r>
-      <w:r>
-        <w:rPr>
-          <w:b w:val="0"/>
-        </w:rPr>
-        <w:t xml:space="preserve">. Predict the single </w:t>
-      </w:r>
-      <w:r>
-        <w:rPr>
-          <w:b/>
-        </w:rPr>
-        <w:t>output</w:t>
-      </w:r>
-      <w:r>
-        <w:rPr>
-          <w:b w:val="0"/>
-        </w:rPr>
-        <w:t>, then run and compare.</w:t>
-      </w:r>
-    </w:p>
-    <w:p>
-      <w:pPr>
-        <w:pStyle w:val="Heading3"/>
-      </w:pPr>
-      <w:r>
-        <w:t>Teacher reasoning · W2</w:t>
-      </w:r>
-    </w:p>
-    <w:p>
-      <w:pPr>
-        <w:spacing w:line="336" w:lineRule="auto" w:after="180"/>
-        <w:shd w:fill="F1F6FC"/>
-      </w:pPr>
-      <w:r>
-        <w:rPr>
-          <w:b w:val="0"/>
-        </w:rPr>
-        <w:t xml:space="preserve">Rows are 2 / 0 / 2, 3 / 2 / 5, 4 / 5 / 9. Final </w:t>
-      </w:r>
-      <w:r>
-        <w:rPr>
-          <w:b/>
-        </w:rPr>
-        <w:t>output</w:t>
-      </w:r>
-      <w:r>
-        <w:rPr>
-          <w:b w:val="0"/>
-        </w:rPr>
-        <w:t xml:space="preserve"> 9. Keep the observed result distinct from the </w:t>
-      </w:r>
-      <w:r>
-        <w:rPr>
-          <w:b/>
-        </w:rPr>
-        <w:t>prediction</w:t>
-      </w:r>
-      <w:r>
-        <w:rPr>
-          <w:b w:val="0"/>
-        </w:rPr>
-        <w:t>.</w:t>
-      </w:r>
-    </w:p>
-    <w:p>
-      <w:pPr>
-        <w:pStyle w:val="Heading3"/>
-      </w:pPr>
-      <w:r>
-        <w:t>W3 Repair the reset</w:t>
-      </w:r>
-    </w:p>
-    <w:p>
-      <w:pPr>
-        <w:pStyle w:val="Heading3"/>
-      </w:pPr>
-      <w:r>
-        <w:t>Workbook question · W3</w:t>
-      </w:r>
-    </w:p>
-    <w:p>
-      <w:pPr>
-        <w:spacing w:line="336" w:lineRule="auto" w:after="180"/>
-        <w:shd w:fill="F5F1FB"/>
-      </w:pPr>
-      <w:r>
-        <w:rPr>
-          <w:b w:val="0"/>
-        </w:rPr>
-        <w:t xml:space="preserve">For the faulty script with range(1, 4), record total after each addition. Explain the wrong final </w:t>
-      </w:r>
-      <w:r>
-        <w:rPr>
-          <w:b/>
-        </w:rPr>
-        <w:t>output</w:t>
-      </w:r>
-      <w:r>
-        <w:rPr>
-          <w:b w:val="0"/>
-        </w:rPr>
-        <w:t xml:space="preserve"> and remove only the faulty reset.</w:t>
-      </w:r>
-    </w:p>
-    <w:p>
-      <w:pPr>
-        <w:pStyle w:val="Heading3"/>
-      </w:pPr>
-      <w:r>
-        <w:t>Teacher reasoning · W3</w:t>
-      </w:r>
-    </w:p>
-    <w:p>
-      <w:pPr>
-        <w:spacing w:line="336" w:lineRule="auto" w:after="180"/>
-        <w:shd w:fill="F1F6FC"/>
-      </w:pPr>
-      <w:r>
-        <w:rPr>
-          <w:b w:val="0"/>
-        </w:rPr>
-        <w:t xml:space="preserve">Faulty after-addition values are 1, 2, 3 because each starts from zero. Remove the indented total = 0. Correct after-addition values are 1, 3, 6; final </w:t>
-      </w:r>
-      <w:r>
-        <w:rPr>
-          <w:b/>
-        </w:rPr>
-        <w:t>output</w:t>
-      </w:r>
-      <w:r>
-        <w:rPr>
-          <w:b w:val="0"/>
-        </w:rPr>
-        <w:t xml:space="preserve"> 6.</w:t>
-      </w:r>
-    </w:p>
-    <w:p>
-      <w:pPr>
-        <w:pStyle w:val="Heading3"/>
-      </w:pPr>
-      <w:r>
-        <w:t>W4 Build a repeated addition independently</w:t>
-      </w:r>
-    </w:p>
-    <w:p>
-      <w:pPr>
-        <w:pStyle w:val="Heading3"/>
-      </w:pPr>
-      <w:r>
-        <w:t>Workbook question · W4</w:t>
-      </w:r>
-    </w:p>
-    <w:p>
-      <w:pPr>
-        <w:spacing w:line="336" w:lineRule="auto" w:after="180"/>
-        <w:shd w:fill="F5F1FB"/>
-      </w:pPr>
-      <w:r>
-        <w:rPr>
-          <w:b w:val="0"/>
-        </w:rPr>
-        <w:t xml:space="preserve">A box starts with 5 counters. Each round adds 2 counters. Use rounds = 3, an initialized total and for turn in range(rounds). Print the final total once after the </w:t>
-      </w:r>
-      <w:r>
-        <w:rPr>
-          <w:b/>
-        </w:rPr>
-        <w:t>loop</w:t>
-      </w:r>
-      <w:r>
-        <w:rPr>
-          <w:b w:val="0"/>
-        </w:rPr>
-        <w:t>.</w:t>
-      </w:r>
-    </w:p>
-    <w:p>
-      <w:pPr>
-        <w:spacing w:line="336" w:lineRule="auto" w:after="180"/>
-        <w:shd w:fill="F5F1FB"/>
-      </w:pPr>
-      <w:r>
-        <w:rPr>
-          <w:b w:val="0"/>
-        </w:rPr>
-        <w:t>Trace the totals and predict fresh runs with rounds 0, 1 and 3. Assume rounds is a nonnegative integer.</w:t>
-      </w:r>
-    </w:p>
-    <w:p>
-      <w:pPr>
-        <w:pStyle w:val="Heading3"/>
-      </w:pPr>
-      <w:r>
-        <w:t>Teacher reasoning · W4</w:t>
-      </w:r>
-    </w:p>
-    <w:p>
-      <w:pPr>
-        <w:spacing w:line="336" w:lineRule="auto" w:after="180"/>
-        <w:shd w:fill="F1F6FC"/>
-      </w:pPr>
-      <w:r>
-        <w:rPr>
-          <w:b w:val="0"/>
-        </w:rPr>
-        <w:t xml:space="preserve">Initialize total = 5 before the </w:t>
-      </w:r>
-      <w:r>
-        <w:rPr>
-          <w:b/>
-        </w:rPr>
-        <w:t>loop</w:t>
-      </w:r>
-      <w:r>
-        <w:rPr>
-          <w:b w:val="0"/>
-        </w:rPr>
-        <w:t xml:space="preserve">; add 2 inside it. For three rounds, turn values 0, 1, 2 give totals 7, 9, 11. Final </w:t>
-      </w:r>
-      <w:r>
-        <w:rPr>
-          <w:b/>
-        </w:rPr>
-        <w:t>output</w:t>
-      </w:r>
-      <w:r>
-        <w:rPr>
-          <w:b w:val="0"/>
-        </w:rPr>
-        <w:t>s for 0, 1, 3 rounds are 5, 7, 11. Print is unindented.</w:t>
-      </w:r>
-    </w:p>
-    <w:p>
-      <w:pPr>
-        <w:pStyle w:val="Heading3"/>
-      </w:pPr>
-      <w:r>
-        <w:t>W5 Check a contract limitation</w:t>
-      </w:r>
-    </w:p>
-    <w:p>
-      <w:pPr>
-        <w:pStyle w:val="Heading3"/>
-      </w:pPr>
-      <w:r>
-        <w:t>Workbook question · W5</w:t>
-      </w:r>
-    </w:p>
-    <w:p>
-      <w:pPr>
-        <w:spacing w:line="336" w:lineRule="auto" w:after="180"/>
-        <w:shd w:fill="F5F1FB"/>
-      </w:pPr>
-      <w:r>
-        <w:rPr>
-          <w:b w:val="0"/>
-        </w:rPr>
-        <w:t xml:space="preserve">In your counter script, range(-2) performs no </w:t>
-      </w:r>
-      <w:r>
-        <w:rPr>
-          <w:b/>
-        </w:rPr>
-        <w:t>iteration</w:t>
-      </w:r>
-      <w:r>
-        <w:rPr>
-          <w:b w:val="0"/>
-        </w:rPr>
-        <w:t>s. Does returning the initial 5 make negative rounds valid? Explain what the script checks and what it assumes.</w:t>
-      </w:r>
-    </w:p>
-    <w:p>
-      <w:pPr>
-        <w:pStyle w:val="Heading3"/>
-      </w:pPr>
-      <w:r>
-        <w:t>Teacher reasoning · W5</w:t>
-      </w:r>
-    </w:p>
-    <w:p>
-      <w:pPr>
-        <w:spacing w:line="336" w:lineRule="auto" w:after="180"/>
-        <w:shd w:fill="F1F6FC"/>
-      </w:pPr>
-      <w:r>
-        <w:rPr>
-          <w:b w:val="0"/>
-        </w:rPr>
-        <w:t xml:space="preserve">No. The written contract requires a nonnegative integer. The script assumes this and does not reject negative values. Empty range behavior does not validate the </w:t>
-      </w:r>
-      <w:r>
-        <w:rPr>
-          <w:b/>
-        </w:rPr>
-        <w:t>input</w:t>
-      </w:r>
-      <w:r>
-        <w:rPr>
-          <w:b w:val="0"/>
-        </w:rPr>
-        <w:t>; report the limitation or add an explicit check.</w:t>
-      </w:r>
-    </w:p>
-    <w:p>
-      <w:pPr>
-        <w:pStyle w:val="Heading3"/>
-      </w:pPr>
-      <w:r>
-        <w:t>Independent assessment and fresh retry</w:t>
-      </w:r>
-    </w:p>
-    <w:p>
-      <w:pPr>
-        <w:pStyle w:val="Heading3"/>
-      </w:pPr>
-      <w:r>
-        <w:t>Teacher key · Independent assessment and fresh retry</w:t>
-      </w:r>
-    </w:p>
-    <w:p>
-      <w:pPr>
-        <w:spacing w:line="336" w:lineRule="auto" w:after="180"/>
-        <w:shd w:fill="F1F6FC"/>
-      </w:pPr>
-      <w:r>
-        <w:rPr>
-          <w:b w:val="0"/>
-        </w:rPr>
-        <w:t xml:space="preserve">W4 must preserve the initial 5, update by 2, trace three </w:t>
-      </w:r>
-      <w:r>
-        <w:rPr>
-          <w:b/>
-        </w:rPr>
-        <w:t>iteration</w:t>
-      </w:r>
-      <w:r>
-        <w:rPr>
-          <w:b w:val="0"/>
-        </w:rPr>
-        <w:t xml:space="preserve">s and print once. Require </w:t>
-      </w:r>
-      <w:r>
-        <w:rPr>
-          <w:b/>
-        </w:rPr>
-        <w:t>output</w:t>
-      </w:r>
-      <w:r>
-        <w:rPr>
-          <w:b w:val="0"/>
-        </w:rPr>
-        <w:t>s 5, 7, 11 for zero one and three rounds.</w:t>
-      </w:r>
-    </w:p>
-    <w:p>
-      <w:pPr>
-        <w:spacing w:line="336" w:lineRule="auto" w:after="180"/>
-        <w:shd w:fill="F1F6FC"/>
-      </w:pPr>
-      <w:r>
-        <w:rPr>
-          <w:b w:val="0"/>
-        </w:rPr>
-        <w:t xml:space="preserve">After support, retry with an initial 4 and additions of 3 for zero one and two rounds: </w:t>
-      </w:r>
-      <w:r>
-        <w:rPr>
-          <w:b/>
-        </w:rPr>
-        <w:t>output</w:t>
-      </w:r>
-      <w:r>
-        <w:rPr>
-          <w:b w:val="0"/>
-        </w:rPr>
-        <w:t>s 4, 7, 10. Record assistance before judging independence.</w:t>
-      </w:r>
-    </w:p>
-    <w:p>
-      <w:pPr>
-        <w:pStyle w:val="Heading3"/>
-      </w:pPr>
-      <w:r>
-        <w:t>Assess independent transfer</w:t>
-      </w:r>
-    </w:p>
-    <w:p>
-      <w:pPr>
-        <w:pStyle w:val="Heading3"/>
-      </w:pPr>
-      <w:r>
-        <w:t>Independent question · withhold the key</w:t>
-      </w:r>
-    </w:p>
-    <w:p>
-      <w:pPr>
-        <w:spacing w:line="336" w:lineRule="auto" w:after="180"/>
-        <w:shd w:fill="F5F1FB"/>
       </w:pPr>
       <w:r>
         <w:rPr>
@@ -3614,30 +3536,21 @@
     </w:p>
     <w:p>
       <w:pPr>
-        <w:pStyle w:val="Heading3"/>
-      </w:pPr>
-      <w:r>
-        <w:t>Selected case answer</w:t>
+        <w:spacing w:line="336" w:lineRule="auto" w:after="180"/>
+      </w:pPr>
+      <w:r>
+        <w:rPr>
+          <w:b w:val="0"/>
+        </w:rPr>
+        <w:t>Values 2,3,4,5 give totals 2,5,9,14. Range(2,2) is empty, so total remains 0. The upper endpoint is excluded.</w:t>
       </w:r>
     </w:p>
     <w:p>
       <w:pPr>
-        <w:pStyle w:val="Heading3"/>
-      </w:pPr>
-      <w:r>
-        <w:t>Teacher key · Selected case answer</w:t>
-      </w:r>
-    </w:p>
-    <w:p>
-      <w:pPr>
-        <w:spacing w:line="336" w:lineRule="auto" w:after="180"/>
-        <w:shd w:fill="F1F6FC"/>
-      </w:pPr>
-      <w:r>
-        <w:rPr>
-          <w:b w:val="0"/>
-        </w:rPr>
-        <w:t>Values 2,3,4,5 give totals 2,5,9,14. Range(2,2) is empty, so total remains 0. The upper endpoint is excluded.</w:t>
+        <w:pStyle w:val="Heading2"/>
+      </w:pPr>
+      <w:r>
+        <w:t>Judge trace and support</w:t>
       </w:r>
     </w:p>
     <w:tbl>
@@ -3744,54 +3657,55 @@
     </w:tbl>
     <w:p>
       <w:pPr>
-        <w:pStyle w:val="Heading3"/>
-      </w:pPr>
-      <w:r>
-        <w:t>Teacher key · Selected case answer</w:t>
+        <w:spacing w:line="336" w:lineRule="auto" w:after="180"/>
+      </w:pPr>
+      <w:r>
+        <w:rPr>
+          <w:b w:val="0"/>
+        </w:rPr>
+        <w:t>Record each dimension as not yet, with support, or independent. Accept a valid alternative procedure with a defensible trace.</w:t>
       </w:r>
     </w:p>
     <w:p>
       <w:pPr>
         <w:spacing w:line="336" w:lineRule="auto" w:after="180"/>
-        <w:shd w:fill="F1F6FC"/>
       </w:pPr>
       <w:r>
         <w:rPr>
           <w:b w:val="0"/>
         </w:rPr>
-        <w:t>Record each dimension as not yet, with support, or independent. Accept a valid alternative procedure with a defensible trace.</w:t>
+        <w:t xml:space="preserve">Do not penalise an honestly recorded model failure if the learner correctly explains its </w:t>
+      </w:r>
+      <w:r>
+        <w:rPr>
+          <w:b/>
+        </w:rPr>
+        <w:t>evidence</w:t>
+      </w:r>
+      <w:r>
+        <w:rPr>
+          <w:b w:val="0"/>
+        </w:rPr>
+        <w:t xml:space="preserve"> and limits.</w:t>
       </w:r>
     </w:p>
     <w:p>
       <w:pPr>
-        <w:spacing w:line="336" w:lineRule="auto" w:after="180"/>
-        <w:shd w:fill="F1F6FC"/>
-      </w:pPr>
-      <w:r>
-        <w:rPr>
-          <w:b w:val="0"/>
-        </w:rPr>
-        <w:t xml:space="preserve">Do not penalise an honestly recorded model failure if the learner correctly explains its </w:t>
-      </w:r>
-      <w:r>
-        <w:rPr>
-          <w:b/>
-        </w:rPr>
-        <w:t>evidence</w:t>
-      </w:r>
-      <w:r>
-        <w:rPr>
-          <w:b w:val="0"/>
-        </w:rPr>
-        <w:t xml:space="preserve"> and limits.</w:t>
+        <w:pStyle w:val="Heading2"/>
+      </w:pPr>
+      <w:r>
+        <w:t>Give one repair action</w:t>
       </w:r>
     </w:p>
     <w:p>
       <w:pPr>
-        <w:pStyle w:val="Heading3"/>
-      </w:pPr>
-      <w:r>
-        <w:t>Feedback that the learner uses</w:t>
+        <w:spacing w:line="336" w:lineRule="auto" w:after="180"/>
+      </w:pPr>
+      <w:r>
+        <w:rPr>
+          <w:b w:val="0"/>
+        </w:rPr>
+        <w:t>Name the earliest unsupported step and give one action to repair it. Have the learner make that repair now and explain why. Then assess the relevant skill on a fresh, fully specified case.</w:t>
       </w:r>
     </w:p>
     <w:p>
@@ -3802,102 +3716,45 @@
         <w:rPr>
           <w:b w:val="0"/>
         </w:rPr>
-        <w:t>Name the earliest unsupported step and give one action to repair it. Have the learner make that repair now and explain why. Then assess the relevant skill on a fresh, fully specified case.</w:t>
+        <w:t>Confirm it was not previously practised with feedback; solve and check the new case before assigning it. A follow-up design prompt is a starting brief, not automatically an equivalent test.</w:t>
       </w:r>
     </w:p>
     <w:p>
       <w:pPr>
-        <w:spacing w:line="336" w:lineRule="auto" w:after="180"/>
-      </w:pPr>
-      <w:r>
-        <w:rPr>
-          <w:b w:val="0"/>
-        </w:rPr>
-        <w:t>Confirm it was not previously practised with feedback; solve and check the new case before assigning it. A follow-up design prompt is a starting brief, not automatically an equivalent test.</w:t>
+        <w:pStyle w:val="Heading2"/>
+      </w:pPr>
+      <w:r>
+        <w:t>W1 Explain the range</w:t>
       </w:r>
     </w:p>
     <w:p>
       <w:pPr>
-        <w:pStyle w:val="Heading1"/>
-      </w:pPr>
-      <w:r>
-        <w:t>06. Connect the project, support and next lesson</w:t>
+        <w:spacing w:line="336" w:lineRule="auto" w:after="180"/>
+      </w:pPr>
+      <w:r>
+        <w:rPr>
+          <w:b w:val="0"/>
+        </w:rPr>
+        <w:t>List the values supplied by range(2, 5) and explain why 5 is absent. How many times does its body run?</w:t>
       </w:r>
     </w:p>
     <w:p>
-      <w:r>
-        <w:t>Connect Loops and trace tables to Python readiness portfolio, adapt support and plan a later changed-case check.</w:t>
+      <w:pPr>
+        <w:spacing w:line="336" w:lineRule="auto" w:after="180"/>
+      </w:pPr>
+      <w:r>
+        <w:rPr>
+          <w:b w:val="0"/>
+        </w:rPr>
+        <w:t>2, 3 and 4; the stop value is excluded. The body runs three times.</w:t>
       </w:r>
     </w:p>
     <w:p>
       <w:pPr>
-        <w:spacing w:line="336" w:lineRule="auto" w:after="180"/>
-      </w:pPr>
-      <w:r>
-        <w:rPr>
-          <w:b w:val="0"/>
-        </w:rPr>
-        <w:t xml:space="preserve">Add a labelled </w:t>
-      </w:r>
-      <w:r>
-        <w:rPr>
-          <w:b/>
-        </w:rPr>
-        <w:t>loop</w:t>
-      </w:r>
-      <w:r>
-        <w:rPr>
-          <w:b w:val="0"/>
-        </w:rPr>
-        <w:t xml:space="preserve">s and </w:t>
-      </w:r>
-      <w:r>
-        <w:rPr>
-          <w:b/>
-        </w:rPr>
-        <w:t>trace table</w:t>
-      </w:r>
-      <w:r>
-        <w:rPr>
-          <w:b w:val="0"/>
-        </w:rPr>
-        <w:t xml:space="preserve">s </w:t>
-      </w:r>
-      <w:r>
-        <w:rPr>
-          <w:b/>
-        </w:rPr>
-        <w:t>evidence</w:t>
-      </w:r>
-      <w:r>
-        <w:rPr>
-          <w:b w:val="0"/>
-        </w:rPr>
-        <w:t xml:space="preserve"> sheet to Python readiness portfolio. Show how you can trace variable values before and after each </w:t>
-      </w:r>
-      <w:r>
-        <w:rPr>
-          <w:b/>
-        </w:rPr>
-        <w:t>loop</w:t>
-      </w:r>
-      <w:r>
-        <w:rPr>
-          <w:b w:val="0"/>
-        </w:rPr>
-        <w:t xml:space="preserve"> </w:t>
-      </w:r>
-      <w:r>
-        <w:rPr>
-          <w:b/>
-        </w:rPr>
-        <w:t>iteration</w:t>
-      </w:r>
-      <w:r>
-        <w:rPr>
-          <w:b w:val="0"/>
-        </w:rPr>
-        <w:t>.</w:t>
+        <w:pStyle w:val="Heading2"/>
+      </w:pPr>
+      <w:r>
+        <w:t>W2 Trace before running</w:t>
       </w:r>
     </w:p>
     <w:p>
@@ -3908,31 +3765,31 @@
         <w:rPr>
           <w:b w:val="0"/>
         </w:rPr>
-        <w:t xml:space="preserve">Use the supplied fictional case and keep its </w:t>
+        <w:t xml:space="preserve">Copy the worked script. Change the range to range(2, 5). Record turn, total before and total after each </w:t>
       </w:r>
       <w:r>
         <w:rPr>
           <w:b/>
         </w:rPr>
-        <w:t>input</w:t>
+        <w:t>iteration</w:t>
       </w:r>
       <w:r>
         <w:rPr>
           <w:b w:val="0"/>
         </w:rPr>
-        <w:t xml:space="preserve">s, intermediate steps, calculation or </w:t>
+        <w:t xml:space="preserve">. Predict the single </w:t>
       </w:r>
       <w:r>
         <w:rPr>
           <w:b/>
         </w:rPr>
-        <w:t>prediction</w:t>
+        <w:t>output</w:t>
       </w:r>
       <w:r>
         <w:rPr>
           <w:b w:val="0"/>
         </w:rPr>
-        <w:t>, and limitation. Connect this record to last week’s record; a matching answer without a trace is insufficient.</w:t>
+        <w:t>, then run and compare.</w:t>
       </w:r>
     </w:p>
     <w:p>
@@ -3943,42 +3800,39 @@
         <w:rPr>
           <w:b w:val="0"/>
         </w:rPr>
-        <w:t>Use counters and let the learner move a pointer through one instruction at a time. Offer a blank trace grid and permit oral explanation.</w:t>
+        <w:t xml:space="preserve">Rows are 2 / 0 / 2, 3 / 2 / 5, 4 / 5 / 9. Final </w:t>
+      </w:r>
+      <w:r>
+        <w:rPr>
+          <w:b/>
+        </w:rPr>
+        <w:t>output</w:t>
+      </w:r>
+      <w:r>
+        <w:rPr>
+          <w:b w:val="0"/>
+        </w:rPr>
+        <w:t xml:space="preserve"> 9. Keep the observed result distinct from the </w:t>
+      </w:r>
+      <w:r>
+        <w:rPr>
+          <w:b/>
+        </w:rPr>
+        <w:t>prediction</w:t>
+      </w:r>
+      <w:r>
+        <w:rPr>
+          <w:b w:val="0"/>
+        </w:rPr>
+        <w:t>.</w:t>
       </w:r>
     </w:p>
     <w:p>
       <w:pPr>
-        <w:spacing w:line="336" w:lineRule="auto" w:after="180"/>
-      </w:pPr>
-      <w:r>
-        <w:rPr>
-          <w:b w:val="0"/>
-        </w:rPr>
-        <w:t xml:space="preserve">Extension: put print inside the correct </w:t>
-      </w:r>
-      <w:r>
-        <w:rPr>
-          <w:b/>
-        </w:rPr>
-        <w:t>loop</w:t>
-      </w:r>
-      <w:r>
-        <w:rPr>
-          <w:b w:val="0"/>
-        </w:rPr>
-        <w:t xml:space="preserve"> and explain why zero rounds produces no </w:t>
-      </w:r>
-      <w:r>
-        <w:rPr>
-          <w:b/>
-        </w:rPr>
-        <w:t>output</w:t>
-      </w:r>
-      <w:r>
-        <w:rPr>
-          <w:b w:val="0"/>
-        </w:rPr>
-        <w:t xml:space="preserve"> while an outside print still does.</w:t>
+        <w:pStyle w:val="Heading2"/>
+      </w:pPr>
+      <w:r>
+        <w:t>W3 Repair the reset</w:t>
       </w:r>
     </w:p>
     <w:p>
@@ -3989,7 +3843,19 @@
         <w:rPr>
           <w:b w:val="0"/>
         </w:rPr>
-        <w:t>Week 7 stores several values in a list and distinguishes an index from the value at that position.</w:t>
+        <w:t xml:space="preserve">For the faulty script with range(1, 4), record total after each addition. Explain the wrong final </w:t>
+      </w:r>
+      <w:r>
+        <w:rPr>
+          <w:b/>
+        </w:rPr>
+        <w:t>output</w:t>
+      </w:r>
+      <w:r>
+        <w:rPr>
+          <w:b w:val="0"/>
+        </w:rPr>
+        <w:t xml:space="preserve"> and remove only the faulty reset.</w:t>
       </w:r>
     </w:p>
     <w:p>
@@ -4000,15 +3866,546 @@
         <w:rPr>
           <w:b w:val="0"/>
         </w:rPr>
-        <w:t>Retain the project ledger and assess a changed case after support. Check the relevant prerequisite before carrying this component forward.</w:t>
+        <w:t xml:space="preserve">Faulty after-addition values are 1, 2, 3 because each starts from zero. Remove the indented total = 0. Correct after-addition values are 1, 3, 6; final </w:t>
+      </w:r>
+      <w:r>
+        <w:rPr>
+          <w:b/>
+        </w:rPr>
+        <w:t>output</w:t>
+      </w:r>
+      <w:r>
+        <w:rPr>
+          <w:b w:val="0"/>
+        </w:rPr>
+        <w:t xml:space="preserve"> 6.</w:t>
       </w:r>
     </w:p>
     <w:p>
       <w:pPr>
+        <w:pStyle w:val="Heading2"/>
+      </w:pPr>
+      <w:r>
+        <w:t>W5 Check a contract limitation</w:t>
+      </w:r>
+    </w:p>
+    <w:p>
+      <w:pPr>
+        <w:spacing w:line="336" w:lineRule="auto" w:after="180"/>
+      </w:pPr>
+      <w:r>
+        <w:rPr>
+          <w:b w:val="0"/>
+        </w:rPr>
+        <w:t xml:space="preserve">In your counter script, range(-2) performs no </w:t>
+      </w:r>
+      <w:r>
+        <w:rPr>
+          <w:b/>
+        </w:rPr>
+        <w:t>iteration</w:t>
+      </w:r>
+      <w:r>
+        <w:rPr>
+          <w:b w:val="0"/>
+        </w:rPr>
+        <w:t>s. Does returning the initial 5 make negative rounds valid? Explain what the script checks and what it assumes.</w:t>
+      </w:r>
+    </w:p>
+    <w:p>
+      <w:pPr>
+        <w:spacing w:line="336" w:lineRule="auto" w:after="180"/>
+      </w:pPr>
+      <w:r>
+        <w:rPr>
+          <w:b w:val="0"/>
+        </w:rPr>
+        <w:t xml:space="preserve">No. The written contract requires a nonnegative integer. The script assumes this and does not reject negative values. Empty range behavior does not validate the </w:t>
+      </w:r>
+      <w:r>
+        <w:rPr>
+          <w:b/>
+        </w:rPr>
+        <w:t>input</w:t>
+      </w:r>
+      <w:r>
+        <w:rPr>
+          <w:b w:val="0"/>
+        </w:rPr>
+        <w:t>; report the limitation or add an explicit check.</w:t>
+      </w:r>
+    </w:p>
+    <w:p>
+      <w:pPr>
+        <w:pStyle w:val="Heading2"/>
+      </w:pPr>
+      <w:r>
+        <w:t>Earlier wording, alternatives and picture transcripts · reference / check after trying</w:t>
+      </w:r>
+    </w:p>
+    <w:p>
+      <w:pPr>
         <w:pStyle w:val="Heading3"/>
       </w:pPr>
       <w:r>
-        <w:t>Plan the delayed return</w:t>
+        <w:t>Guided and exit questions</w:t>
+      </w:r>
+    </w:p>
+    <w:p>
+      <w:pPr>
+        <w:spacing w:line="336" w:lineRule="auto" w:after="180"/>
+      </w:pPr>
+      <w:r>
+        <w:rPr>
+          <w:b w:val="0"/>
+        </w:rPr>
+        <w:t xml:space="preserve">range(1, 3) supplies 1 and 2, giving total 3. Stop 4 includes 3. Exit: the reset bug agrees for one </w:t>
+      </w:r>
+      <w:r>
+        <w:rPr>
+          <w:b/>
+        </w:rPr>
+        <w:t>iteration</w:t>
+      </w:r>
+      <w:r>
+        <w:rPr>
+          <w:b w:val="0"/>
+        </w:rPr>
+        <w:t xml:space="preserve"> because there are no earlier additions to lose. range(1, 4) should give 6; the faulty version gives 3.</w:t>
+      </w:r>
+    </w:p>
+    <w:p>
+      <w:pPr>
+        <w:pStyle w:val="Heading3"/>
+      </w:pPr>
+      <w:r>
+        <w:t>W1 Explain the range</w:t>
+      </w:r>
+    </w:p>
+    <w:p>
+      <w:pPr>
+        <w:pStyle w:val="Heading3"/>
+      </w:pPr>
+      <w:r>
+        <w:t>W2 Trace before running</w:t>
+      </w:r>
+    </w:p>
+    <w:p>
+      <w:pPr>
+        <w:pStyle w:val="Heading3"/>
+      </w:pPr>
+      <w:r>
+        <w:t>W3 Repair the reset</w:t>
+      </w:r>
+    </w:p>
+    <w:p>
+      <w:pPr>
+        <w:pStyle w:val="Heading3"/>
+      </w:pPr>
+      <w:r>
+        <w:t>W4 Build a repeated addition independently</w:t>
+      </w:r>
+    </w:p>
+    <w:p>
+      <w:pPr>
+        <w:spacing w:line="336" w:lineRule="auto" w:after="180"/>
+      </w:pPr>
+      <w:r>
+        <w:rPr>
+          <w:b w:val="0"/>
+        </w:rPr>
+        <w:t xml:space="preserve">A box starts with 5 counters. Each round adds 2 counters. Use rounds = 3, an initialized total and for turn in range(rounds). Print the final total once after the </w:t>
+      </w:r>
+      <w:r>
+        <w:rPr>
+          <w:b/>
+        </w:rPr>
+        <w:t>loop</w:t>
+      </w:r>
+      <w:r>
+        <w:rPr>
+          <w:b w:val="0"/>
+        </w:rPr>
+        <w:t>.</w:t>
+      </w:r>
+    </w:p>
+    <w:p>
+      <w:pPr>
+        <w:spacing w:line="336" w:lineRule="auto" w:after="180"/>
+      </w:pPr>
+      <w:r>
+        <w:rPr>
+          <w:b w:val="0"/>
+        </w:rPr>
+        <w:t>Trace the totals and predict fresh runs with rounds 0, 1 and 3. Assume rounds is a nonnegative integer.</w:t>
+      </w:r>
+    </w:p>
+    <w:p>
+      <w:pPr>
+        <w:spacing w:line="336" w:lineRule="auto" w:after="180"/>
+      </w:pPr>
+      <w:r>
+        <w:rPr>
+          <w:b w:val="0"/>
+        </w:rPr>
+        <w:t xml:space="preserve">Initialize total = 5 before the </w:t>
+      </w:r>
+      <w:r>
+        <w:rPr>
+          <w:b/>
+        </w:rPr>
+        <w:t>loop</w:t>
+      </w:r>
+      <w:r>
+        <w:rPr>
+          <w:b w:val="0"/>
+        </w:rPr>
+        <w:t xml:space="preserve">; add 2 inside it. For three rounds, turn values 0, 1, 2 give totals 7, 9, 11. Final </w:t>
+      </w:r>
+      <w:r>
+        <w:rPr>
+          <w:b/>
+        </w:rPr>
+        <w:t>output</w:t>
+      </w:r>
+      <w:r>
+        <w:rPr>
+          <w:b w:val="0"/>
+        </w:rPr>
+        <w:t>s for 0, 1, 3 rounds are 5, 7, 11. Print is unindented.</w:t>
+      </w:r>
+    </w:p>
+    <w:p>
+      <w:pPr>
+        <w:pStyle w:val="Heading3"/>
+      </w:pPr>
+      <w:r>
+        <w:t>W5 Check a contract limitation</w:t>
+      </w:r>
+    </w:p>
+    <w:p>
+      <w:pPr>
+        <w:pStyle w:val="Heading3"/>
+      </w:pPr>
+      <w:r>
+        <w:t>Independent assessment and fresh retry</w:t>
+      </w:r>
+    </w:p>
+    <w:p>
+      <w:pPr>
+        <w:spacing w:line="336" w:lineRule="auto" w:after="180"/>
+      </w:pPr>
+      <w:r>
+        <w:rPr>
+          <w:b w:val="0"/>
+        </w:rPr>
+        <w:t xml:space="preserve">W4 must preserve the initial 5, update by 2, trace three </w:t>
+      </w:r>
+      <w:r>
+        <w:rPr>
+          <w:b/>
+        </w:rPr>
+        <w:t>iteration</w:t>
+      </w:r>
+      <w:r>
+        <w:rPr>
+          <w:b w:val="0"/>
+        </w:rPr>
+        <w:t xml:space="preserve">s and print once. Require </w:t>
+      </w:r>
+      <w:r>
+        <w:rPr>
+          <w:b/>
+        </w:rPr>
+        <w:t>output</w:t>
+      </w:r>
+      <w:r>
+        <w:rPr>
+          <w:b w:val="0"/>
+        </w:rPr>
+        <w:t>s 5, 7, 11 for zero one and three rounds.</w:t>
+      </w:r>
+    </w:p>
+    <w:p>
+      <w:pPr>
+        <w:spacing w:line="336" w:lineRule="auto" w:after="180"/>
+      </w:pPr>
+      <w:r>
+        <w:rPr>
+          <w:b w:val="0"/>
+        </w:rPr>
+        <w:t xml:space="preserve">After support, retry with an initial 4 and additions of 3 for zero one and two rounds: </w:t>
+      </w:r>
+      <w:r>
+        <w:rPr>
+          <w:b/>
+        </w:rPr>
+        <w:t>output</w:t>
+      </w:r>
+      <w:r>
+        <w:rPr>
+          <w:b w:val="0"/>
+        </w:rPr>
+        <w:t>s 4, 7, 10. Record assistance before judging independence.</w:t>
+      </w:r>
+    </w:p>
+    <w:p>
+      <w:pPr>
+        <w:pStyle w:val="Heading3"/>
+      </w:pPr>
+      <w:r>
+        <w:t>Assess independent transfer</w:t>
+      </w:r>
+    </w:p>
+    <w:p>
+      <w:pPr>
+        <w:pStyle w:val="Heading3"/>
+      </w:pPr>
+      <w:r>
+        <w:t>Selected case answer</w:t>
+      </w:r>
+    </w:p>
+    <w:p>
+      <w:pPr>
+        <w:pStyle w:val="Heading3"/>
+      </w:pPr>
+      <w:r>
+        <w:t>Feedback that the learner uses</w:t>
+      </w:r>
+    </w:p>
+    <w:p>
+      <w:pPr>
+        <w:pStyle w:val="Heading1"/>
+      </w:pPr>
+      <w:r>
+        <w:t>06. Keep the portfolio, support and delayed check</w:t>
+      </w:r>
+    </w:p>
+    <w:p>
+      <w:r>
+        <w:t>Track code execution separately from a correct paper trace.</w:t>
+      </w:r>
+    </w:p>
+    <w:p>
+      <w:pPr>
+        <w:pStyle w:val="Heading2"/>
+      </w:pPr>
+      <w:r>
+        <w:t>Project evidence</w:t>
+      </w:r>
+    </w:p>
+    <w:p>
+      <w:pPr>
+        <w:spacing w:line="336" w:lineRule="auto" w:after="180"/>
+      </w:pPr>
+      <w:r>
+        <w:rPr>
+          <w:b w:val="0"/>
+        </w:rPr>
+        <w:t xml:space="preserve">Add a labelled </w:t>
+      </w:r>
+      <w:r>
+        <w:rPr>
+          <w:b/>
+        </w:rPr>
+        <w:t>loop</w:t>
+      </w:r>
+      <w:r>
+        <w:rPr>
+          <w:b w:val="0"/>
+        </w:rPr>
+        <w:t xml:space="preserve">s and </w:t>
+      </w:r>
+      <w:r>
+        <w:rPr>
+          <w:b/>
+        </w:rPr>
+        <w:t>trace table</w:t>
+      </w:r>
+      <w:r>
+        <w:rPr>
+          <w:b w:val="0"/>
+        </w:rPr>
+        <w:t xml:space="preserve">s </w:t>
+      </w:r>
+      <w:r>
+        <w:rPr>
+          <w:b/>
+        </w:rPr>
+        <w:t>evidence</w:t>
+      </w:r>
+      <w:r>
+        <w:rPr>
+          <w:b w:val="0"/>
+        </w:rPr>
+        <w:t xml:space="preserve"> sheet to Python readiness portfolio. Show how you can trace variable values before and after each </w:t>
+      </w:r>
+      <w:r>
+        <w:rPr>
+          <w:b/>
+        </w:rPr>
+        <w:t>loop</w:t>
+      </w:r>
+      <w:r>
+        <w:rPr>
+          <w:b w:val="0"/>
+        </w:rPr>
+        <w:t xml:space="preserve"> </w:t>
+      </w:r>
+      <w:r>
+        <w:rPr>
+          <w:b/>
+        </w:rPr>
+        <w:t>iteration</w:t>
+      </w:r>
+      <w:r>
+        <w:rPr>
+          <w:b w:val="0"/>
+        </w:rPr>
+        <w:t>.</w:t>
+      </w:r>
+    </w:p>
+    <w:p>
+      <w:pPr>
+        <w:spacing w:line="336" w:lineRule="auto" w:after="180"/>
+      </w:pPr>
+      <w:r>
+        <w:rPr>
+          <w:b w:val="0"/>
+        </w:rPr>
+        <w:t xml:space="preserve">Use the supplied fictional case and keep its </w:t>
+      </w:r>
+      <w:r>
+        <w:rPr>
+          <w:b/>
+        </w:rPr>
+        <w:t>input</w:t>
+      </w:r>
+      <w:r>
+        <w:rPr>
+          <w:b w:val="0"/>
+        </w:rPr>
+        <w:t xml:space="preserve">s, intermediate steps, calculation or </w:t>
+      </w:r>
+      <w:r>
+        <w:rPr>
+          <w:b/>
+        </w:rPr>
+        <w:t>prediction</w:t>
+      </w:r>
+      <w:r>
+        <w:rPr>
+          <w:b w:val="0"/>
+        </w:rPr>
+        <w:t>, and limitation. Connect this record to last week’s record; a matching answer without a trace is insufficient.</w:t>
+      </w:r>
+    </w:p>
+    <w:p>
+      <w:pPr>
+        <w:spacing w:line="336" w:lineRule="auto" w:after="180"/>
+      </w:pPr>
+      <w:r>
+        <w:rPr>
+          <w:b w:val="0"/>
+        </w:rPr>
+        <w:t xml:space="preserve">For Python readiness before the Responsible Plant Classifier, retain a trace of the values, the predicted </w:t>
+      </w:r>
+      <w:r>
+        <w:rPr>
+          <w:b/>
+        </w:rPr>
+        <w:t>output</w:t>
+      </w:r>
+      <w:r>
+        <w:rPr>
+          <w:b w:val="0"/>
+        </w:rPr>
+        <w:t xml:space="preserve">s and the changed-case explanation. Use actual Python 3 results to check the </w:t>
+      </w:r>
+      <w:r>
+        <w:rPr>
+          <w:b/>
+        </w:rPr>
+        <w:t>prediction</w:t>
+      </w:r>
+      <w:r>
+        <w:rPr>
+          <w:b w:val="0"/>
+        </w:rPr>
+        <w:t xml:space="preserve"> after reasoning first.</w:t>
+      </w:r>
+    </w:p>
+    <w:p>
+      <w:pPr>
+        <w:pStyle w:val="Heading2"/>
+      </w:pPr>
+      <w:r>
+        <w:t>Support and selected assessment guidance</w:t>
+      </w:r>
+    </w:p>
+    <w:p>
+      <w:pPr>
+        <w:spacing w:line="336" w:lineRule="auto" w:after="180"/>
+      </w:pPr>
+      <w:r>
+        <w:rPr>
+          <w:b w:val="0"/>
+        </w:rPr>
+        <w:t>Use counters and let the learner move a pointer through one instruction at a time. Offer a blank trace grid and permit oral explanation.</w:t>
+      </w:r>
+    </w:p>
+    <w:p>
+      <w:pPr>
+        <w:spacing w:line="336" w:lineRule="auto" w:after="180"/>
+      </w:pPr>
+      <w:r>
+        <w:rPr>
+          <w:b w:val="0"/>
+        </w:rPr>
+        <w:t xml:space="preserve">Extension: put print inside the correct </w:t>
+      </w:r>
+      <w:r>
+        <w:rPr>
+          <w:b/>
+        </w:rPr>
+        <w:t>loop</w:t>
+      </w:r>
+      <w:r>
+        <w:rPr>
+          <w:b w:val="0"/>
+        </w:rPr>
+        <w:t xml:space="preserve"> and explain why zero rounds produces no </w:t>
+      </w:r>
+      <w:r>
+        <w:rPr>
+          <w:b/>
+        </w:rPr>
+        <w:t>output</w:t>
+      </w:r>
+      <w:r>
+        <w:rPr>
+          <w:b w:val="0"/>
+        </w:rPr>
+        <w:t xml:space="preserve"> while an outside print still does.</w:t>
+      </w:r>
+    </w:p>
+    <w:p>
+      <w:pPr>
+        <w:spacing w:line="336" w:lineRule="auto" w:after="180"/>
+      </w:pPr>
+      <w:r>
+        <w:rPr>
+          <w:b w:val="0"/>
+        </w:rPr>
+        <w:t>Selected independent answer: Values 2,3,4,5 give totals 2,5,9,14. Range(2,2) is empty, so total remains 0. The upper endpoint is excluded. Keep earlier W4 transfer as additional practice; do not substitute its numbers or key for this selected task. Record prior exposure and use a fresh parallel case after support.</w:t>
+      </w:r>
+    </w:p>
+    <w:p>
+      <w:pPr>
+        <w:pStyle w:val="Heading2"/>
+      </w:pPr>
+      <w:r>
+        <w:t>Delayed return</w:t>
       </w:r>
     </w:p>
     <w:p>
@@ -4236,10 +4633,10 @@
     </w:p>
     <w:p>
       <w:pPr>
-        <w:pStyle w:val="Heading3"/>
-      </w:pPr>
-      <w:r>
-        <w:t>Project evidence from this case</w:t>
+        <w:pStyle w:val="Heading2"/>
+      </w:pPr>
+      <w:r>
+        <w:t>Bridge to the next topic</w:t>
       </w:r>
     </w:p>
     <w:p>
@@ -4250,44 +4647,26 @@
         <w:rPr>
           <w:b w:val="0"/>
         </w:rPr>
-        <w:t xml:space="preserve">For Python readiness before the Responsible Plant Classifier, retain a trace of the values, the predicted </w:t>
-      </w:r>
-      <w:r>
-        <w:rPr>
-          <w:b/>
-        </w:rPr>
-        <w:t>output</w:t>
-      </w:r>
-      <w:r>
-        <w:rPr>
-          <w:b w:val="0"/>
-        </w:rPr>
-        <w:t xml:space="preserve">s and the changed-case explanation. Use actual Python 3 results to check the </w:t>
-      </w:r>
-      <w:r>
-        <w:rPr>
-          <w:b/>
-        </w:rPr>
-        <w:t>prediction</w:t>
-      </w:r>
-      <w:r>
-        <w:rPr>
-          <w:b w:val="0"/>
-        </w:rPr>
-        <w:t xml:space="preserve"> after reasoning first.</w:t>
+        <w:t>Week 7 stores several values in a list and distinguishes an index from the value at that position.</w:t>
       </w:r>
     </w:p>
     <w:p>
       <w:pPr>
-        <w:pStyle w:val="Heading1"/>
-      </w:pPr>
-      <w:r>
-        <w:t>07. Prepare, teach and assess</w:t>
+        <w:spacing w:line="336" w:lineRule="auto" w:after="180"/>
+      </w:pPr>
+      <w:r>
+        <w:rPr>
+          <w:b w:val="0"/>
+        </w:rPr>
+        <w:t>Retain the project ledger and assess a changed case after support. Check the relevant prerequisite before carrying this component forward.</w:t>
       </w:r>
     </w:p>
     <w:p>
-      <w:r>
-        <w:t>Use this preparation summary alongside the detailed Loops and trace tables lesson; it is a checklist rather than a replacement for the full sequence.</w:t>
+      <w:pPr>
+        <w:pStyle w:val="Heading2"/>
+      </w:pPr>
+      <w:r>
+        <w:t>Earlier wording, alternatives and picture transcripts · reference / check after trying</w:t>
       </w:r>
     </w:p>
     <w:p>
@@ -4295,13 +4674,49 @@
         <w:pStyle w:val="Heading3"/>
       </w:pPr>
       <w:r>
-        <w:t>Teaching target</w:t>
+        <w:t>Plan the delayed return</w:t>
       </w:r>
     </w:p>
     <w:p>
       <w:pPr>
+        <w:pStyle w:val="Heading3"/>
+      </w:pPr>
+      <w:r>
+        <w:t>Project evidence from this case</w:t>
+      </w:r>
+    </w:p>
+    <w:p>
+      <w:pPr>
+        <w:pStyle w:val="Heading1"/>
+      </w:pPr>
+      <w:r>
+        <w:t>Reference bank and extra practice</w:t>
+      </w:r>
+    </w:p>
+    <w:p>
+      <w:pPr>
+        <w:pStyle w:val="Heading1"/>
+      </w:pPr>
+      <w:r>
+        <w:t>07. Reference · Alternative planning checklist</w:t>
+      </w:r>
+    </w:p>
+    <w:p>
+      <w:r>
+        <w:t>Use alongside the main route without repeating the teaching cycle.</w:t>
+      </w:r>
+    </w:p>
+    <w:p>
+      <w:pPr>
+        <w:pStyle w:val="Heading2"/>
+      </w:pPr>
+      <w:r>
+        <w:t>Planning and assessment reference</w:t>
+      </w:r>
+    </w:p>
+    <w:p>
+      <w:pPr>
         <w:spacing w:line="336" w:lineRule="auto" w:after="180"/>
-        <w:shd w:fill="EDF7F3"/>
       </w:pPr>
       <w:r>
         <w:rPr>
@@ -4531,46 +4946,72 @@
     </w:p>
     <w:p>
       <w:pPr>
-        <w:pStyle w:val="Heading3"/>
-      </w:pPr>
-      <w:r>
-        <w:t>Supported practice answer</w:t>
+        <w:spacing w:line="336" w:lineRule="auto" w:after="180"/>
+      </w:pPr>
+      <w:r>
+        <w:rPr>
+          <w:b w:val="0"/>
+        </w:rPr>
+        <w:t xml:space="preserve">Reasoned practice answer: Rows are 2 / 0 / 2, 3 / 2 / 5, 4 / 5 / 9. Final </w:t>
+      </w:r>
+      <w:r>
+        <w:rPr>
+          <w:b/>
+        </w:rPr>
+        <w:t>output</w:t>
+      </w:r>
+      <w:r>
+        <w:rPr>
+          <w:b w:val="0"/>
+        </w:rPr>
+        <w:t xml:space="preserve"> 9. Keep the observed result distinct from the </w:t>
+      </w:r>
+      <w:r>
+        <w:rPr>
+          <w:b/>
+        </w:rPr>
+        <w:t>prediction</w:t>
+      </w:r>
+      <w:r>
+        <w:rPr>
+          <w:b w:val="0"/>
+        </w:rPr>
+        <w:t>.</w:t>
       </w:r>
     </w:p>
     <w:p>
       <w:pPr>
         <w:spacing w:line="336" w:lineRule="auto" w:after="180"/>
-        <w:shd w:fill="F1F6FC"/>
       </w:pPr>
       <w:r>
         <w:rPr>
           <w:b w:val="0"/>
         </w:rPr>
-        <w:t xml:space="preserve">Reasoned practice answer: Rows are 2 / 0 / 2, 3 / 2 / 5, 4 / 5 / 9. Final </w:t>
+        <w:t xml:space="preserve">Check every learner before discussion: Use the worked case for </w:t>
       </w:r>
       <w:r>
         <w:rPr>
           <w:b/>
         </w:rPr>
-        <w:t>output</w:t>
+        <w:t>Loop</w:t>
       </w:r>
       <w:r>
         <w:rPr>
           <w:b w:val="0"/>
         </w:rPr>
-        <w:t xml:space="preserve"> 9. Keep the observed result distinct from the </w:t>
+        <w:t xml:space="preserve">s and </w:t>
       </w:r>
       <w:r>
         <w:rPr>
           <w:b/>
         </w:rPr>
-        <w:t>prediction</w:t>
+        <w:t>trace table</w:t>
       </w:r>
       <w:r>
         <w:rPr>
           <w:b w:val="0"/>
         </w:rPr>
-        <w:t>.</w:t>
+        <w:t>s. Proposed explanation: “The stop value is included”. Decide whether this explanation is supported.</w:t>
       </w:r>
     </w:p>
     <w:p>
@@ -4581,31 +5022,7 @@
         <w:rPr>
           <w:b w:val="0"/>
         </w:rPr>
-        <w:t xml:space="preserve">Check every learner before discussion: Use the worked case for </w:t>
-      </w:r>
-      <w:r>
-        <w:rPr>
-          <w:b/>
-        </w:rPr>
-        <w:t>Loop</w:t>
-      </w:r>
-      <w:r>
-        <w:rPr>
-          <w:b w:val="0"/>
-        </w:rPr>
-        <w:t xml:space="preserve">s and </w:t>
-      </w:r>
-      <w:r>
-        <w:rPr>
-          <w:b/>
-        </w:rPr>
-        <w:t>trace table</w:t>
-      </w:r>
-      <w:r>
-        <w:rPr>
-          <w:b w:val="0"/>
-        </w:rPr>
-        <w:t>s. Proposed explanation: “The stop value is included”. Decide whether this explanation is supported.</w:t>
+        <w:t>Point to the step or supplied fact that decides; explain your repair if needed.</w:t>
       </w:r>
     </w:p>
     <w:p>
@@ -4616,153 +5033,105 @@
         <w:rPr>
           <w:b w:val="0"/>
         </w:rPr>
-        <w:t>Point to the step or supplied fact that decides; explain your repair if needed.</w:t>
+        <w:t>Misconception repair: List the supplied values before tracing; range(1, 4) excludes 4.</w:t>
       </w:r>
     </w:p>
     <w:p>
       <w:pPr>
-        <w:pStyle w:val="Heading3"/>
-      </w:pPr>
-      <w:r>
-        <w:t>Repair the misconception</w:t>
+        <w:spacing w:line="336" w:lineRule="auto" w:after="180"/>
+      </w:pPr>
+      <w:r>
+        <w:rPr>
+          <w:b w:val="0"/>
+        </w:rPr>
+        <w:t xml:space="preserve">Support: read the exact case aloud, enlarge the labelled picture, supply </w:t>
+      </w:r>
+      <w:r>
+        <w:rPr>
+          <w:b/>
+        </w:rPr>
+        <w:t>input</w:t>
+      </w:r>
+      <w:r>
+        <w:rPr>
+          <w:b w:val="0"/>
+        </w:rPr>
+        <w:t xml:space="preserve"> cards and model only the first deciding step. Accept a spoken explanation or drawing; retain the reasoning goal.</w:t>
       </w:r>
     </w:p>
     <w:p>
       <w:pPr>
         <w:spacing w:line="336" w:lineRule="auto" w:after="180"/>
-        <w:shd w:fill="FFF5E6"/>
       </w:pPr>
       <w:r>
         <w:rPr>
           <w:b w:val="0"/>
         </w:rPr>
-        <w:t>Misconception repair: List the supplied values before tracing; range(1, 4) excludes 4.</w:t>
+        <w:t xml:space="preserve">Extension: Replace range(1,5) with range(1,1). Require a </w:t>
+      </w:r>
+      <w:r>
+        <w:rPr>
+          <w:b/>
+        </w:rPr>
+        <w:t>prediction</w:t>
+      </w:r>
+      <w:r>
+        <w:rPr>
+          <w:b w:val="0"/>
+        </w:rPr>
+        <w:t xml:space="preserve"> and a reason before comparing. Expected result: No values are visited and the final </w:t>
+      </w:r>
+      <w:r>
+        <w:rPr>
+          <w:b/>
+        </w:rPr>
+        <w:t>output</w:t>
+      </w:r>
+      <w:r>
+        <w:rPr>
+          <w:b w:val="0"/>
+        </w:rPr>
+        <w:t xml:space="preserve"> is 0.</w:t>
       </w:r>
     </w:p>
     <w:p>
       <w:pPr>
-        <w:pStyle w:val="Heading3"/>
-      </w:pPr>
-      <w:r>
-        <w:t>Support without giving away the answer</w:t>
+        <w:spacing w:line="336" w:lineRule="auto" w:after="180"/>
+      </w:pPr>
+      <w:r>
+        <w:rPr>
+          <w:b w:val="0"/>
+        </w:rPr>
+        <w:t xml:space="preserve">Reason: The </w:t>
+      </w:r>
+      <w:r>
+        <w:rPr>
+          <w:b/>
+        </w:rPr>
+        <w:t>accumulator</w:t>
+      </w:r>
+      <w:r>
+        <w:rPr>
+          <w:b w:val="0"/>
+        </w:rPr>
+        <w:t xml:space="preserve"> starts at zero and an empty </w:t>
+      </w:r>
+      <w:r>
+        <w:rPr>
+          <w:b/>
+        </w:rPr>
+        <w:t>loop</w:t>
+      </w:r>
+      <w:r>
+        <w:rPr>
+          <w:b w:val="0"/>
+        </w:rPr>
+        <w:t xml:space="preserve"> never changes it.</w:t>
       </w:r>
     </w:p>
     <w:p>
       <w:pPr>
         <w:spacing w:line="336" w:lineRule="auto" w:after="180"/>
-        <w:shd w:fill="F1F6F8"/>
-      </w:pPr>
-      <w:r>
-        <w:rPr>
-          <w:b w:val="0"/>
-        </w:rPr>
-        <w:t xml:space="preserve">Support: read the exact case aloud, enlarge the labelled picture, supply </w:t>
-      </w:r>
-      <w:r>
-        <w:rPr>
-          <w:b/>
-        </w:rPr>
-        <w:t>input</w:t>
-      </w:r>
-      <w:r>
-        <w:rPr>
-          <w:b w:val="0"/>
-        </w:rPr>
-        <w:t xml:space="preserve"> cards and model only the first deciding step. Accept a spoken explanation or drawing; retain the reasoning goal.</w:t>
-      </w:r>
-    </w:p>
-    <w:p>
-      <w:pPr>
-        <w:pStyle w:val="Heading3"/>
-      </w:pPr>
-      <w:r>
-        <w:t>Extend the reasoning</w:t>
-      </w:r>
-    </w:p>
-    <w:p>
-      <w:pPr>
-        <w:spacing w:line="336" w:lineRule="auto" w:after="180"/>
-        <w:shd w:fill="F5F1FB"/>
-      </w:pPr>
-      <w:r>
-        <w:rPr>
-          <w:b w:val="0"/>
-        </w:rPr>
-        <w:t xml:space="preserve">Extension: Replace range(1,5) with range(1,1). Require a </w:t>
-      </w:r>
-      <w:r>
-        <w:rPr>
-          <w:b/>
-        </w:rPr>
-        <w:t>prediction</w:t>
-      </w:r>
-      <w:r>
-        <w:rPr>
-          <w:b w:val="0"/>
-        </w:rPr>
-        <w:t xml:space="preserve"> and a reason before comparing. Expected result: No values are visited and the final </w:t>
-      </w:r>
-      <w:r>
-        <w:rPr>
-          <w:b/>
-        </w:rPr>
-        <w:t>output</w:t>
-      </w:r>
-      <w:r>
-        <w:rPr>
-          <w:b w:val="0"/>
-        </w:rPr>
-        <w:t xml:space="preserve"> is 0.</w:t>
-      </w:r>
-    </w:p>
-    <w:p>
-      <w:pPr>
-        <w:spacing w:line="336" w:lineRule="auto" w:after="180"/>
-        <w:shd w:fill="F5F1FB"/>
-      </w:pPr>
-      <w:r>
-        <w:rPr>
-          <w:b w:val="0"/>
-        </w:rPr>
-        <w:t xml:space="preserve">Reason: The </w:t>
-      </w:r>
-      <w:r>
-        <w:rPr>
-          <w:b/>
-        </w:rPr>
-        <w:t>accumulator</w:t>
-      </w:r>
-      <w:r>
-        <w:rPr>
-          <w:b w:val="0"/>
-        </w:rPr>
-        <w:t xml:space="preserve"> starts at zero and an empty </w:t>
-      </w:r>
-      <w:r>
-        <w:rPr>
-          <w:b/>
-        </w:rPr>
-        <w:t>loop</w:t>
-      </w:r>
-      <w:r>
-        <w:rPr>
-          <w:b w:val="0"/>
-        </w:rPr>
-        <w:t xml:space="preserve"> never changes it.</w:t>
-      </w:r>
-    </w:p>
-    <w:p>
-      <w:pPr>
-        <w:pStyle w:val="Heading3"/>
-      </w:pPr>
-      <w:r>
-        <w:t>Protect the independent attempt</w:t>
-      </w:r>
-    </w:p>
-    <w:p>
-      <w:pPr>
-        <w:spacing w:line="336" w:lineRule="auto" w:after="180"/>
-        <w:shd w:fill="FFF5E6"/>
       </w:pPr>
       <w:r>
         <w:rPr>
@@ -4957,94 +5326,93 @@
     </w:tbl>
     <w:p>
       <w:pPr>
-        <w:pStyle w:val="Heading3"/>
-      </w:pPr>
-      <w:r>
-        <w:t>Project checkpoint</w:t>
+        <w:spacing w:line="336" w:lineRule="auto" w:after="180"/>
+      </w:pPr>
+      <w:r>
+        <w:rPr>
+          <w:b w:val="0"/>
+        </w:rPr>
+        <w:t xml:space="preserve">Project checkpoint: Python readiness portfolio. Keep runnable code, </w:t>
+      </w:r>
+      <w:r>
+        <w:rPr>
+          <w:b/>
+        </w:rPr>
+        <w:t>prediction</w:t>
+      </w:r>
+      <w:r>
+        <w:rPr>
+          <w:b w:val="0"/>
+        </w:rPr>
+        <w:t xml:space="preserve">s, actual </w:t>
+      </w:r>
+      <w:r>
+        <w:rPr>
+          <w:b/>
+        </w:rPr>
+        <w:t>output</w:t>
+      </w:r>
+      <w:r>
+        <w:rPr>
+          <w:b w:val="0"/>
+        </w:rPr>
+        <w:t xml:space="preserve">s, one repaired error and an explanation of a function on changed </w:t>
+      </w:r>
+      <w:r>
+        <w:rPr>
+          <w:b/>
+        </w:rPr>
+        <w:t>input</w:t>
+      </w:r>
+      <w:r>
+        <w:rPr>
+          <w:b w:val="0"/>
+        </w:rPr>
+        <w:t>s.</w:t>
       </w:r>
     </w:p>
     <w:p>
       <w:pPr>
         <w:spacing w:line="336" w:lineRule="auto" w:after="180"/>
-        <w:shd w:fill="EDF7F3"/>
       </w:pPr>
       <w:r>
         <w:rPr>
           <w:b w:val="0"/>
         </w:rPr>
-        <w:t xml:space="preserve">Project checkpoint: Python readiness portfolio. Keep runnable code, </w:t>
+        <w:t xml:space="preserve">Use the weekly teacher answer for topic-specific reasoning. A saved progress tick is an activity record; judge mastery from the learner’s explanation and </w:t>
       </w:r>
       <w:r>
         <w:rPr>
           <w:b/>
         </w:rPr>
-        <w:t>prediction</w:t>
+        <w:t>evidence</w:t>
       </w:r>
       <w:r>
         <w:rPr>
           <w:b w:val="0"/>
         </w:rPr>
-        <w:t xml:space="preserve">s, actual </w:t>
-      </w:r>
-      <w:r>
-        <w:rPr>
-          <w:b/>
-        </w:rPr>
-        <w:t>output</w:t>
-      </w:r>
-      <w:r>
-        <w:rPr>
-          <w:b w:val="0"/>
-        </w:rPr>
-        <w:t xml:space="preserve">s, one repaired error and an explanation of a function on changed </w:t>
-      </w:r>
-      <w:r>
-        <w:rPr>
-          <w:b/>
-        </w:rPr>
-        <w:t>input</w:t>
-      </w:r>
-      <w:r>
-        <w:rPr>
-          <w:b w:val="0"/>
-        </w:rPr>
-        <w:t>s.</w:t>
+        <w:t>.</w:t>
       </w:r>
     </w:p>
     <w:p>
       <w:pPr>
-        <w:spacing w:line="336" w:lineRule="auto" w:after="180"/>
-      </w:pPr>
-      <w:r>
-        <w:rPr>
-          <w:b w:val="0"/>
-        </w:rPr>
-        <w:t xml:space="preserve">Use the weekly teacher answer for topic-specific reasoning. A saved progress tick is an activity record; judge mastery from the learner’s explanation and </w:t>
-      </w:r>
-      <w:r>
-        <w:rPr>
-          <w:b/>
-        </w:rPr>
-        <w:t>evidence</w:t>
-      </w:r>
-      <w:r>
-        <w:rPr>
-          <w:b w:val="0"/>
-        </w:rPr>
-        <w:t>.</w:t>
+        <w:pStyle w:val="Heading1"/>
+      </w:pPr>
+      <w:r>
+        <w:t>08. Reference · Feedback and evidence records</w:t>
       </w:r>
     </w:p>
     <w:p>
-      <w:pPr>
-        <w:pStyle w:val="Heading1"/>
-      </w:pPr>
-      <w:r>
-        <w:t>08. Use feedback, labs and repair paths</w:t>
+      <w:r>
+        <w:t>Keep individual first attempts separate from supported rehearsal.</w:t>
       </w:r>
     </w:p>
     <w:p>
-      <w:r>
-        <w:t>Use feedback, earlier review and portfolios purposefully. Apply the coding routine only when this lesson has an executable lab.</w:t>
+      <w:pPr>
+        <w:pStyle w:val="Heading2"/>
+      </w:pPr>
+      <w:r>
+        <w:t>Feedback and repair</w:t>
       </w:r>
     </w:p>
     <w:p>
@@ -5143,40 +5511,17 @@
         <w:pStyle w:val="Heading1"/>
       </w:pPr>
       <w:r>
-        <w:t>09. Visual concept journey</w:t>
+        <w:t>09. Reference · Teach with the six pictures</w:t>
       </w:r>
     </w:p>
     <w:p>
       <w:r>
-        <w:t>Show one Loops and trace tables graphic at a time, request a prediction and discuss its trace before the independent assessment.</w:t>
+        <w:t>Use the relevant picture for a specific reasoning move.</w:t>
       </w:r>
     </w:p>
     <w:p>
       <w:pPr>
-        <w:spacing w:line="336" w:lineRule="auto" w:after="180"/>
-      </w:pPr>
-      <w:r>
-        <w:rPr>
-          <w:b w:val="0"/>
-        </w:rPr>
-        <w:t xml:space="preserve">Use one picture at a time. Hide a worked result before asking for a </w:t>
-      </w:r>
-      <w:r>
-        <w:rPr>
-          <w:b/>
-        </w:rPr>
-        <w:t>prediction</w:t>
-      </w:r>
-      <w:r>
-        <w:rPr>
-          <w:b w:val="0"/>
-        </w:rPr>
-        <w:t>, then reveal it for feedback. These are supported teaching cases; retain the separate independent assessment for a fresh first attempt.</w:t>
-      </w:r>
-    </w:p>
-    <w:p>
-      <w:pPr>
-        <w:pStyle w:val="Heading3"/>
+        <w:pStyle w:val="Heading2"/>
       </w:pPr>
       <w:r>
         <w:t>01. Loops and trace tables: the case</w:t>
@@ -5187,7 +5532,7 @@
         <w:drawing>
           <wp:inline xmlns:a="http://schemas.openxmlformats.org/drawingml/2006/main" xmlns:pic="http://schemas.openxmlformats.org/drawingml/2006/picture">
             <wp:extent cx="5486400" cy="2834640"/>
-            <wp:docPr id="3" name="Picture 3" descr="Accumulate a short range. A running total adds the integers visited by range(1,5). Supplied facts: Python 3: total=0; for value in range(1,5): total+=value; print(total). The print is after the loop."/>
+            <wp:docPr id="4" name="Picture 4" descr="Accumulate a short range. A running total adds the integers visited by range(1,5). Supplied facts: Python 3: total=0; for value in range(1,5): total+=value; print(total). The print is after the loop."/>
             <wp:cNvGraphicFramePr>
               <a:graphicFrameLocks noChangeAspect="1"/>
             </wp:cNvGraphicFramePr>
@@ -5199,7 +5544,7 @@
                     <pic:cNvPicPr/>
                   </pic:nvPicPr>
                   <pic:blipFill>
-                    <a:blip r:embed="rId11"/>
+                    <a:blip r:embed="rId12"/>
                     <a:stretch>
                       <a:fillRect/>
                     </a:stretch>
@@ -5244,7 +5589,6 @@
     <w:p>
       <w:pPr>
         <w:spacing w:line="336" w:lineRule="auto" w:after="180"/>
-        <w:shd w:fill="F5F1FB"/>
       </w:pPr>
       <w:r>
         <w:rPr>
@@ -5255,27 +5599,18 @@
     </w:p>
     <w:p>
       <w:pPr>
-        <w:pStyle w:val="Heading3"/>
-      </w:pPr>
-      <w:r>
-        <w:t>Discuss while showing the picture</w:t>
+        <w:spacing w:line="336" w:lineRule="auto" w:after="180"/>
+      </w:pPr>
+      <w:r>
+        <w:rPr>
+          <w:b w:val="0"/>
+        </w:rPr>
+        <w:t>Teacher prompt: Point to the given fact that matters most. Explain why it matters. Ask learners to describe one label or arrow in ordinary words. Use the adjacent transcript if the image is difficult to see.</w:t>
       </w:r>
     </w:p>
     <w:p>
       <w:pPr>
-        <w:spacing w:line="336" w:lineRule="auto" w:after="180"/>
-        <w:shd w:fill="F1F6F8"/>
-      </w:pPr>
-      <w:r>
-        <w:rPr>
-          <w:b w:val="0"/>
-        </w:rPr>
-        <w:t>Teacher prompt: Point to the given fact that matters most. Explain why it matters. Ask learners to describe one label or arrow in ordinary words. Use the adjacent transcript if the image is difficult to see.</w:t>
-      </w:r>
-    </w:p>
-    <w:p>
-      <w:pPr>
-        <w:pStyle w:val="Heading3"/>
+        <w:pStyle w:val="Heading2"/>
       </w:pPr>
       <w:r>
         <w:t>02. Follow the deciding steps</w:t>
@@ -5286,7 +5621,7 @@
         <w:drawing>
           <wp:inline xmlns:a="http://schemas.openxmlformats.org/drawingml/2006/main" xmlns:pic="http://schemas.openxmlformats.org/drawingml/2006/picture">
             <wp:extent cx="5486400" cy="3182112"/>
-            <wp:docPr id="4" name="Picture 4" descr="Visit the range: Values are 1,2,3,4; the stop value 5 is excluded. → Trace running total: Totals after each addition are 1,3,6,10. → Print after the loop: The final displayed value is 10."/>
+            <wp:docPr id="5" name="Picture 5" descr="Visit the range: Values are 1,2,3,4; the stop value 5 is excluded. → Trace running total: Totals after each addition are 1,3,6,10. → Print after the loop: The final displayed value is 10."/>
             <wp:cNvGraphicFramePr>
               <a:graphicFrameLocks noChangeAspect="1"/>
             </wp:cNvGraphicFramePr>
@@ -5298,7 +5633,7 @@
                     <pic:cNvPicPr/>
                   </pic:nvPicPr>
                   <pic:blipFill>
-                    <a:blip r:embed="rId12"/>
+                    <a:blip r:embed="rId9"/>
                     <a:stretch>
                       <a:fillRect/>
                     </a:stretch>
@@ -5343,7 +5678,6 @@
     <w:p>
       <w:pPr>
         <w:spacing w:line="336" w:lineRule="auto" w:after="180"/>
-        <w:shd w:fill="F5F1FB"/>
       </w:pPr>
       <w:r>
         <w:rPr>
@@ -5366,39 +5700,30 @@
     </w:p>
     <w:p>
       <w:pPr>
-        <w:pStyle w:val="Heading3"/>
-      </w:pPr>
-      <w:r>
-        <w:t>Discuss while showing the picture</w:t>
+        <w:spacing w:line="336" w:lineRule="auto" w:after="180"/>
+      </w:pPr>
+      <w:r>
+        <w:rPr>
+          <w:b w:val="0"/>
+        </w:rPr>
+        <w:t xml:space="preserve">Teacher prompt: Point to each numbered stage and explain which recorded </w:t>
+      </w:r>
+      <w:r>
+        <w:rPr>
+          <w:b/>
+        </w:rPr>
+        <w:t>input</w:t>
+      </w:r>
+      <w:r>
+        <w:rPr>
+          <w:b w:val="0"/>
+        </w:rPr>
+        <w:t xml:space="preserve"> it uses. Ask learners to describe one label or arrow in ordinary words. Use the adjacent transcript if the image is difficult to see.</w:t>
       </w:r>
     </w:p>
     <w:p>
       <w:pPr>
-        <w:spacing w:line="336" w:lineRule="auto" w:after="180"/>
-        <w:shd w:fill="F1F6F8"/>
-      </w:pPr>
-      <w:r>
-        <w:rPr>
-          <w:b w:val="0"/>
-        </w:rPr>
-        <w:t xml:space="preserve">Teacher prompt: Point to each numbered stage and explain which recorded </w:t>
-      </w:r>
-      <w:r>
-        <w:rPr>
-          <w:b/>
-        </w:rPr>
-        <w:t>input</w:t>
-      </w:r>
-      <w:r>
-        <w:rPr>
-          <w:b w:val="0"/>
-        </w:rPr>
-        <w:t xml:space="preserve"> it uses. Ask learners to describe one label or arrow in ordinary words. Use the adjacent transcript if the image is difficult to see.</w:t>
-      </w:r>
-    </w:p>
-    <w:p>
-      <w:pPr>
-        <w:pStyle w:val="Heading3"/>
+        <w:pStyle w:val="Heading2"/>
       </w:pPr>
       <w:r>
         <w:t>03. Running total after each visited value</w:t>
@@ -5409,7 +5734,7 @@
         <w:drawing>
           <wp:inline xmlns:a="http://schemas.openxmlformats.org/drawingml/2006/main" xmlns:pic="http://schemas.openxmlformats.org/drawingml/2006/picture">
             <wp:extent cx="5486400" cy="3938016"/>
-            <wp:docPr id="5" name="Picture 5" descr="Running total after each visited value. Visit 1: Current value = 1, Running total = 1. Visit 2: Current value = 2, Running total = 3. Visit 3: Current value = 3, Running total = 6. Visit 4: Current value = 4, Running total = 10."/>
+            <wp:docPr id="6" name="Picture 6" descr="Running total after each visited value. Visit 1: Current value = 1, Running total = 1. Visit 2: Current value = 2, Running total = 3. Visit 3: Current value = 3, Running total = 6. Visit 4: Current value = 4, Running total = 10."/>
             <wp:cNvGraphicFramePr>
               <a:graphicFrameLocks noChangeAspect="1"/>
             </wp:cNvGraphicFramePr>
@@ -5465,7 +5790,6 @@
     <w:p>
       <w:pPr>
         <w:spacing w:line="336" w:lineRule="auto" w:after="180"/>
-        <w:shd w:fill="F5F1FB"/>
       </w:pPr>
       <w:r>
         <w:rPr>
@@ -5476,39 +5800,29 @@
     </w:p>
     <w:p>
       <w:pPr>
-        <w:pStyle w:val="Heading3"/>
-      </w:pPr>
-      <w:r>
-        <w:t>Discuss while showing the picture</w:t>
+        <w:spacing w:line="336" w:lineRule="auto" w:after="180"/>
+      </w:pPr>
+      <w:r>
+        <w:rPr>
+          <w:b w:val="0"/>
+        </w:rPr>
+        <w:t>Teacher prompt: Read the labels and values. Explain the relationship the model shows. Ask learners to describe one label or arrow in ordinary words. Use the adjacent transcript if the image is difficult to see.</w:t>
       </w:r>
     </w:p>
     <w:p>
       <w:pPr>
         <w:spacing w:line="336" w:lineRule="auto" w:after="180"/>
-        <w:shd w:fill="F1F6F8"/>
       </w:pPr>
       <w:r>
         <w:rPr>
           <w:b w:val="0"/>
         </w:rPr>
-        <w:t>Teacher prompt: Read the labels and values. Explain the relationship the model shows. Ask learners to describe one label or arrow in ordinary words. Use the adjacent transcript if the image is difficult to see.</w:t>
+        <w:t>Check row/column meanings, units and denominators before discussing a difference. Supplied toy values are not real class or model results.</w:t>
       </w:r>
     </w:p>
     <w:p>
       <w:pPr>
-        <w:spacing w:line="336" w:lineRule="auto" w:after="180"/>
-        <w:shd w:fill="F1F6F8"/>
-      </w:pPr>
-      <w:r>
-        <w:rPr>
-          <w:b w:val="0"/>
-        </w:rPr>
-        <w:t>Check row/column meanings, units and denominators before discussing a difference. Supplied toy values are not real class or model results.</w:t>
-      </w:r>
-    </w:p>
-    <w:p>
-      <w:pPr>
-        <w:pStyle w:val="Heading3"/>
+        <w:pStyle w:val="Heading2"/>
       </w:pPr>
       <w:r>
         <w:t>04. Change one thing. Trace what follows.</w:t>
@@ -5519,7 +5833,7 @@
         <w:drawing>
           <wp:inline xmlns:a="http://schemas.openxmlformats.org/drawingml/2006/main" xmlns:pic="http://schemas.openxmlformats.org/drawingml/2006/picture">
             <wp:extent cx="5486400" cy="3026664"/>
-            <wp:docPr id="6" name="Picture 6" descr="Original case: The final displayed value is 10. Changed condition: Replace range(1,5) with range(1,1). Expected result: No values are visited and the final output is 0. Reason: The accumulator starts at zero and an empty loop never changes it."/>
+            <wp:docPr id="7" name="Picture 7" descr="Original case: The final displayed value is 10. Changed condition: Replace range(1,5) with range(1,1). Expected result: No values are visited and the final output is 0. Reason: The accumulator starts at zero and an empty loop never changes it."/>
             <wp:cNvGraphicFramePr>
               <a:graphicFrameLocks noChangeAspect="1"/>
             </wp:cNvGraphicFramePr>
@@ -5611,7 +5925,6 @@
     <w:p>
       <w:pPr>
         <w:spacing w:line="336" w:lineRule="auto" w:after="180"/>
-        <w:shd w:fill="F5F1FB"/>
       </w:pPr>
       <w:r>
         <w:rPr>
@@ -5622,63 +5935,53 @@
     </w:p>
     <w:p>
       <w:pPr>
-        <w:pStyle w:val="Heading3"/>
-      </w:pPr>
-      <w:r>
-        <w:t>Discuss while showing the picture</w:t>
+        <w:spacing w:line="336" w:lineRule="auto" w:after="180"/>
+      </w:pPr>
+      <w:r>
+        <w:rPr>
+          <w:b w:val="0"/>
+        </w:rPr>
+        <w:t>Teacher prompt: Predict before checking the worked changed-case result. Name what changed and what the supplied facts allow you to conclude. Ask learners to describe one label or arrow in ordinary words.</w:t>
       </w:r>
     </w:p>
     <w:p>
       <w:pPr>
         <w:spacing w:line="336" w:lineRule="auto" w:after="180"/>
-        <w:shd w:fill="F1F6F8"/>
       </w:pPr>
       <w:r>
         <w:rPr>
           <w:b w:val="0"/>
         </w:rPr>
-        <w:t>Teacher prompt: Predict before checking the worked changed-case result. Name what changed and what the supplied facts allow you to conclude. Ask learners to describe one label or arrow in ordinary words.</w:t>
+        <w:t xml:space="preserve">Use the adjacent transcript if the image is difficult to see. Changed-case reasoning: The </w:t>
+      </w:r>
+      <w:r>
+        <w:rPr>
+          <w:b/>
+        </w:rPr>
+        <w:t>accumulator</w:t>
+      </w:r>
+      <w:r>
+        <w:rPr>
+          <w:b w:val="0"/>
+        </w:rPr>
+        <w:t xml:space="preserve"> starts at zero and an empty </w:t>
+      </w:r>
+      <w:r>
+        <w:rPr>
+          <w:b/>
+        </w:rPr>
+        <w:t>loop</w:t>
+      </w:r>
+      <w:r>
+        <w:rPr>
+          <w:b w:val="0"/>
+        </w:rPr>
+        <w:t xml:space="preserve"> never changes it.</w:t>
       </w:r>
     </w:p>
     <w:p>
       <w:pPr>
-        <w:spacing w:line="336" w:lineRule="auto" w:after="180"/>
-        <w:shd w:fill="F1F6F8"/>
-      </w:pPr>
-      <w:r>
-        <w:rPr>
-          <w:b w:val="0"/>
-        </w:rPr>
-        <w:t xml:space="preserve">Use the adjacent transcript if the image is difficult to see. Changed-case reasoning: The </w:t>
-      </w:r>
-      <w:r>
-        <w:rPr>
-          <w:b/>
-        </w:rPr>
-        <w:t>accumulator</w:t>
-      </w:r>
-      <w:r>
-        <w:rPr>
-          <w:b w:val="0"/>
-        </w:rPr>
-        <w:t xml:space="preserve"> starts at zero and an empty </w:t>
-      </w:r>
-      <w:r>
-        <w:rPr>
-          <w:b/>
-        </w:rPr>
-        <w:t>loop</w:t>
-      </w:r>
-      <w:r>
-        <w:rPr>
-          <w:b w:val="0"/>
-        </w:rPr>
-        <w:t xml:space="preserve"> never changes it.</w:t>
-      </w:r>
-    </w:p>
-    <w:p>
-      <w:pPr>
-        <w:pStyle w:val="Heading3"/>
+        <w:pStyle w:val="Heading2"/>
       </w:pPr>
       <w:r>
         <w:t>05. Connect the explanation to its limit</w:t>
@@ -5689,7 +5992,7 @@
         <w:drawing>
           <wp:inline xmlns:a="http://schemas.openxmlformats.org/drawingml/2006/main" xmlns:pic="http://schemas.openxmlformats.org/drawingml/2006/picture">
             <wp:extent cx="5486400" cy="2834640"/>
-            <wp:docPr id="7" name="Picture 7" descr="A loop repeats an operation for each visited value. A trace table distinguishes the current value from the accumulator; the range stop is not included. Limit: This bounded loop does not train an AI model; other loop conditions may require separate termination checks."/>
+            <wp:docPr id="8" name="Picture 8" descr="A loop repeats an operation for each visited value. A trace table distinguishes the current value from the accumulator; the range stop is not included. Limit: This bounded loop does not train an AI model; other loop conditions may require separate termination checks."/>
             <wp:cNvGraphicFramePr>
               <a:graphicFrameLocks noChangeAspect="1"/>
             </wp:cNvGraphicFramePr>
@@ -5805,7 +6108,6 @@
     <w:p>
       <w:pPr>
         <w:spacing w:line="336" w:lineRule="auto" w:after="180"/>
-        <w:shd w:fill="F5F1FB"/>
       </w:pPr>
       <w:r>
         <w:rPr>
@@ -5816,63 +6118,53 @@
     </w:p>
     <w:p>
       <w:pPr>
-        <w:pStyle w:val="Heading3"/>
-      </w:pPr>
-      <w:r>
-        <w:t>Discuss while showing the picture</w:t>
+        <w:spacing w:line="336" w:lineRule="auto" w:after="180"/>
+      </w:pPr>
+      <w:r>
+        <w:rPr>
+          <w:b w:val="0"/>
+        </w:rPr>
+        <w:t>Teacher prompt: Explain the case, then point to a limit on the claim. Ask learners to describe one label or arrow in ordinary words. Use the adjacent transcript if the image is difficult to see.</w:t>
       </w:r>
     </w:p>
     <w:p>
       <w:pPr>
         <w:spacing w:line="336" w:lineRule="auto" w:after="180"/>
-        <w:shd w:fill="F1F6F8"/>
       </w:pPr>
       <w:r>
         <w:rPr>
           <w:b w:val="0"/>
         </w:rPr>
-        <w:t>Teacher prompt: Explain the case, then point to a limit on the claim. Ask learners to describe one label or arrow in ordinary words. Use the adjacent transcript if the image is difficult to see.</w:t>
+        <w:t xml:space="preserve">Keep the stated scope: This bounded </w:t>
+      </w:r>
+      <w:r>
+        <w:rPr>
+          <w:b/>
+        </w:rPr>
+        <w:t>loop</w:t>
+      </w:r>
+      <w:r>
+        <w:rPr>
+          <w:b w:val="0"/>
+        </w:rPr>
+        <w:t xml:space="preserve"> does not train an AI model; other </w:t>
+      </w:r>
+      <w:r>
+        <w:rPr>
+          <w:b/>
+        </w:rPr>
+        <w:t>loop</w:t>
+      </w:r>
+      <w:r>
+        <w:rPr>
+          <w:b w:val="0"/>
+        </w:rPr>
+        <w:t xml:space="preserve"> conditions may require separate termination checks.</w:t>
       </w:r>
     </w:p>
     <w:p>
       <w:pPr>
-        <w:spacing w:line="336" w:lineRule="auto" w:after="180"/>
-        <w:shd w:fill="F1F6F8"/>
-      </w:pPr>
-      <w:r>
-        <w:rPr>
-          <w:b w:val="0"/>
-        </w:rPr>
-        <w:t xml:space="preserve">Keep the stated scope: This bounded </w:t>
-      </w:r>
-      <w:r>
-        <w:rPr>
-          <w:b/>
-        </w:rPr>
-        <w:t>loop</w:t>
-      </w:r>
-      <w:r>
-        <w:rPr>
-          <w:b w:val="0"/>
-        </w:rPr>
-        <w:t xml:space="preserve"> does not train an AI model; other </w:t>
-      </w:r>
-      <w:r>
-        <w:rPr>
-          <w:b/>
-        </w:rPr>
-        <w:t>loop</w:t>
-      </w:r>
-      <w:r>
-        <w:rPr>
-          <w:b w:val="0"/>
-        </w:rPr>
-        <w:t xml:space="preserve"> conditions may require separate termination checks.</w:t>
-      </w:r>
-    </w:p>
-    <w:p>
-      <w:pPr>
-        <w:pStyle w:val="Heading3"/>
+        <w:pStyle w:val="Heading2"/>
       </w:pPr>
       <w:r>
         <w:t>06. Make the idea visible in your project</w:t>
@@ -5883,7 +6175,7 @@
         <w:drawing>
           <wp:inline xmlns:a="http://schemas.openxmlformats.org/drawingml/2006/main" xmlns:pic="http://schemas.openxmlformats.org/drawingml/2006/picture">
             <wp:extent cx="5486400" cy="3681984"/>
-            <wp:docPr id="8" name="Picture 8" descr="For Python readiness before the Responsible Plant Classifier, retain a trace of the values, the predicted outputs and the changed-case explanation. Use actual Python 3 results to check the prediction after reasoning first. Draw your input, deciding step, result and limit. Supported question: List the four visited values and their running totals. Explain why 5 is absent and what prints for range(1,1)."/>
+            <wp:docPr id="9" name="Picture 9" descr="For Python readiness before the Responsible Plant Classifier, retain a trace of the values, the predicted outputs and the changed-case explanation. Use actual Python 3 results to check the prediction after reasoning first. Draw your input, deciding step, result and limit. Supported question: List the four visited values and their running totals. Explain why 5 is absent and what prints for range(1,1)."/>
             <wp:cNvGraphicFramePr>
               <a:graphicFrameLocks noChangeAspect="1"/>
             </wp:cNvGraphicFramePr>
@@ -5975,7 +6267,6 @@
     <w:p>
       <w:pPr>
         <w:spacing w:line="336" w:lineRule="auto" w:after="180"/>
-        <w:shd w:fill="F5F1FB"/>
       </w:pPr>
       <w:r>
         <w:rPr>
@@ -5998,46 +6289,115 @@
     </w:p>
     <w:p>
       <w:pPr>
-        <w:pStyle w:val="Heading3"/>
-      </w:pPr>
-      <w:r>
-        <w:t>Discuss while showing the picture</w:t>
+        <w:spacing w:line="336" w:lineRule="auto" w:after="180"/>
+      </w:pPr>
+      <w:r>
+        <w:rPr>
+          <w:b w:val="0"/>
+        </w:rPr>
+        <w:t xml:space="preserve">Teacher prompt: Draw your project trace and justify the deciding step using </w:t>
+      </w:r>
+      <w:r>
+        <w:rPr>
+          <w:b/>
+        </w:rPr>
+        <w:t>evidence</w:t>
+      </w:r>
+      <w:r>
+        <w:rPr>
+          <w:b w:val="0"/>
+        </w:rPr>
+        <w:t>. Ask learners to describe one label or arrow in ordinary words. Use the adjacent transcript if the image is difficult to see.</w:t>
       </w:r>
     </w:p>
     <w:p>
       <w:pPr>
         <w:spacing w:line="336" w:lineRule="auto" w:after="180"/>
-        <w:shd w:fill="F1F6F8"/>
       </w:pPr>
       <w:r>
         <w:rPr>
           <w:b w:val="0"/>
         </w:rPr>
-        <w:t xml:space="preserve">Teacher prompt: Draw your project trace and justify the deciding step using </w:t>
-      </w:r>
-      <w:r>
-        <w:rPr>
-          <w:b/>
-        </w:rPr>
-        <w:t>evidence</w:t>
-      </w:r>
-      <w:r>
-        <w:rPr>
-          <w:b w:val="0"/>
-        </w:rPr>
-        <w:t>. Ask learners to describe one label or arrow in ordinary words. Use the adjacent transcript if the image is difficult to see.</w:t>
+        <w:t>Supported practice key: The visits are 1,2,3,4 and totals are 1,3,6,10. The stop is exclusive. An empty range leaves total at its initial 0.</w:t>
       </w:r>
     </w:p>
     <w:p>
       <w:pPr>
+        <w:pStyle w:val="Heading2"/>
+      </w:pPr>
+      <w:r>
+        <w:t>Earlier wording, alternatives and picture transcripts · reference / check after trying</w:t>
+      </w:r>
+    </w:p>
+    <w:p>
+      <w:pPr>
         <w:spacing w:line="336" w:lineRule="auto" w:after="180"/>
-        <w:shd w:fill="F1F6F8"/>
       </w:pPr>
       <w:r>
         <w:rPr>
           <w:b w:val="0"/>
         </w:rPr>
-        <w:t>Supported practice key: The visits are 1,2,3,4 and totals are 1,3,6,10. The stop is exclusive. An empty range leaves total at its initial 0.</w:t>
+        <w:t xml:space="preserve">Use one picture at a time. Hide a worked result before asking for a </w:t>
+      </w:r>
+      <w:r>
+        <w:rPr>
+          <w:b/>
+        </w:rPr>
+        <w:t>prediction</w:t>
+      </w:r>
+      <w:r>
+        <w:rPr>
+          <w:b w:val="0"/>
+        </w:rPr>
+        <w:t>, then reveal it for feedback. These are supported teaching cases; retain the separate independent assessment for a fresh first attempt.</w:t>
+      </w:r>
+    </w:p>
+    <w:p>
+      <w:pPr>
+        <w:pStyle w:val="Heading3"/>
+      </w:pPr>
+      <w:r>
+        <w:t>01. Loops and trace tables: the case</w:t>
+      </w:r>
+    </w:p>
+    <w:p>
+      <w:pPr>
+        <w:pStyle w:val="Heading3"/>
+      </w:pPr>
+      <w:r>
+        <w:t>02. Follow the deciding steps</w:t>
+      </w:r>
+    </w:p>
+    <w:p>
+      <w:pPr>
+        <w:pStyle w:val="Heading3"/>
+      </w:pPr>
+      <w:r>
+        <w:t>03. Running total after each visited value</w:t>
+      </w:r>
+    </w:p>
+    <w:p>
+      <w:pPr>
+        <w:pStyle w:val="Heading3"/>
+      </w:pPr>
+      <w:r>
+        <w:t>04. Change one thing. Trace what follows.</w:t>
+      </w:r>
+    </w:p>
+    <w:p>
+      <w:pPr>
+        <w:pStyle w:val="Heading3"/>
+      </w:pPr>
+      <w:r>
+        <w:t>05. Connect the explanation to its limit</w:t>
+      </w:r>
+    </w:p>
+    <w:p>
+      <w:pPr>
+        <w:pStyle w:val="Heading3"/>
+      </w:pPr>
+      <w:r>
+        <w:t>06. Make the idea visible in your project</w:t>
       </w:r>
     </w:p>
     <w:sectPr>
